--- a/task/java/java2_7장_상속_개념확인.docx
+++ b/task/java/java2_7장_상속_개념확인.docx
@@ -104,7 +104,6 @@
                 <w:szCs w:val="20"/>
               </w:rPr>
             </w:pPr>
-            <w:proofErr w:type="gramStart"/>
             <w:r>
               <w:rPr>
                 <w:rFonts w:asciiTheme="minorEastAsia" w:hAnsiTheme="minorEastAsia" w:hint="eastAsia"/>
@@ -112,7 +111,6 @@
               </w:rPr>
               <w:t>학번 :</w:t>
             </w:r>
-            <w:proofErr w:type="gramEnd"/>
             <w:r>
               <w:rPr>
                 <w:rFonts w:asciiTheme="minorEastAsia" w:hAnsiTheme="minorEastAsia" w:hint="eastAsia"/>
@@ -140,7 +138,6 @@
                 <w:szCs w:val="20"/>
               </w:rPr>
             </w:pPr>
-            <w:proofErr w:type="gramStart"/>
             <w:r>
               <w:rPr>
                 <w:rFonts w:asciiTheme="minorEastAsia" w:hAnsiTheme="minorEastAsia" w:hint="eastAsia"/>
@@ -148,7 +145,6 @@
               </w:rPr>
               <w:t>이름 :</w:t>
             </w:r>
-            <w:proofErr w:type="gramEnd"/>
             <w:r>
               <w:rPr>
                 <w:rFonts w:asciiTheme="minorEastAsia" w:hAnsiTheme="minorEastAsia" w:hint="eastAsia"/>
@@ -382,19 +378,11 @@
           <w:rFonts w:asciiTheme="minorEastAsia" w:eastAsiaTheme="minorEastAsia" w:hAnsiTheme="minorEastAsia"/>
         </w:rPr>
       </w:pPr>
-      <w:proofErr w:type="gramStart"/>
       <w:r>
         <w:rPr>
           <w:rFonts w:asciiTheme="minorEastAsia" w:eastAsiaTheme="minorEastAsia" w:hAnsiTheme="minorEastAsia" w:hint="eastAsia"/>
         </w:rPr>
-        <w:t>클래스:상속</w:t>
-      </w:r>
-      <w:proofErr w:type="gramEnd"/>
-      <w:r>
-        <w:rPr>
-          <w:rFonts w:asciiTheme="minorEastAsia" w:eastAsiaTheme="minorEastAsia" w:hAnsiTheme="minorEastAsia" w:hint="eastAsia"/>
-        </w:rPr>
-        <w:t xml:space="preserve"> 금지, 필드: 수정 금지, 메소드: 재정의 금지</w:t>
+        <w:t>클래스:상속 금지, 필드: 수정 금지, 메소드: 재정의 금지</w:t>
       </w:r>
     </w:p>
     <w:p>
@@ -522,8 +510,6 @@
           <w:rFonts w:asciiTheme="minorEastAsia" w:eastAsiaTheme="minorEastAsia" w:hAnsiTheme="minorEastAsia"/>
         </w:rPr>
       </w:pPr>
-      <w:proofErr w:type="spellStart"/>
-      <w:proofErr w:type="gramStart"/>
       <w:r>
         <w:rPr>
           <w:rFonts w:asciiTheme="minorEastAsia" w:eastAsiaTheme="minorEastAsia" w:hAnsiTheme="minorEastAsia"/>
@@ -536,8 +522,6 @@
         </w:rPr>
         <w:t>nstanceof</w:t>
       </w:r>
-      <w:proofErr w:type="spellEnd"/>
-      <w:proofErr w:type="gramEnd"/>
     </w:p>
     <w:p>
       <w:pPr>
@@ -636,7 +620,6 @@
         </w:rPr>
         <w:t xml:space="preserve">다음 프로그램의 출력을 </w:t>
       </w:r>
-      <w:proofErr w:type="spellStart"/>
       <w:r>
         <w:rPr>
           <w:rFonts w:asciiTheme="minorEastAsia" w:hAnsiTheme="minorEastAsia" w:cs="굴림" w:hint="eastAsia"/>
@@ -646,7 +629,6 @@
         </w:rPr>
         <w:t>제시하시오</w:t>
       </w:r>
-      <w:proofErr w:type="spellEnd"/>
       <w:r>
         <w:rPr>
           <w:rFonts w:asciiTheme="minorEastAsia" w:hAnsiTheme="minorEastAsia" w:cs="굴림"/>
@@ -707,19 +689,8 @@
           <w:kern w:val="0"/>
           <w:szCs w:val="20"/>
         </w:rPr>
-        <w:t xml:space="preserve">String </w:t>
-      </w:r>
-      <w:proofErr w:type="gramStart"/>
-      <w:r>
-        <w:rPr>
-          <w:rFonts w:asciiTheme="minorEastAsia" w:hAnsiTheme="minorEastAsia" w:cs="굴림"/>
-          <w:color w:val="000000"/>
-          <w:kern w:val="0"/>
-          <w:szCs w:val="20"/>
-        </w:rPr>
-        <w:t>name;</w:t>
-      </w:r>
-      <w:proofErr w:type="gramEnd"/>
+        <w:t>String name;</w:t>
+      </w:r>
     </w:p>
     <w:p>
       <w:pPr>
@@ -743,27 +714,7 @@
           <w:kern w:val="0"/>
           <w:szCs w:val="20"/>
         </w:rPr>
-        <w:t xml:space="preserve">public </w:t>
-      </w:r>
-      <w:proofErr w:type="gramStart"/>
-      <w:r>
-        <w:rPr>
-          <w:rFonts w:asciiTheme="minorEastAsia" w:hAnsiTheme="minorEastAsia" w:cs="굴림"/>
-          <w:color w:val="000000"/>
-          <w:kern w:val="0"/>
-          <w:szCs w:val="20"/>
-        </w:rPr>
-        <w:t>Animal(</w:t>
-      </w:r>
-      <w:proofErr w:type="gramEnd"/>
-      <w:r>
-        <w:rPr>
-          <w:rFonts w:asciiTheme="minorEastAsia" w:hAnsiTheme="minorEastAsia" w:cs="굴림"/>
-          <w:color w:val="000000"/>
-          <w:kern w:val="0"/>
-          <w:szCs w:val="20"/>
-        </w:rPr>
-        <w:t>) {</w:t>
+        <w:t>public Animal() {</w:t>
       </w:r>
     </w:p>
     <w:p>
@@ -788,19 +739,8 @@
           <w:kern w:val="0"/>
           <w:szCs w:val="20"/>
         </w:rPr>
-        <w:t>name = "UNKNOWN</w:t>
-      </w:r>
-      <w:proofErr w:type="gramStart"/>
-      <w:r>
-        <w:rPr>
-          <w:rFonts w:asciiTheme="minorEastAsia" w:hAnsiTheme="minorEastAsia" w:cs="굴림"/>
-          <w:color w:val="000000"/>
-          <w:kern w:val="0"/>
-          <w:szCs w:val="20"/>
-        </w:rPr>
-        <w:t>";</w:t>
-      </w:r>
-      <w:proofErr w:type="gramEnd"/>
+        <w:t>name = "UNKNOWN";</w:t>
+      </w:r>
     </w:p>
     <w:p>
       <w:pPr>
@@ -817,25 +757,14 @@
           <w:szCs w:val="20"/>
         </w:rPr>
       </w:pPr>
-      <w:proofErr w:type="spellStart"/>
-      <w:r>
-        <w:rPr>
-          <w:rFonts w:asciiTheme="minorEastAsia" w:hAnsiTheme="minorEastAsia" w:cs="굴림"/>
-          <w:color w:val="000000"/>
-          <w:kern w:val="0"/>
-          <w:szCs w:val="20"/>
-        </w:rPr>
-        <w:t>System.out.println</w:t>
-      </w:r>
-      <w:proofErr w:type="spellEnd"/>
-      <w:r>
-        <w:rPr>
-          <w:rFonts w:asciiTheme="minorEastAsia" w:hAnsiTheme="minorEastAsia" w:cs="굴림"/>
-          <w:color w:val="000000"/>
-          <w:kern w:val="0"/>
-          <w:szCs w:val="20"/>
-        </w:rPr>
-        <w:t>("</w:t>
+      <w:r>
+        <w:rPr>
+          <w:rFonts w:asciiTheme="minorEastAsia" w:hAnsiTheme="minorEastAsia" w:cs="굴림"/>
+          <w:color w:val="000000"/>
+          <w:kern w:val="0"/>
+          <w:szCs w:val="20"/>
+        </w:rPr>
+        <w:t>System.out.println("</w:t>
       </w:r>
       <w:r>
         <w:rPr>
@@ -906,39 +835,8 @@
           <w:kern w:val="0"/>
           <w:szCs w:val="20"/>
         </w:rPr>
-        <w:t xml:space="preserve">public </w:t>
-      </w:r>
-      <w:proofErr w:type="gramStart"/>
-      <w:r>
-        <w:rPr>
-          <w:rFonts w:asciiTheme="minorEastAsia" w:hAnsiTheme="minorEastAsia" w:cs="굴림"/>
-          <w:color w:val="000000"/>
-          <w:kern w:val="0"/>
-          <w:szCs w:val="20"/>
-        </w:rPr>
-        <w:t>Animal(</w:t>
-      </w:r>
-      <w:proofErr w:type="gramEnd"/>
-      <w:r>
-        <w:rPr>
-          <w:rFonts w:asciiTheme="minorEastAsia" w:hAnsiTheme="minorEastAsia" w:cs="굴림"/>
-          <w:color w:val="000000"/>
-          <w:kern w:val="0"/>
-          <w:szCs w:val="20"/>
-        </w:rPr>
-        <w:t xml:space="preserve">String </w:t>
-      </w:r>
-      <w:proofErr w:type="gramStart"/>
-      <w:r>
-        <w:rPr>
-          <w:rFonts w:asciiTheme="minorEastAsia" w:hAnsiTheme="minorEastAsia" w:cs="굴림"/>
-          <w:color w:val="000000"/>
-          <w:kern w:val="0"/>
-          <w:szCs w:val="20"/>
-        </w:rPr>
-        <w:t>name) {</w:t>
-      </w:r>
-      <w:proofErr w:type="gramEnd"/>
+        <w:t>public Animal(String name) {</w:t>
+      </w:r>
     </w:p>
     <w:p>
       <w:pPr>
@@ -962,19 +860,8 @@
           <w:kern w:val="0"/>
           <w:szCs w:val="20"/>
         </w:rPr>
-        <w:t xml:space="preserve">this.name = </w:t>
-      </w:r>
-      <w:proofErr w:type="gramStart"/>
-      <w:r>
-        <w:rPr>
-          <w:rFonts w:asciiTheme="minorEastAsia" w:hAnsiTheme="minorEastAsia" w:cs="굴림"/>
-          <w:color w:val="000000"/>
-          <w:kern w:val="0"/>
-          <w:szCs w:val="20"/>
-        </w:rPr>
-        <w:t>name;</w:t>
-      </w:r>
-      <w:proofErr w:type="gramEnd"/>
+        <w:t>this.name = name;</w:t>
+      </w:r>
     </w:p>
     <w:p>
       <w:pPr>
@@ -991,25 +878,14 @@
           <w:szCs w:val="20"/>
         </w:rPr>
       </w:pPr>
-      <w:proofErr w:type="spellStart"/>
-      <w:r>
-        <w:rPr>
-          <w:rFonts w:asciiTheme="minorEastAsia" w:hAnsiTheme="minorEastAsia" w:cs="굴림"/>
-          <w:color w:val="000000"/>
-          <w:kern w:val="0"/>
-          <w:szCs w:val="20"/>
-        </w:rPr>
-        <w:t>System.out.println</w:t>
-      </w:r>
-      <w:proofErr w:type="spellEnd"/>
-      <w:r>
-        <w:rPr>
-          <w:rFonts w:asciiTheme="minorEastAsia" w:hAnsiTheme="minorEastAsia" w:cs="굴림"/>
-          <w:color w:val="000000"/>
-          <w:kern w:val="0"/>
-          <w:szCs w:val="20"/>
-        </w:rPr>
-        <w:t>("</w:t>
+      <w:r>
+        <w:rPr>
+          <w:rFonts w:asciiTheme="minorEastAsia" w:hAnsiTheme="minorEastAsia" w:cs="굴림"/>
+          <w:color w:val="000000"/>
+          <w:kern w:val="0"/>
+          <w:szCs w:val="20"/>
+        </w:rPr>
+        <w:t>System.out.println("</w:t>
       </w:r>
       <w:r>
         <w:rPr>
@@ -1136,27 +1012,7 @@
           <w:kern w:val="0"/>
           <w:szCs w:val="20"/>
         </w:rPr>
-        <w:t xml:space="preserve">public </w:t>
-      </w:r>
-      <w:proofErr w:type="gramStart"/>
-      <w:r>
-        <w:rPr>
-          <w:rFonts w:asciiTheme="minorEastAsia" w:hAnsiTheme="minorEastAsia" w:cs="굴림"/>
-          <w:color w:val="000000"/>
-          <w:kern w:val="0"/>
-          <w:szCs w:val="20"/>
-        </w:rPr>
-        <w:t>Lion(</w:t>
-      </w:r>
-      <w:proofErr w:type="gramEnd"/>
-      <w:r>
-        <w:rPr>
-          <w:rFonts w:asciiTheme="minorEastAsia" w:hAnsiTheme="minorEastAsia" w:cs="굴림"/>
-          <w:color w:val="000000"/>
-          <w:kern w:val="0"/>
-          <w:szCs w:val="20"/>
-        </w:rPr>
-        <w:t xml:space="preserve">) { </w:t>
+        <w:t xml:space="preserve">public Lion() { </w:t>
       </w:r>
     </w:p>
     <w:p>
@@ -1177,25 +1033,14 @@
           <w:szCs w:val="20"/>
         </w:rPr>
       </w:pPr>
-      <w:proofErr w:type="spellStart"/>
-      <w:r>
-        <w:rPr>
-          <w:rFonts w:asciiTheme="minorEastAsia" w:hAnsiTheme="minorEastAsia" w:cs="굴림"/>
-          <w:color w:val="000000"/>
-          <w:kern w:val="0"/>
-          <w:szCs w:val="20"/>
-        </w:rPr>
-        <w:t>System.out.println</w:t>
-      </w:r>
-      <w:proofErr w:type="spellEnd"/>
-      <w:r>
-        <w:rPr>
-          <w:rFonts w:asciiTheme="minorEastAsia" w:hAnsiTheme="minorEastAsia" w:cs="굴림"/>
-          <w:color w:val="000000"/>
-          <w:kern w:val="0"/>
-          <w:szCs w:val="20"/>
-        </w:rPr>
-        <w:t>("</w:t>
+      <w:r>
+        <w:rPr>
+          <w:rFonts w:asciiTheme="minorEastAsia" w:hAnsiTheme="minorEastAsia" w:cs="굴림"/>
+          <w:color w:val="000000"/>
+          <w:kern w:val="0"/>
+          <w:szCs w:val="20"/>
+        </w:rPr>
+        <w:t>System.out.println("</w:t>
       </w:r>
       <w:r>
         <w:rPr>
@@ -1269,39 +1114,8 @@
           <w:kern w:val="0"/>
           <w:szCs w:val="20"/>
         </w:rPr>
-        <w:t xml:space="preserve">public </w:t>
-      </w:r>
-      <w:proofErr w:type="gramStart"/>
-      <w:r>
-        <w:rPr>
-          <w:rFonts w:asciiTheme="minorEastAsia" w:hAnsiTheme="minorEastAsia" w:cs="굴림"/>
-          <w:color w:val="000000"/>
-          <w:kern w:val="0"/>
-          <w:szCs w:val="20"/>
-        </w:rPr>
-        <w:t>Lion(</w:t>
-      </w:r>
-      <w:proofErr w:type="gramEnd"/>
-      <w:r>
-        <w:rPr>
-          <w:rFonts w:asciiTheme="minorEastAsia" w:hAnsiTheme="minorEastAsia" w:cs="굴림"/>
-          <w:color w:val="000000"/>
-          <w:kern w:val="0"/>
-          <w:szCs w:val="20"/>
-        </w:rPr>
-        <w:t xml:space="preserve">String </w:t>
-      </w:r>
-      <w:proofErr w:type="gramStart"/>
-      <w:r>
-        <w:rPr>
-          <w:rFonts w:asciiTheme="minorEastAsia" w:hAnsiTheme="minorEastAsia" w:cs="굴림"/>
-          <w:color w:val="000000"/>
-          <w:kern w:val="0"/>
-          <w:szCs w:val="20"/>
-        </w:rPr>
-        <w:t>name) {</w:t>
-      </w:r>
-      <w:proofErr w:type="gramEnd"/>
+        <w:t>public Lion(String name) {</w:t>
+      </w:r>
     </w:p>
     <w:p>
       <w:pPr>
@@ -1328,19 +1142,8 @@
           <w:kern w:val="0"/>
           <w:szCs w:val="20"/>
         </w:rPr>
-        <w:t>super(name</w:t>
-      </w:r>
-      <w:proofErr w:type="gramStart"/>
-      <w:r>
-        <w:rPr>
-          <w:rFonts w:asciiTheme="minorEastAsia" w:hAnsiTheme="minorEastAsia" w:cs="굴림"/>
-          <w:color w:val="000000"/>
-          <w:kern w:val="0"/>
-          <w:szCs w:val="20"/>
-        </w:rPr>
-        <w:t>);</w:t>
-      </w:r>
-      <w:proofErr w:type="gramEnd"/>
+        <w:t>super(name);</w:t>
+      </w:r>
     </w:p>
     <w:p>
       <w:pPr>
@@ -1360,25 +1163,14 @@
           <w:szCs w:val="20"/>
         </w:rPr>
       </w:pPr>
-      <w:proofErr w:type="spellStart"/>
-      <w:r>
-        <w:rPr>
-          <w:rFonts w:asciiTheme="minorEastAsia" w:hAnsiTheme="minorEastAsia" w:cs="굴림"/>
-          <w:color w:val="000000"/>
-          <w:kern w:val="0"/>
-          <w:szCs w:val="20"/>
-        </w:rPr>
-        <w:t>System.out.println</w:t>
-      </w:r>
-      <w:proofErr w:type="spellEnd"/>
-      <w:r>
-        <w:rPr>
-          <w:rFonts w:asciiTheme="minorEastAsia" w:hAnsiTheme="minorEastAsia" w:cs="굴림"/>
-          <w:color w:val="000000"/>
-          <w:kern w:val="0"/>
-          <w:szCs w:val="20"/>
-        </w:rPr>
-        <w:t>("</w:t>
+      <w:r>
+        <w:rPr>
+          <w:rFonts w:asciiTheme="minorEastAsia" w:hAnsiTheme="minorEastAsia" w:cs="굴림"/>
+          <w:color w:val="000000"/>
+          <w:kern w:val="0"/>
+          <w:szCs w:val="20"/>
+        </w:rPr>
+        <w:t>System.out.println("</w:t>
       </w:r>
       <w:r>
         <w:rPr>
@@ -1509,50 +1301,8 @@
           <w:szCs w:val="20"/>
         </w:rPr>
         <w:lastRenderedPageBreak/>
-        <w:t xml:space="preserve">public static void </w:t>
-      </w:r>
-      <w:proofErr w:type="gramStart"/>
-      <w:r>
-        <w:rPr>
-          <w:rFonts w:asciiTheme="minorEastAsia" w:hAnsiTheme="minorEastAsia" w:cs="굴림"/>
-          <w:color w:val="000000"/>
-          <w:kern w:val="0"/>
-          <w:szCs w:val="20"/>
-        </w:rPr>
-        <w:t>main(</w:t>
-      </w:r>
-      <w:proofErr w:type="gramEnd"/>
-      <w:r>
-        <w:rPr>
-          <w:rFonts w:asciiTheme="minorEastAsia" w:hAnsiTheme="minorEastAsia" w:cs="굴림"/>
-          <w:color w:val="000000"/>
-          <w:kern w:val="0"/>
-          <w:szCs w:val="20"/>
-        </w:rPr>
-        <w:t xml:space="preserve">String[] </w:t>
-      </w:r>
-      <w:proofErr w:type="spellStart"/>
-      <w:proofErr w:type="gramStart"/>
-      <w:r>
-        <w:rPr>
-          <w:rFonts w:asciiTheme="minorEastAsia" w:hAnsiTheme="minorEastAsia" w:cs="굴림"/>
-          <w:color w:val="000000"/>
-          <w:kern w:val="0"/>
-          <w:szCs w:val="20"/>
-        </w:rPr>
-        <w:t>args</w:t>
-      </w:r>
-      <w:proofErr w:type="spellEnd"/>
-      <w:r>
-        <w:rPr>
-          <w:rFonts w:asciiTheme="minorEastAsia" w:hAnsiTheme="minorEastAsia" w:cs="굴림"/>
-          <w:color w:val="000000"/>
-          <w:kern w:val="0"/>
-          <w:szCs w:val="20"/>
-        </w:rPr>
-        <w:t>) {</w:t>
-      </w:r>
-      <w:proofErr w:type="gramEnd"/>
+        <w:t>public static void main(String[] args) {</w:t>
+      </w:r>
     </w:p>
     <w:p>
       <w:pPr>
@@ -1576,19 +1326,8 @@
           <w:kern w:val="0"/>
           <w:szCs w:val="20"/>
         </w:rPr>
-        <w:t>Lion lion=new Lion("Brave"</w:t>
-      </w:r>
-      <w:proofErr w:type="gramStart"/>
-      <w:r>
-        <w:rPr>
-          <w:rFonts w:asciiTheme="minorEastAsia" w:hAnsiTheme="minorEastAsia" w:cs="굴림"/>
-          <w:color w:val="000000"/>
-          <w:kern w:val="0"/>
-          <w:szCs w:val="20"/>
-        </w:rPr>
-        <w:t>);</w:t>
-      </w:r>
-      <w:proofErr w:type="gramEnd"/>
+        <w:t>Lion lion=new Lion("Brave");</w:t>
+      </w:r>
     </w:p>
     <w:p>
       <w:pPr>
@@ -1612,27 +1351,7 @@
           <w:kern w:val="0"/>
           <w:szCs w:val="20"/>
         </w:rPr>
-        <w:t xml:space="preserve">Lion lion2=new </w:t>
-      </w:r>
-      <w:proofErr w:type="gramStart"/>
-      <w:r>
-        <w:rPr>
-          <w:rFonts w:asciiTheme="minorEastAsia" w:hAnsiTheme="minorEastAsia" w:cs="굴림"/>
-          <w:color w:val="000000"/>
-          <w:kern w:val="0"/>
-          <w:szCs w:val="20"/>
-        </w:rPr>
-        <w:t>Lion(</w:t>
-      </w:r>
-      <w:proofErr w:type="gramEnd"/>
-      <w:r>
-        <w:rPr>
-          <w:rFonts w:asciiTheme="minorEastAsia" w:hAnsiTheme="minorEastAsia" w:cs="굴림"/>
-          <w:color w:val="000000"/>
-          <w:kern w:val="0"/>
-          <w:szCs w:val="20"/>
-        </w:rPr>
-        <w:t>);</w:t>
+        <w:t>Lion lion2=new Lion();</w:t>
       </w:r>
     </w:p>
     <w:p>
@@ -1712,6 +1431,7 @@
       <w:r>
         <w:rPr>
           <w:rFonts w:asciiTheme="minorEastAsia" w:hAnsiTheme="minorEastAsia" w:cs="굴림"/>
+          <w:noProof/>
           <w:color w:val="000000"/>
           <w:kern w:val="0"/>
           <w:szCs w:val="20"/>
@@ -1834,7 +1554,6 @@
         </w:rPr>
         <w:t xml:space="preserve">소스를 수정하여 </w:t>
       </w:r>
-      <w:proofErr w:type="spellStart"/>
       <w:r>
         <w:rPr>
           <w:rFonts w:asciiTheme="minorEastAsia" w:hAnsiTheme="minorEastAsia" w:cs="굴림" w:hint="eastAsia"/>
@@ -1844,7 +1563,6 @@
         </w:rPr>
         <w:t>제시하시오</w:t>
       </w:r>
-      <w:proofErr w:type="spellEnd"/>
     </w:p>
     <w:p>
       <w:pPr>
@@ -1864,25 +1582,14 @@
           <w:szCs w:val="20"/>
         </w:rPr>
       </w:pPr>
-      <w:proofErr w:type="gramStart"/>
-      <w:r>
-        <w:rPr>
-          <w:rFonts w:asciiTheme="minorEastAsia" w:hAnsiTheme="minorEastAsia" w:cs="굴림"/>
-          <w:color w:val="000000"/>
-          <w:kern w:val="0"/>
-          <w:szCs w:val="20"/>
-        </w:rPr>
-        <w:t>public</w:t>
-      </w:r>
-      <w:proofErr w:type="gramEnd"/>
-      <w:r>
-        <w:rPr>
-          <w:rFonts w:asciiTheme="minorEastAsia" w:hAnsiTheme="minorEastAsia" w:cs="굴림"/>
-          <w:color w:val="000000"/>
-          <w:kern w:val="0"/>
-          <w:szCs w:val="20"/>
-        </w:rPr>
-        <w:t xml:space="preserve"> class Bike {</w:t>
+      <w:r>
+        <w:rPr>
+          <w:rFonts w:asciiTheme="minorEastAsia" w:hAnsiTheme="minorEastAsia" w:cs="굴림"/>
+          <w:color w:val="000000"/>
+          <w:kern w:val="0"/>
+          <w:szCs w:val="20"/>
+        </w:rPr>
+        <w:t>public class Bike {</w:t>
       </w:r>
     </w:p>
     <w:p>
@@ -1910,19 +1617,8 @@
           <w:kern w:val="0"/>
           <w:szCs w:val="20"/>
         </w:rPr>
-        <w:t xml:space="preserve">private int </w:t>
-      </w:r>
-      <w:proofErr w:type="gramStart"/>
-      <w:r>
-        <w:rPr>
-          <w:rFonts w:asciiTheme="minorEastAsia" w:hAnsiTheme="minorEastAsia" w:cs="굴림"/>
-          <w:color w:val="000000"/>
-          <w:kern w:val="0"/>
-          <w:szCs w:val="20"/>
-        </w:rPr>
-        <w:t>gear;</w:t>
-      </w:r>
-      <w:proofErr w:type="gramEnd"/>
+        <w:t>private int gear;</w:t>
+      </w:r>
     </w:p>
     <w:p>
       <w:pPr>
@@ -1949,19 +1645,8 @@
           <w:kern w:val="0"/>
           <w:szCs w:val="20"/>
         </w:rPr>
-        <w:t xml:space="preserve">public int </w:t>
-      </w:r>
-      <w:proofErr w:type="gramStart"/>
-      <w:r>
-        <w:rPr>
-          <w:rFonts w:asciiTheme="minorEastAsia" w:hAnsiTheme="minorEastAsia" w:cs="굴림"/>
-          <w:color w:val="000000"/>
-          <w:kern w:val="0"/>
-          <w:szCs w:val="20"/>
-        </w:rPr>
-        <w:t>speed;</w:t>
-      </w:r>
-      <w:proofErr w:type="gramEnd"/>
+        <w:t>public int speed;</w:t>
+      </w:r>
     </w:p>
     <w:p>
       <w:pPr>
@@ -2009,45 +1694,14 @@
           <w:szCs w:val="20"/>
         </w:rPr>
       </w:pPr>
-      <w:proofErr w:type="gramStart"/>
-      <w:r>
-        <w:rPr>
-          <w:rFonts w:asciiTheme="minorEastAsia" w:hAnsiTheme="minorEastAsia" w:cs="굴림"/>
-          <w:color w:val="000000"/>
-          <w:kern w:val="0"/>
-          <w:szCs w:val="20"/>
-        </w:rPr>
-        <w:t>public</w:t>
-      </w:r>
-      <w:proofErr w:type="gramEnd"/>
-      <w:r>
-        <w:rPr>
-          <w:rFonts w:asciiTheme="minorEastAsia" w:hAnsiTheme="minorEastAsia" w:cs="굴림"/>
-          <w:color w:val="000000"/>
-          <w:kern w:val="0"/>
-          <w:szCs w:val="20"/>
-        </w:rPr>
-        <w:t xml:space="preserve"> class </w:t>
-      </w:r>
-      <w:proofErr w:type="spellStart"/>
-      <w:r>
-        <w:rPr>
-          <w:rFonts w:asciiTheme="minorEastAsia" w:hAnsiTheme="minorEastAsia" w:cs="굴림"/>
-          <w:color w:val="000000"/>
-          <w:kern w:val="0"/>
-          <w:szCs w:val="20"/>
-        </w:rPr>
-        <w:t>MountainBike</w:t>
-      </w:r>
-      <w:proofErr w:type="spellEnd"/>
-      <w:r>
-        <w:rPr>
-          <w:rFonts w:asciiTheme="minorEastAsia" w:hAnsiTheme="minorEastAsia" w:cs="굴림"/>
-          <w:color w:val="000000"/>
-          <w:kern w:val="0"/>
-          <w:szCs w:val="20"/>
-        </w:rPr>
-        <w:t xml:space="preserve"> expands Bike {</w:t>
+      <w:r>
+        <w:rPr>
+          <w:rFonts w:asciiTheme="minorEastAsia" w:hAnsiTheme="minorEastAsia" w:cs="굴림"/>
+          <w:color w:val="000000"/>
+          <w:kern w:val="0"/>
+          <w:szCs w:val="20"/>
+        </w:rPr>
+        <w:t>public class MountainBike expands Bike {</w:t>
       </w:r>
       <w:r>
         <w:rPr>
@@ -2084,30 +1738,8 @@
           <w:kern w:val="0"/>
           <w:szCs w:val="20"/>
         </w:rPr>
-        <w:t xml:space="preserve">public int </w:t>
-      </w:r>
-      <w:proofErr w:type="spellStart"/>
-      <w:proofErr w:type="gramStart"/>
-      <w:r>
-        <w:rPr>
-          <w:rFonts w:asciiTheme="minorEastAsia" w:hAnsiTheme="minorEastAsia" w:cs="굴림"/>
-          <w:color w:val="000000"/>
-          <w:kern w:val="0"/>
-          <w:szCs w:val="20"/>
-        </w:rPr>
-        <w:t>seatHeight</w:t>
-      </w:r>
-      <w:proofErr w:type="spellEnd"/>
-      <w:r>
-        <w:rPr>
-          <w:rFonts w:asciiTheme="minorEastAsia" w:hAnsiTheme="minorEastAsia" w:cs="굴림"/>
-          <w:color w:val="000000"/>
-          <w:kern w:val="0"/>
-          <w:szCs w:val="20"/>
-        </w:rPr>
-        <w:t>;</w:t>
-      </w:r>
-      <w:proofErr w:type="gramEnd"/>
+        <w:t>public int seatHeight;</w:t>
+      </w:r>
     </w:p>
     <w:p>
       <w:pPr>
@@ -2153,50 +1785,8 @@
           <w:kern w:val="0"/>
           <w:szCs w:val="20"/>
         </w:rPr>
-        <w:t xml:space="preserve">public void </w:t>
-      </w:r>
-      <w:proofErr w:type="spellStart"/>
-      <w:proofErr w:type="gramStart"/>
-      <w:r>
-        <w:rPr>
-          <w:rFonts w:asciiTheme="minorEastAsia" w:hAnsiTheme="minorEastAsia" w:cs="굴림"/>
-          <w:color w:val="000000"/>
-          <w:kern w:val="0"/>
-          <w:szCs w:val="20"/>
-        </w:rPr>
-        <w:t>MountainBike</w:t>
-      </w:r>
-      <w:proofErr w:type="spellEnd"/>
-      <w:r>
-        <w:rPr>
-          <w:rFonts w:asciiTheme="minorEastAsia" w:hAnsiTheme="minorEastAsia" w:cs="굴림"/>
-          <w:color w:val="000000"/>
-          <w:kern w:val="0"/>
-          <w:szCs w:val="20"/>
-        </w:rPr>
-        <w:t>(</w:t>
-      </w:r>
-      <w:proofErr w:type="gramEnd"/>
-      <w:r>
-        <w:rPr>
-          <w:rFonts w:asciiTheme="minorEastAsia" w:hAnsiTheme="minorEastAsia" w:cs="굴림"/>
-          <w:color w:val="000000"/>
-          <w:kern w:val="0"/>
-          <w:szCs w:val="20"/>
-        </w:rPr>
-        <w:t xml:space="preserve">int </w:t>
-      </w:r>
-      <w:proofErr w:type="gramStart"/>
-      <w:r>
-        <w:rPr>
-          <w:rFonts w:asciiTheme="minorEastAsia" w:hAnsiTheme="minorEastAsia" w:cs="굴림"/>
-          <w:color w:val="000000"/>
-          <w:kern w:val="0"/>
-          <w:szCs w:val="20"/>
-        </w:rPr>
-        <w:t>g) {</w:t>
-      </w:r>
-      <w:proofErr w:type="gramEnd"/>
+        <w:t>public void MountainBike(int g) {</w:t>
+      </w:r>
     </w:p>
     <w:p>
       <w:pPr>
@@ -2216,25 +1806,14 @@
           <w:szCs w:val="20"/>
         </w:rPr>
       </w:pPr>
-      <w:proofErr w:type="gramStart"/>
-      <w:r>
-        <w:rPr>
-          <w:rFonts w:asciiTheme="minorEastAsia" w:hAnsiTheme="minorEastAsia" w:cs="굴림"/>
-          <w:color w:val="000000"/>
-          <w:kern w:val="0"/>
-          <w:szCs w:val="20"/>
-        </w:rPr>
-        <w:t>super(</w:t>
-      </w:r>
-      <w:proofErr w:type="gramEnd"/>
-      <w:r>
-        <w:rPr>
-          <w:rFonts w:asciiTheme="minorEastAsia" w:hAnsiTheme="minorEastAsia" w:cs="굴림"/>
-          <w:color w:val="000000"/>
-          <w:kern w:val="0"/>
-          <w:szCs w:val="20"/>
-        </w:rPr>
-        <w:t>);</w:t>
+      <w:r>
+        <w:rPr>
+          <w:rFonts w:asciiTheme="minorEastAsia" w:hAnsiTheme="minorEastAsia" w:cs="굴림"/>
+          <w:color w:val="000000"/>
+          <w:kern w:val="0"/>
+          <w:szCs w:val="20"/>
+        </w:rPr>
+        <w:t>super();</w:t>
       </w:r>
       <w:r>
         <w:rPr>
@@ -2271,19 +1850,8 @@
           <w:kern w:val="0"/>
           <w:szCs w:val="20"/>
         </w:rPr>
-        <w:t>gear=</w:t>
-      </w:r>
-      <w:proofErr w:type="gramStart"/>
-      <w:r>
-        <w:rPr>
-          <w:rFonts w:asciiTheme="minorEastAsia" w:hAnsiTheme="minorEastAsia" w:cs="굴림"/>
-          <w:color w:val="000000"/>
-          <w:kern w:val="0"/>
-          <w:szCs w:val="20"/>
-        </w:rPr>
-        <w:t>g;</w:t>
-      </w:r>
-      <w:proofErr w:type="gramEnd"/>
+        <w:t>gear=g;</w:t>
+      </w:r>
       <w:r>
         <w:rPr>
           <w:rFonts w:asciiTheme="minorEastAsia" w:hAnsiTheme="minorEastAsia" w:cs="굴림"/>
@@ -2379,25 +1947,14 @@
         </w:rPr>
         <w:tab/>
       </w:r>
-      <w:proofErr w:type="gramStart"/>
-      <w:r>
-        <w:rPr>
-          <w:rFonts w:asciiTheme="minorEastAsia" w:hAnsiTheme="minorEastAsia" w:cs="굴림"/>
-          <w:color w:val="000000"/>
-          <w:kern w:val="0"/>
-          <w:szCs w:val="20"/>
-        </w:rPr>
-        <w:t>public</w:t>
-      </w:r>
-      <w:proofErr w:type="gramEnd"/>
-      <w:r>
-        <w:rPr>
-          <w:rFonts w:asciiTheme="minorEastAsia" w:hAnsiTheme="minorEastAsia" w:cs="굴림"/>
-          <w:color w:val="000000"/>
-          <w:kern w:val="0"/>
-          <w:szCs w:val="20"/>
-        </w:rPr>
-        <w:t xml:space="preserve"> class Bike {</w:t>
+      <w:r>
+        <w:rPr>
+          <w:rFonts w:asciiTheme="minorEastAsia" w:hAnsiTheme="minorEastAsia" w:cs="굴림"/>
+          <w:color w:val="000000"/>
+          <w:kern w:val="0"/>
+          <w:szCs w:val="20"/>
+        </w:rPr>
+        <w:t>public class Bike {</w:t>
       </w:r>
     </w:p>
     <w:p>
@@ -2426,19 +1983,8 @@
           <w:szCs w:val="20"/>
         </w:rPr>
         <w:tab/>
-        <w:t xml:space="preserve">protected int </w:t>
-      </w:r>
-      <w:proofErr w:type="gramStart"/>
-      <w:r>
-        <w:rPr>
-          <w:rFonts w:asciiTheme="minorEastAsia" w:hAnsiTheme="minorEastAsia" w:cs="굴림"/>
-          <w:color w:val="000000"/>
-          <w:kern w:val="0"/>
-          <w:szCs w:val="20"/>
-        </w:rPr>
-        <w:t>gear;</w:t>
-      </w:r>
-      <w:proofErr w:type="gramEnd"/>
+        <w:t>protected int gear;</w:t>
+      </w:r>
     </w:p>
     <w:p>
       <w:pPr>
@@ -2466,19 +2012,8 @@
           <w:szCs w:val="20"/>
         </w:rPr>
         <w:tab/>
-        <w:t xml:space="preserve">public int </w:t>
-      </w:r>
-      <w:proofErr w:type="gramStart"/>
-      <w:r>
-        <w:rPr>
-          <w:rFonts w:asciiTheme="minorEastAsia" w:hAnsiTheme="minorEastAsia" w:cs="굴림"/>
-          <w:color w:val="000000"/>
-          <w:kern w:val="0"/>
-          <w:szCs w:val="20"/>
-        </w:rPr>
-        <w:t>speed;</w:t>
-      </w:r>
-      <w:proofErr w:type="gramEnd"/>
+        <w:t>public int speed;</w:t>
+      </w:r>
     </w:p>
     <w:p>
       <w:pPr>
@@ -2533,27 +2068,7 @@
           <w:kern w:val="0"/>
           <w:szCs w:val="20"/>
         </w:rPr>
-        <w:t xml:space="preserve">public class </w:t>
-      </w:r>
-      <w:proofErr w:type="spellStart"/>
-      <w:r>
-        <w:rPr>
-          <w:rFonts w:asciiTheme="minorEastAsia" w:hAnsiTheme="minorEastAsia" w:cs="굴림"/>
-          <w:color w:val="000000"/>
-          <w:kern w:val="0"/>
-          <w:szCs w:val="20"/>
-        </w:rPr>
-        <w:t>MountainBike</w:t>
-      </w:r>
-      <w:proofErr w:type="spellEnd"/>
-      <w:r>
-        <w:rPr>
-          <w:rFonts w:asciiTheme="minorEastAsia" w:hAnsiTheme="minorEastAsia" w:cs="굴림"/>
-          <w:color w:val="000000"/>
-          <w:kern w:val="0"/>
-          <w:szCs w:val="20"/>
-        </w:rPr>
-        <w:t xml:space="preserve"> extends Bike {</w:t>
+        <w:t>public class MountainBike extends Bike {</w:t>
       </w:r>
     </w:p>
     <w:p>
@@ -2610,30 +2125,8 @@
           <w:szCs w:val="20"/>
         </w:rPr>
         <w:tab/>
-        <w:t xml:space="preserve">public int </w:t>
-      </w:r>
-      <w:proofErr w:type="spellStart"/>
-      <w:proofErr w:type="gramStart"/>
-      <w:r>
-        <w:rPr>
-          <w:rFonts w:asciiTheme="minorEastAsia" w:hAnsiTheme="minorEastAsia" w:cs="굴림"/>
-          <w:color w:val="000000"/>
-          <w:kern w:val="0"/>
-          <w:szCs w:val="20"/>
-        </w:rPr>
-        <w:t>seatHeight</w:t>
-      </w:r>
-      <w:proofErr w:type="spellEnd"/>
-      <w:r>
-        <w:rPr>
-          <w:rFonts w:asciiTheme="minorEastAsia" w:hAnsiTheme="minorEastAsia" w:cs="굴림"/>
-          <w:color w:val="000000"/>
-          <w:kern w:val="0"/>
-          <w:szCs w:val="20"/>
-        </w:rPr>
-        <w:t>;</w:t>
-      </w:r>
-      <w:proofErr w:type="gramEnd"/>
+        <w:t>public int seatHeight;</w:t>
+      </w:r>
     </w:p>
     <w:p>
       <w:pPr>
@@ -2689,50 +2182,8 @@
           <w:szCs w:val="20"/>
         </w:rPr>
         <w:tab/>
-        <w:t xml:space="preserve">public </w:t>
-      </w:r>
-      <w:proofErr w:type="spellStart"/>
-      <w:proofErr w:type="gramStart"/>
-      <w:r>
-        <w:rPr>
-          <w:rFonts w:asciiTheme="minorEastAsia" w:hAnsiTheme="minorEastAsia" w:cs="굴림"/>
-          <w:color w:val="000000"/>
-          <w:kern w:val="0"/>
-          <w:szCs w:val="20"/>
-        </w:rPr>
-        <w:t>MountainBike</w:t>
-      </w:r>
-      <w:proofErr w:type="spellEnd"/>
-      <w:r>
-        <w:rPr>
-          <w:rFonts w:asciiTheme="minorEastAsia" w:hAnsiTheme="minorEastAsia" w:cs="굴림"/>
-          <w:color w:val="000000"/>
-          <w:kern w:val="0"/>
-          <w:szCs w:val="20"/>
-        </w:rPr>
-        <w:t>(</w:t>
-      </w:r>
-      <w:proofErr w:type="gramEnd"/>
-      <w:r>
-        <w:rPr>
-          <w:rFonts w:asciiTheme="minorEastAsia" w:hAnsiTheme="minorEastAsia" w:cs="굴림"/>
-          <w:color w:val="000000"/>
-          <w:kern w:val="0"/>
-          <w:szCs w:val="20"/>
-        </w:rPr>
-        <w:t xml:space="preserve">int </w:t>
-      </w:r>
-      <w:proofErr w:type="gramStart"/>
-      <w:r>
-        <w:rPr>
-          <w:rFonts w:asciiTheme="minorEastAsia" w:hAnsiTheme="minorEastAsia" w:cs="굴림"/>
-          <w:color w:val="000000"/>
-          <w:kern w:val="0"/>
-          <w:szCs w:val="20"/>
-        </w:rPr>
-        <w:t>g) {</w:t>
-      </w:r>
-      <w:proofErr w:type="gramEnd"/>
+        <w:t>public MountainBike(int g) {</w:t>
+      </w:r>
     </w:p>
     <w:p>
       <w:pPr>
@@ -2769,26 +2220,7 @@
           <w:szCs w:val="20"/>
         </w:rPr>
         <w:tab/>
-      </w:r>
-      <w:proofErr w:type="gramStart"/>
-      <w:r>
-        <w:rPr>
-          <w:rFonts w:asciiTheme="minorEastAsia" w:hAnsiTheme="minorEastAsia" w:cs="굴림"/>
-          <w:color w:val="000000"/>
-          <w:kern w:val="0"/>
-          <w:szCs w:val="20"/>
-        </w:rPr>
-        <w:t>super(</w:t>
-      </w:r>
-      <w:proofErr w:type="gramEnd"/>
-      <w:r>
-        <w:rPr>
-          <w:rFonts w:asciiTheme="minorEastAsia" w:hAnsiTheme="minorEastAsia" w:cs="굴림"/>
-          <w:color w:val="000000"/>
-          <w:kern w:val="0"/>
-          <w:szCs w:val="20"/>
-        </w:rPr>
-        <w:t xml:space="preserve">);  </w:t>
+        <w:t xml:space="preserve">super();  </w:t>
       </w:r>
     </w:p>
     <w:p>
@@ -2826,27 +2258,7 @@
           <w:szCs w:val="20"/>
         </w:rPr>
         <w:tab/>
-        <w:t>gear=</w:t>
-      </w:r>
-      <w:proofErr w:type="gramStart"/>
-      <w:r>
-        <w:rPr>
-          <w:rFonts w:asciiTheme="minorEastAsia" w:hAnsiTheme="minorEastAsia" w:cs="굴림"/>
-          <w:color w:val="000000"/>
-          <w:kern w:val="0"/>
-          <w:szCs w:val="20"/>
-        </w:rPr>
-        <w:t>g;</w:t>
-      </w:r>
-      <w:proofErr w:type="gramEnd"/>
-      <w:r>
-        <w:rPr>
-          <w:rFonts w:asciiTheme="minorEastAsia" w:hAnsiTheme="minorEastAsia" w:cs="굴림"/>
-          <w:color w:val="000000"/>
-          <w:kern w:val="0"/>
-          <w:szCs w:val="20"/>
-        </w:rPr>
-        <w:t xml:space="preserve"> </w:t>
+        <w:t xml:space="preserve">gear=g; </w:t>
       </w:r>
     </w:p>
     <w:p>
@@ -2949,9 +2361,8 @@
           <w:kern w:val="0"/>
           <w:szCs w:val="20"/>
         </w:rPr>
-        <w:t xml:space="preserve">다음과 같은 클래스 정의에 대하여 </w:t>
-      </w:r>
-      <w:proofErr w:type="spellStart"/>
+        <w:t>다음과 같은 클래스 정의에 대하여 답하</w:t>
+      </w:r>
       <w:r>
         <w:rPr>
           <w:rFonts w:asciiTheme="minorEastAsia" w:hAnsiTheme="minorEastAsia" w:cs="굴림" w:hint="eastAsia"/>
@@ -2959,18 +2370,8 @@
           <w:kern w:val="0"/>
           <w:szCs w:val="20"/>
         </w:rPr>
-        <w:t>답하</w:t>
-      </w:r>
-      <w:r>
-        <w:rPr>
-          <w:rFonts w:asciiTheme="minorEastAsia" w:hAnsiTheme="minorEastAsia" w:cs="굴림" w:hint="eastAsia"/>
-          <w:color w:val="000000"/>
-          <w:kern w:val="0"/>
-          <w:szCs w:val="20"/>
-        </w:rPr>
         <w:t>시오</w:t>
       </w:r>
-      <w:proofErr w:type="spellEnd"/>
       <w:r>
         <w:rPr>
           <w:rFonts w:asciiTheme="minorEastAsia" w:hAnsiTheme="minorEastAsia" w:cs="굴림"/>
@@ -3034,19 +2435,8 @@
           <w:kern w:val="0"/>
           <w:szCs w:val="20"/>
         </w:rPr>
-        <w:t xml:space="preserve">    protected int </w:t>
-      </w:r>
-      <w:proofErr w:type="gramStart"/>
-      <w:r>
-        <w:rPr>
-          <w:rFonts w:asciiTheme="minorEastAsia" w:hAnsiTheme="minorEastAsia" w:cs="굴림"/>
-          <w:color w:val="000000"/>
-          <w:kern w:val="0"/>
-          <w:szCs w:val="20"/>
-        </w:rPr>
-        <w:t>number;</w:t>
-      </w:r>
-      <w:proofErr w:type="gramEnd"/>
+        <w:t xml:space="preserve">    protected int number;</w:t>
+      </w:r>
     </w:p>
     <w:p>
       <w:pPr>
@@ -3073,19 +2463,8 @@
           <w:kern w:val="0"/>
           <w:szCs w:val="20"/>
         </w:rPr>
-        <w:t xml:space="preserve">    public String </w:t>
-      </w:r>
-      <w:proofErr w:type="gramStart"/>
-      <w:r>
-        <w:rPr>
-          <w:rFonts w:asciiTheme="minorEastAsia" w:hAnsiTheme="minorEastAsia" w:cs="굴림"/>
-          <w:color w:val="000000"/>
-          <w:kern w:val="0"/>
-          <w:szCs w:val="20"/>
-        </w:rPr>
-        <w:t>name;</w:t>
-      </w:r>
-      <w:proofErr w:type="gramEnd"/>
+        <w:t xml:space="preserve">    public String name;</w:t>
+      </w:r>
     </w:p>
     <w:p>
       <w:pPr>
@@ -3141,27 +2520,7 @@
           <w:kern w:val="0"/>
           <w:szCs w:val="20"/>
         </w:rPr>
-        <w:t xml:space="preserve">class </w:t>
-      </w:r>
-      <w:proofErr w:type="spellStart"/>
-      <w:r>
-        <w:rPr>
-          <w:rFonts w:asciiTheme="minorEastAsia" w:hAnsiTheme="minorEastAsia" w:cs="굴림"/>
-          <w:color w:val="000000"/>
-          <w:kern w:val="0"/>
-          <w:szCs w:val="20"/>
-        </w:rPr>
-        <w:t>GraduateStudent</w:t>
-      </w:r>
-      <w:proofErr w:type="spellEnd"/>
-      <w:r>
-        <w:rPr>
-          <w:rFonts w:asciiTheme="minorEastAsia" w:hAnsiTheme="minorEastAsia" w:cs="굴림"/>
-          <w:color w:val="000000"/>
-          <w:kern w:val="0"/>
-          <w:szCs w:val="20"/>
-        </w:rPr>
-        <w:t xml:space="preserve"> extends Student {</w:t>
+        <w:t>class GraduateStudent extends Student {</w:t>
       </w:r>
     </w:p>
     <w:p>
@@ -3189,30 +2548,8 @@
           <w:kern w:val="0"/>
           <w:szCs w:val="20"/>
         </w:rPr>
-        <w:t xml:space="preserve">    private String </w:t>
-      </w:r>
-      <w:proofErr w:type="spellStart"/>
-      <w:proofErr w:type="gramStart"/>
-      <w:r>
-        <w:rPr>
-          <w:rFonts w:asciiTheme="minorEastAsia" w:hAnsiTheme="minorEastAsia" w:cs="굴림"/>
-          <w:color w:val="000000"/>
-          <w:kern w:val="0"/>
-          <w:szCs w:val="20"/>
-        </w:rPr>
-        <w:t>tel</w:t>
-      </w:r>
-      <w:proofErr w:type="spellEnd"/>
-      <w:r>
-        <w:rPr>
-          <w:rFonts w:asciiTheme="minorEastAsia" w:hAnsiTheme="minorEastAsia" w:cs="굴림"/>
-          <w:color w:val="000000"/>
-          <w:kern w:val="0"/>
-          <w:szCs w:val="20"/>
-        </w:rPr>
-        <w:t>;</w:t>
-      </w:r>
-      <w:proofErr w:type="gramEnd"/>
+        <w:t xml:space="preserve">    private String tel;</w:t>
+      </w:r>
     </w:p>
     <w:p>
       <w:pPr>
@@ -3239,19 +2576,8 @@
           <w:kern w:val="0"/>
           <w:szCs w:val="20"/>
         </w:rPr>
-        <w:t xml:space="preserve">    public String </w:t>
-      </w:r>
-      <w:proofErr w:type="gramStart"/>
-      <w:r>
-        <w:rPr>
-          <w:rFonts w:asciiTheme="minorEastAsia" w:hAnsiTheme="minorEastAsia" w:cs="굴림"/>
-          <w:color w:val="000000"/>
-          <w:kern w:val="0"/>
-          <w:szCs w:val="20"/>
-        </w:rPr>
-        <w:t>lab;</w:t>
-      </w:r>
-      <w:proofErr w:type="gramEnd"/>
+        <w:t xml:space="preserve">    public String lab;</w:t>
+      </w:r>
     </w:p>
     <w:p>
       <w:pPr>
@@ -3334,50 +2660,8 @@
           <w:kern w:val="0"/>
           <w:szCs w:val="20"/>
         </w:rPr>
-        <w:t xml:space="preserve">    public static void </w:t>
-      </w:r>
-      <w:proofErr w:type="gramStart"/>
-      <w:r>
-        <w:rPr>
-          <w:rFonts w:asciiTheme="minorEastAsia" w:hAnsiTheme="minorEastAsia" w:cs="굴림"/>
-          <w:color w:val="000000"/>
-          <w:kern w:val="0"/>
-          <w:szCs w:val="20"/>
-        </w:rPr>
-        <w:t>main(</w:t>
-      </w:r>
-      <w:proofErr w:type="gramEnd"/>
-      <w:r>
-        <w:rPr>
-          <w:rFonts w:asciiTheme="minorEastAsia" w:hAnsiTheme="minorEastAsia" w:cs="굴림"/>
-          <w:color w:val="000000"/>
-          <w:kern w:val="0"/>
-          <w:szCs w:val="20"/>
-        </w:rPr>
-        <w:t xml:space="preserve">String[] </w:t>
-      </w:r>
-      <w:proofErr w:type="spellStart"/>
-      <w:proofErr w:type="gramStart"/>
-      <w:r>
-        <w:rPr>
-          <w:rFonts w:asciiTheme="minorEastAsia" w:hAnsiTheme="minorEastAsia" w:cs="굴림"/>
-          <w:color w:val="000000"/>
-          <w:kern w:val="0"/>
-          <w:szCs w:val="20"/>
-        </w:rPr>
-        <w:t>args</w:t>
-      </w:r>
-      <w:proofErr w:type="spellEnd"/>
-      <w:r>
-        <w:rPr>
-          <w:rFonts w:asciiTheme="minorEastAsia" w:hAnsiTheme="minorEastAsia" w:cs="굴림"/>
-          <w:color w:val="000000"/>
-          <w:kern w:val="0"/>
-          <w:szCs w:val="20"/>
-        </w:rPr>
-        <w:t>) {</w:t>
-      </w:r>
-      <w:proofErr w:type="gramEnd"/>
+        <w:t xml:space="preserve">    public static void main(String[] args) {</w:t>
+      </w:r>
     </w:p>
     <w:p>
       <w:pPr>
@@ -3404,58 +2688,7 @@
           <w:kern w:val="0"/>
           <w:szCs w:val="20"/>
         </w:rPr>
-        <w:t xml:space="preserve">        </w:t>
-      </w:r>
-      <w:proofErr w:type="spellStart"/>
-      <w:r>
-        <w:rPr>
-          <w:rFonts w:asciiTheme="minorEastAsia" w:hAnsiTheme="minorEastAsia" w:cs="굴림"/>
-          <w:color w:val="000000"/>
-          <w:kern w:val="0"/>
-          <w:szCs w:val="20"/>
-        </w:rPr>
-        <w:t>GraduateStudent</w:t>
-      </w:r>
-      <w:proofErr w:type="spellEnd"/>
-      <w:r>
-        <w:rPr>
-          <w:rFonts w:asciiTheme="minorEastAsia" w:hAnsiTheme="minorEastAsia" w:cs="굴림"/>
-          <w:color w:val="000000"/>
-          <w:kern w:val="0"/>
-          <w:szCs w:val="20"/>
-        </w:rPr>
-        <w:t xml:space="preserve"> s = new </w:t>
-      </w:r>
-      <w:proofErr w:type="spellStart"/>
-      <w:proofErr w:type="gramStart"/>
-      <w:r>
-        <w:rPr>
-          <w:rFonts w:asciiTheme="minorEastAsia" w:hAnsiTheme="minorEastAsia" w:cs="굴림"/>
-          <w:color w:val="000000"/>
-          <w:kern w:val="0"/>
-          <w:szCs w:val="20"/>
-        </w:rPr>
-        <w:t>GraduateStudent</w:t>
-      </w:r>
-      <w:proofErr w:type="spellEnd"/>
-      <w:r>
-        <w:rPr>
-          <w:rFonts w:asciiTheme="minorEastAsia" w:hAnsiTheme="minorEastAsia" w:cs="굴림"/>
-          <w:color w:val="000000"/>
-          <w:kern w:val="0"/>
-          <w:szCs w:val="20"/>
-        </w:rPr>
-        <w:t>(</w:t>
-      </w:r>
-      <w:proofErr w:type="gramEnd"/>
-      <w:r>
-        <w:rPr>
-          <w:rFonts w:asciiTheme="minorEastAsia" w:hAnsiTheme="minorEastAsia" w:cs="굴림"/>
-          <w:color w:val="000000"/>
-          <w:kern w:val="0"/>
-          <w:szCs w:val="20"/>
-        </w:rPr>
-        <w:t xml:space="preserve">); </w:t>
+        <w:t xml:space="preserve">        GraduateStudent s = new GraduateStudent(); </w:t>
       </w:r>
     </w:p>
     <w:p>
@@ -3626,25 +2859,14 @@
         </w:rPr>
         <w:t xml:space="preserve"> </w:t>
       </w:r>
-      <w:proofErr w:type="spellStart"/>
-      <w:r>
-        <w:rPr>
-          <w:rFonts w:asciiTheme="minorEastAsia" w:hAnsiTheme="minorEastAsia" w:cs="굴림"/>
-          <w:color w:val="000000"/>
-          <w:kern w:val="0"/>
-          <w:szCs w:val="20"/>
-        </w:rPr>
-        <w:t>GraduateStudent</w:t>
-      </w:r>
-      <w:proofErr w:type="spellEnd"/>
-      <w:r>
-        <w:rPr>
-          <w:rFonts w:asciiTheme="minorEastAsia" w:hAnsiTheme="minorEastAsia" w:cs="굴림"/>
-          <w:color w:val="000000"/>
-          <w:kern w:val="0"/>
-          <w:szCs w:val="20"/>
-        </w:rPr>
-        <w:t xml:space="preserve"> </w:t>
+      <w:r>
+        <w:rPr>
+          <w:rFonts w:asciiTheme="minorEastAsia" w:hAnsiTheme="minorEastAsia" w:cs="굴림"/>
+          <w:color w:val="000000"/>
+          <w:kern w:val="0"/>
+          <w:szCs w:val="20"/>
+        </w:rPr>
+        <w:t xml:space="preserve">GraduateStudent </w:t>
       </w:r>
       <w:r>
         <w:rPr>
@@ -3723,9 +2945,8 @@
           <w:kern w:val="0"/>
           <w:szCs w:val="20"/>
         </w:rPr>
-        <w:t xml:space="preserve">서브 클래스의 생성자에서 수퍼 클래스의 생성자를 명시적으로 호출하도록 생성자를 추가 </w:t>
-      </w:r>
-      <w:proofErr w:type="spellStart"/>
+        <w:t>서브 클래스의 생성자에서 수퍼 클래스의 생성자를 명시적으로 호출하도록 생성자를 추가 하</w:t>
+      </w:r>
       <w:r>
         <w:rPr>
           <w:rFonts w:asciiTheme="minorEastAsia" w:hAnsiTheme="minorEastAsia" w:cs="굴림" w:hint="eastAsia"/>
@@ -3733,18 +2954,8 @@
           <w:kern w:val="0"/>
           <w:szCs w:val="20"/>
         </w:rPr>
-        <w:t>하</w:t>
-      </w:r>
-      <w:r>
-        <w:rPr>
-          <w:rFonts w:asciiTheme="minorEastAsia" w:hAnsiTheme="minorEastAsia" w:cs="굴림" w:hint="eastAsia"/>
-          <w:color w:val="000000"/>
-          <w:kern w:val="0"/>
-          <w:szCs w:val="20"/>
-        </w:rPr>
         <w:t>시오</w:t>
       </w:r>
-      <w:proofErr w:type="spellEnd"/>
       <w:r>
         <w:rPr>
           <w:rFonts w:asciiTheme="minorEastAsia" w:hAnsiTheme="minorEastAsia" w:cs="굴림"/>
@@ -3793,30 +3004,8 @@
           <w:kern w:val="0"/>
           <w:szCs w:val="20"/>
         </w:rPr>
-        <w:t xml:space="preserve"> </w:t>
-      </w:r>
-      <w:proofErr w:type="spellStart"/>
-      <w:proofErr w:type="gramStart"/>
-      <w:r>
-        <w:rPr>
-          <w:rFonts w:asciiTheme="minorEastAsia" w:hAnsiTheme="minorEastAsia" w:cs="굴림"/>
-          <w:color w:val="000000"/>
-          <w:kern w:val="0"/>
-          <w:szCs w:val="20"/>
-        </w:rPr>
-        <w:t>GraduateStudent</w:t>
-      </w:r>
-      <w:proofErr w:type="spellEnd"/>
-      <w:r>
-        <w:rPr>
-          <w:rFonts w:asciiTheme="minorEastAsia" w:hAnsiTheme="minorEastAsia" w:cs="굴림"/>
-          <w:color w:val="000000"/>
-          <w:kern w:val="0"/>
-          <w:szCs w:val="20"/>
-        </w:rPr>
-        <w:t>(</w:t>
-      </w:r>
-      <w:proofErr w:type="gramEnd"/>
+        <w:t xml:space="preserve"> GraduateStudent(</w:t>
+      </w:r>
       <w:r>
         <w:rPr>
           <w:rFonts w:asciiTheme="minorEastAsia" w:hAnsiTheme="minorEastAsia" w:cs="굴림"/>
@@ -3867,7 +3056,6 @@
         </w:rPr>
         <w:tab/>
       </w:r>
-      <w:proofErr w:type="gramStart"/>
       <w:r>
         <w:rPr>
           <w:rFonts w:asciiTheme="minorEastAsia" w:hAnsiTheme="minorEastAsia" w:cs="굴림"/>
@@ -3886,17 +3074,7 @@
           <w:kern w:val="0"/>
           <w:szCs w:val="20"/>
         </w:rPr>
-        <w:t>(</w:t>
-      </w:r>
-      <w:proofErr w:type="gramEnd"/>
-      <w:r>
-        <w:rPr>
-          <w:rFonts w:asciiTheme="minorEastAsia" w:hAnsiTheme="minorEastAsia" w:cs="굴림"/>
-          <w:color w:val="000000"/>
-          <w:kern w:val="0"/>
-          <w:szCs w:val="20"/>
-        </w:rPr>
-        <w:t>);</w:t>
+        <w:t>();</w:t>
       </w:r>
     </w:p>
     <w:p>
@@ -3927,19 +3105,8 @@
           <w:szCs w:val="20"/>
         </w:rPr>
         <w:tab/>
-        <w:t xml:space="preserve">number = </w:t>
-      </w:r>
-      <w:proofErr w:type="gramStart"/>
-      <w:r>
-        <w:rPr>
-          <w:rFonts w:asciiTheme="minorEastAsia" w:hAnsiTheme="minorEastAsia" w:cs="굴림"/>
-          <w:color w:val="000000"/>
-          <w:kern w:val="0"/>
-          <w:szCs w:val="20"/>
-        </w:rPr>
-        <w:t>n;</w:t>
-      </w:r>
-      <w:proofErr w:type="gramEnd"/>
+        <w:t>number = n;</w:t>
+      </w:r>
     </w:p>
     <w:p>
       <w:pPr>
@@ -3981,57 +3148,7 @@
           <w:kern w:val="0"/>
           <w:szCs w:val="20"/>
         </w:rPr>
-        <w:t xml:space="preserve">(3) </w:t>
-      </w:r>
-      <w:proofErr w:type="spellStart"/>
-      <w:r>
-        <w:rPr>
-          <w:rFonts w:asciiTheme="minorEastAsia" w:hAnsiTheme="minorEastAsia" w:cs="굴림"/>
-          <w:color w:val="000000"/>
-          <w:kern w:val="0"/>
-          <w:szCs w:val="20"/>
-        </w:rPr>
-        <w:t>GraduateStudent</w:t>
-      </w:r>
-      <w:proofErr w:type="spellEnd"/>
-      <w:r>
-        <w:rPr>
-          <w:rFonts w:asciiTheme="minorEastAsia" w:hAnsiTheme="minorEastAsia" w:cs="굴림"/>
-          <w:color w:val="000000"/>
-          <w:kern w:val="0"/>
-          <w:szCs w:val="20"/>
-        </w:rPr>
-        <w:t xml:space="preserve"> s = new </w:t>
-      </w:r>
-      <w:proofErr w:type="spellStart"/>
-      <w:r>
-        <w:rPr>
-          <w:rFonts w:asciiTheme="minorEastAsia" w:hAnsiTheme="minorEastAsia" w:cs="굴림"/>
-          <w:color w:val="000000"/>
-          <w:kern w:val="0"/>
-          <w:szCs w:val="20"/>
-        </w:rPr>
-        <w:t>GraduateStudent</w:t>
-      </w:r>
-      <w:proofErr w:type="spellEnd"/>
-      <w:r>
-        <w:rPr>
-          <w:rFonts w:asciiTheme="minorEastAsia" w:hAnsiTheme="minorEastAsia" w:cs="굴림"/>
-          <w:color w:val="000000"/>
-          <w:kern w:val="0"/>
-          <w:szCs w:val="20"/>
-        </w:rPr>
-        <w:t>(</w:t>
-      </w:r>
-      <w:proofErr w:type="gramStart"/>
-      <w:r>
-        <w:rPr>
-          <w:rFonts w:asciiTheme="minorEastAsia" w:hAnsiTheme="minorEastAsia" w:cs="굴림"/>
-          <w:color w:val="000000"/>
-          <w:kern w:val="0"/>
-          <w:szCs w:val="20"/>
-        </w:rPr>
-        <w:t>);</w:t>
+        <w:t>(3) GraduateStudent s = new GraduateStudent();</w:t>
       </w:r>
       <w:r>
         <w:rPr>
@@ -4040,9 +3157,17 @@
           <w:kern w:val="0"/>
           <w:szCs w:val="20"/>
         </w:rPr>
-        <w:t>와</w:t>
-      </w:r>
-      <w:proofErr w:type="gramEnd"/>
+        <w:t>와 같이 객체를 생성했을 때</w:t>
+      </w:r>
+      <w:r>
+        <w:rPr>
+          <w:rFonts w:asciiTheme="minorEastAsia" w:hAnsiTheme="minorEastAsia" w:cs="굴림"/>
+          <w:color w:val="000000"/>
+          <w:kern w:val="0"/>
+          <w:szCs w:val="20"/>
+        </w:rPr>
+        <w:t xml:space="preserve">, </w:t>
+      </w:r>
       <w:r>
         <w:rPr>
           <w:rFonts w:asciiTheme="minorEastAsia" w:hAnsiTheme="minorEastAsia" w:cs="굴림" w:hint="eastAsia"/>
@@ -4050,16 +3175,78 @@
           <w:kern w:val="0"/>
           <w:szCs w:val="20"/>
         </w:rPr>
-        <w:t xml:space="preserve"> 같이 객체를 생성했을 때</w:t>
-      </w:r>
-      <w:r>
-        <w:rPr>
-          <w:rFonts w:asciiTheme="minorEastAsia" w:hAnsiTheme="minorEastAsia" w:cs="굴림"/>
-          <w:color w:val="000000"/>
-          <w:kern w:val="0"/>
-          <w:szCs w:val="20"/>
-        </w:rPr>
-        <w:t xml:space="preserve">, </w:t>
+        <w:t>다음 중 필드를 잘못 접근한 것은 무엇입니까</w:t>
+      </w:r>
+      <w:r>
+        <w:rPr>
+          <w:rFonts w:asciiTheme="minorEastAsia" w:hAnsiTheme="minorEastAsia" w:cs="굴림"/>
+          <w:color w:val="000000"/>
+          <w:kern w:val="0"/>
+          <w:szCs w:val="20"/>
+        </w:rPr>
+        <w:t>?</w:t>
+      </w:r>
+    </w:p>
+    <w:p>
+      <w:pPr>
+        <w:spacing w:after="0" w:line="312" w:lineRule="auto"/>
+        <w:textAlignment w:val="baseline"/>
+        <w:rPr>
+          <w:rFonts w:asciiTheme="minorEastAsia" w:hAnsiTheme="minorEastAsia" w:cs="굴림"/>
+          <w:color w:val="000000"/>
+          <w:kern w:val="0"/>
+          <w:szCs w:val="20"/>
+        </w:rPr>
+      </w:pPr>
+      <w:r>
+        <w:rPr>
+          <w:rFonts w:asciiTheme="minorEastAsia" w:hAnsiTheme="minorEastAsia" w:cs="굴림"/>
+          <w:color w:val="000000"/>
+          <w:kern w:val="0"/>
+          <w:szCs w:val="20"/>
+        </w:rPr>
+        <w:tab/>
+      </w:r>
+      <w:r>
+        <w:rPr>
+          <w:rFonts w:asciiTheme="minorEastAsia" w:hAnsiTheme="minorEastAsia" w:cs="굴림"/>
+          <w:color w:val="000000"/>
+          <w:kern w:val="0"/>
+          <w:szCs w:val="20"/>
+        </w:rPr>
+        <w:tab/>
+        <w:t>s.number = 10;</w:t>
+      </w:r>
+    </w:p>
+    <w:p>
+      <w:pPr>
+        <w:spacing w:after="0" w:line="312" w:lineRule="auto"/>
+        <w:textAlignment w:val="baseline"/>
+        <w:rPr>
+          <w:rFonts w:asciiTheme="minorEastAsia" w:hAnsiTheme="minorEastAsia" w:cs="굴림"/>
+          <w:color w:val="000000"/>
+          <w:kern w:val="0"/>
+          <w:szCs w:val="20"/>
+        </w:rPr>
+      </w:pPr>
+      <w:r>
+        <w:rPr>
+          <w:rFonts w:asciiTheme="minorEastAsia" w:hAnsiTheme="minorEastAsia" w:cs="굴림"/>
+          <w:color w:val="000000"/>
+          <w:kern w:val="0"/>
+          <w:szCs w:val="20"/>
+        </w:rPr>
+        <w:tab/>
+      </w:r>
+      <w:r>
+        <w:rPr>
+          <w:rFonts w:asciiTheme="minorEastAsia" w:hAnsiTheme="minorEastAsia" w:cs="굴림"/>
+          <w:color w:val="000000"/>
+          <w:kern w:val="0"/>
+          <w:szCs w:val="20"/>
+        </w:rPr>
+        <w:tab/>
+        <w:t>s.name = "</w:t>
       </w:r>
       <w:r>
         <w:rPr>
@@ -4068,16 +3255,16 @@
           <w:kern w:val="0"/>
           <w:szCs w:val="20"/>
         </w:rPr>
-        <w:t>다음 중 필드를 잘못 접근한 것은 무엇입니까</w:t>
-      </w:r>
-      <w:r>
-        <w:rPr>
-          <w:rFonts w:asciiTheme="minorEastAsia" w:hAnsiTheme="minorEastAsia" w:cs="굴림"/>
-          <w:color w:val="000000"/>
-          <w:kern w:val="0"/>
-          <w:szCs w:val="20"/>
-        </w:rPr>
-        <w:t>?</w:t>
+        <w:t>홍길동</w:t>
+      </w:r>
+      <w:r>
+        <w:rPr>
+          <w:rFonts w:asciiTheme="minorEastAsia" w:hAnsiTheme="minorEastAsia" w:cs="굴림"/>
+          <w:color w:val="000000"/>
+          <w:kern w:val="0"/>
+          <w:szCs w:val="20"/>
+        </w:rPr>
+        <w:t>“;</w:t>
       </w:r>
     </w:p>
     <w:p>
@@ -4086,50 +3273,43 @@
         <w:textAlignment w:val="baseline"/>
         <w:rPr>
           <w:rFonts w:asciiTheme="minorEastAsia" w:hAnsiTheme="minorEastAsia" w:cs="굴림"/>
-          <w:color w:val="000000"/>
-          <w:kern w:val="0"/>
-          <w:szCs w:val="20"/>
-        </w:rPr>
-      </w:pPr>
-      <w:r>
-        <w:rPr>
-          <w:rFonts w:asciiTheme="minorEastAsia" w:hAnsiTheme="minorEastAsia" w:cs="굴림"/>
-          <w:color w:val="000000"/>
-          <w:kern w:val="0"/>
-          <w:szCs w:val="20"/>
-        </w:rPr>
-        <w:tab/>
-      </w:r>
-      <w:r>
-        <w:rPr>
-          <w:rFonts w:asciiTheme="minorEastAsia" w:hAnsiTheme="minorEastAsia" w:cs="굴림"/>
-          <w:color w:val="000000"/>
-          <w:kern w:val="0"/>
-          <w:szCs w:val="20"/>
-        </w:rPr>
-        <w:tab/>
-      </w:r>
-      <w:proofErr w:type="spellStart"/>
-      <w:proofErr w:type="gramStart"/>
-      <w:r>
-        <w:rPr>
-          <w:rFonts w:asciiTheme="minorEastAsia" w:hAnsiTheme="minorEastAsia" w:cs="굴림"/>
-          <w:color w:val="000000"/>
-          <w:kern w:val="0"/>
-          <w:szCs w:val="20"/>
-        </w:rPr>
-        <w:t>s.number</w:t>
-      </w:r>
-      <w:proofErr w:type="spellEnd"/>
-      <w:proofErr w:type="gramEnd"/>
-      <w:r>
-        <w:rPr>
-          <w:rFonts w:asciiTheme="minorEastAsia" w:hAnsiTheme="minorEastAsia" w:cs="굴림"/>
-          <w:color w:val="000000"/>
-          <w:kern w:val="0"/>
-          <w:szCs w:val="20"/>
-        </w:rPr>
-        <w:t xml:space="preserve"> = 10;</w:t>
+          <w:kern w:val="0"/>
+          <w:szCs w:val="20"/>
+        </w:rPr>
+      </w:pPr>
+      <w:r>
+        <w:rPr>
+          <w:rFonts w:asciiTheme="minorEastAsia" w:hAnsiTheme="minorEastAsia" w:cs="굴림"/>
+          <w:color w:val="000000"/>
+          <w:kern w:val="0"/>
+          <w:szCs w:val="20"/>
+        </w:rPr>
+        <w:tab/>
+      </w:r>
+      <w:r>
+        <w:rPr>
+          <w:rFonts w:asciiTheme="minorEastAsia" w:hAnsiTheme="minorEastAsia" w:cs="굴림"/>
+          <w:color w:val="000000"/>
+          <w:kern w:val="0"/>
+          <w:szCs w:val="20"/>
+        </w:rPr>
+        <w:tab/>
+      </w:r>
+      <w:r>
+        <w:rPr>
+          <w:rFonts w:asciiTheme="minorEastAsia" w:hAnsiTheme="minorEastAsia" w:cs="굴림"/>
+          <w:kern w:val="0"/>
+          <w:szCs w:val="20"/>
+        </w:rPr>
+        <w:t>s.tel = “010-1234-5678”;</w:t>
+      </w:r>
+      <w:r>
+        <w:rPr>
+          <w:rFonts w:asciiTheme="minorEastAsia" w:hAnsiTheme="minorEastAsia" w:cs="굴림" w:hint="eastAsia"/>
+          <w:kern w:val="0"/>
+          <w:szCs w:val="20"/>
+        </w:rPr>
+        <w:t xml:space="preserve"> // 오류(전역멤버는 호출 X)</w:t>
       </w:r>
     </w:p>
     <w:p>
@@ -4160,150 +3340,8 @@
           <w:szCs w:val="20"/>
         </w:rPr>
         <w:tab/>
-        <w:t>s.name = "</w:t>
-      </w:r>
-      <w:r>
-        <w:rPr>
-          <w:rFonts w:asciiTheme="minorEastAsia" w:hAnsiTheme="minorEastAsia" w:cs="굴림" w:hint="eastAsia"/>
-          <w:color w:val="000000"/>
-          <w:kern w:val="0"/>
-          <w:szCs w:val="20"/>
-        </w:rPr>
-        <w:t>홍길동</w:t>
-      </w:r>
-      <w:r>
-        <w:rPr>
-          <w:rFonts w:asciiTheme="minorEastAsia" w:hAnsiTheme="minorEastAsia" w:cs="굴림"/>
-          <w:color w:val="000000"/>
-          <w:kern w:val="0"/>
-          <w:szCs w:val="20"/>
-        </w:rPr>
-        <w:t>“;</w:t>
-      </w:r>
-    </w:p>
-    <w:p>
-      <w:pPr>
-        <w:spacing w:after="0" w:line="312" w:lineRule="auto"/>
-        <w:textAlignment w:val="baseline"/>
-        <w:rPr>
-          <w:rFonts w:asciiTheme="minorEastAsia" w:hAnsiTheme="minorEastAsia" w:cs="굴림"/>
-          <w:kern w:val="0"/>
-          <w:szCs w:val="20"/>
-        </w:rPr>
-      </w:pPr>
-      <w:r>
-        <w:rPr>
-          <w:rFonts w:asciiTheme="minorEastAsia" w:hAnsiTheme="minorEastAsia" w:cs="굴림"/>
-          <w:color w:val="000000"/>
-          <w:kern w:val="0"/>
-          <w:szCs w:val="20"/>
-        </w:rPr>
-        <w:tab/>
-      </w:r>
-      <w:r>
-        <w:rPr>
-          <w:rFonts w:asciiTheme="minorEastAsia" w:hAnsiTheme="minorEastAsia" w:cs="굴림"/>
-          <w:color w:val="000000"/>
-          <w:kern w:val="0"/>
-          <w:szCs w:val="20"/>
-        </w:rPr>
-        <w:tab/>
-      </w:r>
-      <w:r>
-        <w:rPr>
-          <w:rFonts w:asciiTheme="minorEastAsia" w:hAnsiTheme="minorEastAsia" w:cs="굴림"/>
-          <w:kern w:val="0"/>
-          <w:szCs w:val="20"/>
-        </w:rPr>
-        <w:t>s.tel = “010-1234-5678”</w:t>
-      </w:r>
-      <w:proofErr w:type="gramStart"/>
-      <w:r>
-        <w:rPr>
-          <w:rFonts w:asciiTheme="minorEastAsia" w:hAnsiTheme="minorEastAsia" w:cs="굴림"/>
-          <w:kern w:val="0"/>
-          <w:szCs w:val="20"/>
-        </w:rPr>
-        <w:t>;</w:t>
-      </w:r>
-      <w:r>
-        <w:rPr>
-          <w:rFonts w:asciiTheme="minorEastAsia" w:hAnsiTheme="minorEastAsia" w:cs="굴림" w:hint="eastAsia"/>
-          <w:kern w:val="0"/>
-          <w:szCs w:val="20"/>
-        </w:rPr>
-        <w:t xml:space="preserve"> /</w:t>
-      </w:r>
-      <w:proofErr w:type="gramEnd"/>
-      <w:r>
-        <w:rPr>
-          <w:rFonts w:asciiTheme="minorEastAsia" w:hAnsiTheme="minorEastAsia" w:cs="굴림" w:hint="eastAsia"/>
-          <w:kern w:val="0"/>
-          <w:szCs w:val="20"/>
-        </w:rPr>
-        <w:t>/ 오류(전역멤버는 호출 X)</w:t>
-      </w:r>
-    </w:p>
-    <w:p>
-      <w:pPr>
-        <w:spacing w:after="0" w:line="312" w:lineRule="auto"/>
-        <w:textAlignment w:val="baseline"/>
-        <w:rPr>
-          <w:rFonts w:asciiTheme="minorEastAsia" w:hAnsiTheme="minorEastAsia" w:cs="굴림"/>
-          <w:color w:val="000000"/>
-          <w:kern w:val="0"/>
-          <w:szCs w:val="20"/>
-        </w:rPr>
-      </w:pPr>
-      <w:r>
-        <w:rPr>
-          <w:rFonts w:asciiTheme="minorEastAsia" w:hAnsiTheme="minorEastAsia" w:cs="굴림"/>
-          <w:color w:val="000000"/>
-          <w:kern w:val="0"/>
-          <w:szCs w:val="20"/>
-        </w:rPr>
-        <w:tab/>
-      </w:r>
-      <w:r>
-        <w:rPr>
-          <w:rFonts w:asciiTheme="minorEastAsia" w:hAnsiTheme="minorEastAsia" w:cs="굴림"/>
-          <w:color w:val="000000"/>
-          <w:kern w:val="0"/>
-          <w:szCs w:val="20"/>
-        </w:rPr>
-        <w:tab/>
-      </w:r>
-      <w:proofErr w:type="spellStart"/>
-      <w:r>
-        <w:rPr>
-          <w:rFonts w:asciiTheme="minorEastAsia" w:hAnsiTheme="minorEastAsia" w:cs="굴림"/>
-          <w:color w:val="000000"/>
-          <w:kern w:val="0"/>
-          <w:szCs w:val="20"/>
-        </w:rPr>
-        <w:t>s.lab</w:t>
-      </w:r>
-      <w:proofErr w:type="spellEnd"/>
-      <w:r>
-        <w:rPr>
-          <w:rFonts w:asciiTheme="minorEastAsia" w:hAnsiTheme="minorEastAsia" w:cs="굴림"/>
-          <w:color w:val="000000"/>
-          <w:kern w:val="0"/>
-          <w:szCs w:val="20"/>
-        </w:rPr>
-        <w:t xml:space="preserve"> = "Java Lab</w:t>
-      </w:r>
-      <w:proofErr w:type="gramStart"/>
-      <w:r>
-        <w:rPr>
-          <w:rFonts w:asciiTheme="minorEastAsia" w:hAnsiTheme="minorEastAsia" w:cs="굴림"/>
-          <w:color w:val="000000"/>
-          <w:kern w:val="0"/>
-          <w:szCs w:val="20"/>
-        </w:rPr>
-        <w:t>";</w:t>
-      </w:r>
-      <w:proofErr w:type="gramEnd"/>
+        <w:t>s.lab = "Java Lab";</w:t>
+      </w:r>
     </w:p>
     <w:p>
       <w:pPr>
@@ -4409,47 +3447,7 @@
           <w:szCs w:val="20"/>
         </w:rPr>
         <w:tab/>
-        <w:t xml:space="preserve">public </w:t>
-      </w:r>
-      <w:proofErr w:type="gramStart"/>
-      <w:r>
-        <w:rPr>
-          <w:rFonts w:asciiTheme="minorEastAsia" w:hAnsiTheme="minorEastAsia" w:cs="굴림"/>
-          <w:color w:val="000000"/>
-          <w:kern w:val="0"/>
-          <w:szCs w:val="20"/>
-        </w:rPr>
-        <w:t>A(</w:t>
-      </w:r>
-      <w:proofErr w:type="gramEnd"/>
-      <w:r>
-        <w:rPr>
-          <w:rFonts w:asciiTheme="minorEastAsia" w:hAnsiTheme="minorEastAsia" w:cs="굴림"/>
-          <w:color w:val="000000"/>
-          <w:kern w:val="0"/>
-          <w:szCs w:val="20"/>
-        </w:rPr>
-        <w:t xml:space="preserve">) { </w:t>
-      </w:r>
-      <w:proofErr w:type="spellStart"/>
-      <w:r>
-        <w:rPr>
-          <w:rFonts w:asciiTheme="minorEastAsia" w:hAnsiTheme="minorEastAsia" w:cs="굴림"/>
-          <w:color w:val="000000"/>
-          <w:kern w:val="0"/>
-          <w:szCs w:val="20"/>
-        </w:rPr>
-        <w:t>System.out.println</w:t>
-      </w:r>
-      <w:proofErr w:type="spellEnd"/>
-      <w:r>
-        <w:rPr>
-          <w:rFonts w:asciiTheme="minorEastAsia" w:hAnsiTheme="minorEastAsia" w:cs="굴림"/>
-          <w:color w:val="000000"/>
-          <w:kern w:val="0"/>
-          <w:szCs w:val="20"/>
-        </w:rPr>
-        <w:t>("1"); }</w:t>
+        <w:t>public A() { System.out.println("1"); }</w:t>
       </w:r>
     </w:p>
     <w:p>
@@ -4478,47 +3476,7 @@
           <w:szCs w:val="20"/>
         </w:rPr>
         <w:tab/>
-        <w:t xml:space="preserve">public </w:t>
-      </w:r>
-      <w:proofErr w:type="gramStart"/>
-      <w:r>
-        <w:rPr>
-          <w:rFonts w:asciiTheme="minorEastAsia" w:hAnsiTheme="minorEastAsia" w:cs="굴림"/>
-          <w:color w:val="000000"/>
-          <w:kern w:val="0"/>
-          <w:szCs w:val="20"/>
-        </w:rPr>
-        <w:t>A(</w:t>
-      </w:r>
-      <w:proofErr w:type="gramEnd"/>
-      <w:r>
-        <w:rPr>
-          <w:rFonts w:asciiTheme="minorEastAsia" w:hAnsiTheme="minorEastAsia" w:cs="굴림"/>
-          <w:color w:val="000000"/>
-          <w:kern w:val="0"/>
-          <w:szCs w:val="20"/>
-        </w:rPr>
-        <w:t xml:space="preserve">int x) { </w:t>
-      </w:r>
-      <w:proofErr w:type="spellStart"/>
-      <w:r>
-        <w:rPr>
-          <w:rFonts w:asciiTheme="minorEastAsia" w:hAnsiTheme="minorEastAsia" w:cs="굴림"/>
-          <w:color w:val="000000"/>
-          <w:kern w:val="0"/>
-          <w:szCs w:val="20"/>
-        </w:rPr>
-        <w:t>System.out.println</w:t>
-      </w:r>
-      <w:proofErr w:type="spellEnd"/>
-      <w:r>
-        <w:rPr>
-          <w:rFonts w:asciiTheme="minorEastAsia" w:hAnsiTheme="minorEastAsia" w:cs="굴림"/>
-          <w:color w:val="000000"/>
-          <w:kern w:val="0"/>
-          <w:szCs w:val="20"/>
-        </w:rPr>
-        <w:t xml:space="preserve">("2"); } </w:t>
+        <w:t xml:space="preserve">public A(int x) { System.out.println("2"); } </w:t>
       </w:r>
     </w:p>
     <w:p>
@@ -4658,27 +3616,7 @@
           <w:kern w:val="0"/>
           <w:szCs w:val="20"/>
         </w:rPr>
-        <w:t xml:space="preserve">    public static void main (String </w:t>
-      </w:r>
-      <w:proofErr w:type="spellStart"/>
-      <w:r>
-        <w:rPr>
-          <w:rFonts w:asciiTheme="minorEastAsia" w:hAnsiTheme="minorEastAsia" w:cs="굴림"/>
-          <w:color w:val="000000"/>
-          <w:kern w:val="0"/>
-          <w:szCs w:val="20"/>
-        </w:rPr>
-        <w:t>args</w:t>
-      </w:r>
-      <w:proofErr w:type="spellEnd"/>
-      <w:r>
-        <w:rPr>
-          <w:rFonts w:asciiTheme="minorEastAsia" w:hAnsiTheme="minorEastAsia" w:cs="굴림"/>
-          <w:color w:val="000000"/>
-          <w:kern w:val="0"/>
-          <w:szCs w:val="20"/>
-        </w:rPr>
-        <w:t xml:space="preserve"> []) {</w:t>
+        <w:t xml:space="preserve">    public static void main (String args []) {</w:t>
       </w:r>
     </w:p>
     <w:p>
@@ -4706,47 +3644,7 @@
           <w:kern w:val="0"/>
           <w:szCs w:val="20"/>
         </w:rPr>
-        <w:t xml:space="preserve">        B </w:t>
-      </w:r>
-      <w:proofErr w:type="spellStart"/>
-      <w:r>
-        <w:rPr>
-          <w:rFonts w:asciiTheme="minorEastAsia" w:hAnsiTheme="minorEastAsia" w:cs="굴림"/>
-          <w:color w:val="000000"/>
-          <w:kern w:val="0"/>
-          <w:szCs w:val="20"/>
-        </w:rPr>
-        <w:t>b</w:t>
-      </w:r>
-      <w:proofErr w:type="spellEnd"/>
-      <w:r>
-        <w:rPr>
-          <w:rFonts w:asciiTheme="minorEastAsia" w:hAnsiTheme="minorEastAsia" w:cs="굴림"/>
-          <w:color w:val="000000"/>
-          <w:kern w:val="0"/>
-          <w:szCs w:val="20"/>
-        </w:rPr>
-        <w:t xml:space="preserve"> = new </w:t>
-      </w:r>
-      <w:proofErr w:type="gramStart"/>
-      <w:r>
-        <w:rPr>
-          <w:rFonts w:asciiTheme="minorEastAsia" w:hAnsiTheme="minorEastAsia" w:cs="굴림"/>
-          <w:color w:val="000000"/>
-          <w:kern w:val="0"/>
-          <w:szCs w:val="20"/>
-        </w:rPr>
-        <w:t>B(</w:t>
-      </w:r>
-      <w:proofErr w:type="gramEnd"/>
-      <w:r>
-        <w:rPr>
-          <w:rFonts w:asciiTheme="minorEastAsia" w:hAnsiTheme="minorEastAsia" w:cs="굴림"/>
-          <w:color w:val="000000"/>
-          <w:kern w:val="0"/>
-          <w:szCs w:val="20"/>
-        </w:rPr>
-        <w:t xml:space="preserve">); </w:t>
+        <w:t xml:space="preserve">        B b = new B(); </w:t>
       </w:r>
     </w:p>
     <w:p>
@@ -4774,27 +3672,7 @@
           <w:kern w:val="0"/>
           <w:szCs w:val="20"/>
         </w:rPr>
-        <w:t xml:space="preserve">        </w:t>
-      </w:r>
-      <w:proofErr w:type="spellStart"/>
-      <w:r>
-        <w:rPr>
-          <w:rFonts w:asciiTheme="minorEastAsia" w:hAnsiTheme="minorEastAsia" w:cs="굴림"/>
-          <w:color w:val="000000"/>
-          <w:kern w:val="0"/>
-          <w:szCs w:val="20"/>
-        </w:rPr>
-        <w:t>System.out.println</w:t>
-      </w:r>
-      <w:proofErr w:type="spellEnd"/>
-      <w:r>
-        <w:rPr>
-          <w:rFonts w:asciiTheme="minorEastAsia" w:hAnsiTheme="minorEastAsia" w:cs="굴림"/>
-          <w:color w:val="000000"/>
-          <w:kern w:val="0"/>
-          <w:szCs w:val="20"/>
-        </w:rPr>
-        <w:t xml:space="preserve">("실행 완료"); </w:t>
+        <w:t xml:space="preserve">        System.out.println("실행 완료"); </w:t>
       </w:r>
     </w:p>
     <w:p>
@@ -4871,6 +3749,57 @@
           <w:szCs w:val="20"/>
         </w:rPr>
       </w:pPr>
+      <w:r>
+        <w:rPr>
+          <w:rFonts w:asciiTheme="minorEastAsia" w:hAnsiTheme="minorEastAsia" w:cs="굴림"/>
+          <w:noProof/>
+          <w:color w:val="000000"/>
+          <w:kern w:val="0"/>
+          <w:szCs w:val="20"/>
+        </w:rPr>
+        <w:lastRenderedPageBreak/>
+        <w:drawing>
+          <wp:inline distT="0" distB="0" distL="0" distR="0" wp14:anchorId="04CF48DA" wp14:editId="4EBA8014">
+            <wp:extent cx="939800" cy="546100"/>
+            <wp:effectExtent l="0" t="0" r="0" b="0"/>
+            <wp:docPr id="1590064081" name="그림 1" descr="텍스트, 폰트, 스크린샷, 그래픽이(가) 표시된 사진&#10;&#10;AI가 생성한 콘텐츠는 부정확할 수 있습니다."/>
+            <wp:cNvGraphicFramePr>
+              <a:graphicFrameLocks xmlns:a="http://schemas.openxmlformats.org/drawingml/2006/main" noChangeAspect="1"/>
+            </wp:cNvGraphicFramePr>
+            <a:graphic xmlns:a="http://schemas.openxmlformats.org/drawingml/2006/main">
+              <a:graphicData uri="http://schemas.openxmlformats.org/drawingml/2006/picture">
+                <pic:pic xmlns:pic="http://schemas.openxmlformats.org/drawingml/2006/picture">
+                  <pic:nvPicPr>
+                    <pic:cNvPr id="1590064081" name="그림 1" descr="텍스트, 폰트, 스크린샷, 그래픽이(가) 표시된 사진&#10;&#10;AI가 생성한 콘텐츠는 부정확할 수 있습니다."/>
+                    <pic:cNvPicPr/>
+                  </pic:nvPicPr>
+                  <pic:blipFill>
+                    <a:blip r:embed="rId9">
+                      <a:extLst>
+                        <a:ext uri="{28A0092B-C50C-407E-A947-70E740481C1C}">
+                          <a14:useLocalDpi xmlns:a14="http://schemas.microsoft.com/office/drawing/2010/main" val="0"/>
+                        </a:ext>
+                      </a:extLst>
+                    </a:blip>
+                    <a:stretch>
+                      <a:fillRect/>
+                    </a:stretch>
+                  </pic:blipFill>
+                  <pic:spPr>
+                    <a:xfrm>
+                      <a:off x="0" y="0"/>
+                      <a:ext cx="939800" cy="546100"/>
+                    </a:xfrm>
+                    <a:prstGeom prst="rect">
+                      <a:avLst/>
+                    </a:prstGeom>
+                  </pic:spPr>
+                </pic:pic>
+              </a:graphicData>
+            </a:graphic>
+          </wp:inline>
+        </w:drawing>
+      </w:r>
     </w:p>
     <w:p>
       <w:pPr>
@@ -4914,431 +3843,146 @@
           <w:kern w:val="0"/>
           <w:szCs w:val="20"/>
         </w:rPr>
-        <w:t xml:space="preserve"> </w:t>
-      </w:r>
-      <w:proofErr w:type="gramStart"/>
-      <w:r>
-        <w:rPr>
-          <w:rFonts w:asciiTheme="minorEastAsia" w:hAnsiTheme="minorEastAsia" w:cs="굴림" w:hint="eastAsia"/>
-          <w:color w:val="000000"/>
-          <w:kern w:val="0"/>
-          <w:szCs w:val="20"/>
-        </w:rPr>
-        <w:t>// 다음</w:t>
-      </w:r>
-      <w:proofErr w:type="gramEnd"/>
-      <w:r>
-        <w:rPr>
-          <w:rFonts w:asciiTheme="minorEastAsia" w:hAnsiTheme="minorEastAsia" w:cs="굴림" w:hint="eastAsia"/>
-          <w:color w:val="000000"/>
-          <w:kern w:val="0"/>
-          <w:szCs w:val="20"/>
-        </w:rPr>
-        <w:t xml:space="preserve"> 시간 설명</w:t>
-      </w:r>
-    </w:p>
-    <w:p>
-      <w:pPr>
-        <w:tabs>
-          <w:tab w:val="left" w:pos="400"/>
-        </w:tabs>
-        <w:wordWrap/>
-        <w:spacing w:after="0" w:line="240" w:lineRule="auto"/>
-        <w:ind w:left="400"/>
-        <w:jc w:val="left"/>
-        <w:textAlignment w:val="baseline"/>
-        <w:rPr>
-          <w:rFonts w:asciiTheme="minorEastAsia" w:hAnsiTheme="minorEastAsia" w:cs="굴림"/>
-          <w:color w:val="000000"/>
-          <w:kern w:val="0"/>
-          <w:szCs w:val="20"/>
-        </w:rPr>
-      </w:pPr>
-      <w:r>
-        <w:rPr>
-          <w:rFonts w:asciiTheme="minorEastAsia" w:hAnsiTheme="minorEastAsia" w:cs="굴림"/>
-          <w:color w:val="000000"/>
-          <w:kern w:val="0"/>
-          <w:szCs w:val="20"/>
-        </w:rPr>
-        <w:lastRenderedPageBreak/>
-        <w:t xml:space="preserve">class </w:t>
-      </w:r>
-      <w:proofErr w:type="spellStart"/>
-      <w:r>
-        <w:rPr>
-          <w:rFonts w:asciiTheme="minorEastAsia" w:hAnsiTheme="minorEastAsia" w:cs="굴림"/>
-          <w:color w:val="000000"/>
-          <w:kern w:val="0"/>
-          <w:szCs w:val="20"/>
-        </w:rPr>
-        <w:t>ClassA</w:t>
-      </w:r>
-      <w:proofErr w:type="spellEnd"/>
-      <w:r>
-        <w:rPr>
-          <w:rFonts w:asciiTheme="minorEastAsia" w:hAnsiTheme="minorEastAsia" w:cs="굴림"/>
-          <w:color w:val="000000"/>
-          <w:kern w:val="0"/>
-          <w:szCs w:val="20"/>
-        </w:rPr>
-        <w:t xml:space="preserve"> {</w:t>
-      </w:r>
-    </w:p>
-    <w:p>
-      <w:pPr>
-        <w:tabs>
-          <w:tab w:val="left" w:pos="400"/>
-        </w:tabs>
-        <w:wordWrap/>
-        <w:spacing w:after="0" w:line="240" w:lineRule="auto"/>
-        <w:ind w:left="400"/>
-        <w:jc w:val="left"/>
-        <w:textAlignment w:val="baseline"/>
-        <w:rPr>
-          <w:rFonts w:asciiTheme="minorEastAsia" w:hAnsiTheme="minorEastAsia" w:cs="굴림"/>
-          <w:color w:val="000000"/>
-          <w:kern w:val="0"/>
-          <w:szCs w:val="20"/>
-        </w:rPr>
-      </w:pPr>
-      <w:r>
-        <w:rPr>
-          <w:rFonts w:asciiTheme="minorEastAsia" w:hAnsiTheme="minorEastAsia" w:cs="굴림"/>
-          <w:color w:val="000000"/>
-          <w:kern w:val="0"/>
-          <w:szCs w:val="20"/>
-        </w:rPr>
-        <w:tab/>
-        <w:t xml:space="preserve">public void </w:t>
-      </w:r>
-      <w:proofErr w:type="spellStart"/>
-      <w:proofErr w:type="gramStart"/>
-      <w:r>
-        <w:rPr>
-          <w:rFonts w:asciiTheme="minorEastAsia" w:hAnsiTheme="minorEastAsia" w:cs="굴림"/>
-          <w:color w:val="000000"/>
-          <w:kern w:val="0"/>
-          <w:szCs w:val="20"/>
-        </w:rPr>
-        <w:t>methodOne</w:t>
-      </w:r>
-      <w:proofErr w:type="spellEnd"/>
-      <w:r>
-        <w:rPr>
-          <w:rFonts w:asciiTheme="minorEastAsia" w:hAnsiTheme="minorEastAsia" w:cs="굴림"/>
-          <w:color w:val="000000"/>
-          <w:kern w:val="0"/>
-          <w:szCs w:val="20"/>
-        </w:rPr>
-        <w:t>(</w:t>
-      </w:r>
-      <w:proofErr w:type="gramEnd"/>
-      <w:r>
-        <w:rPr>
-          <w:rFonts w:asciiTheme="minorEastAsia" w:hAnsiTheme="minorEastAsia" w:cs="굴림"/>
-          <w:color w:val="000000"/>
-          <w:kern w:val="0"/>
-          <w:szCs w:val="20"/>
-        </w:rPr>
-        <w:t xml:space="preserve">int </w:t>
-      </w:r>
-      <w:proofErr w:type="spellStart"/>
-      <w:r>
-        <w:rPr>
-          <w:rFonts w:asciiTheme="minorEastAsia" w:hAnsiTheme="minorEastAsia" w:cs="굴림"/>
-          <w:color w:val="000000"/>
-          <w:kern w:val="0"/>
-          <w:szCs w:val="20"/>
-        </w:rPr>
-        <w:t>i</w:t>
-      </w:r>
-      <w:proofErr w:type="spellEnd"/>
-      <w:r>
-        <w:rPr>
-          <w:rFonts w:asciiTheme="minorEastAsia" w:hAnsiTheme="minorEastAsia" w:cs="굴림"/>
-          <w:color w:val="000000"/>
-          <w:kern w:val="0"/>
-          <w:szCs w:val="20"/>
-        </w:rPr>
-        <w:t>) { }</w:t>
-      </w:r>
-    </w:p>
-    <w:p>
-      <w:pPr>
-        <w:tabs>
-          <w:tab w:val="left" w:pos="400"/>
-        </w:tabs>
-        <w:wordWrap/>
-        <w:spacing w:after="0" w:line="240" w:lineRule="auto"/>
-        <w:ind w:left="400"/>
-        <w:jc w:val="left"/>
-        <w:textAlignment w:val="baseline"/>
-        <w:rPr>
-          <w:rFonts w:asciiTheme="minorEastAsia" w:hAnsiTheme="minorEastAsia" w:cs="굴림"/>
-          <w:color w:val="000000"/>
-          <w:kern w:val="0"/>
-          <w:szCs w:val="20"/>
-        </w:rPr>
-      </w:pPr>
-      <w:r>
-        <w:rPr>
-          <w:rFonts w:asciiTheme="minorEastAsia" w:hAnsiTheme="minorEastAsia" w:cs="굴림"/>
-          <w:color w:val="000000"/>
-          <w:kern w:val="0"/>
-          <w:szCs w:val="20"/>
-        </w:rPr>
-        <w:tab/>
-        <w:t xml:space="preserve">public void </w:t>
-      </w:r>
-      <w:proofErr w:type="spellStart"/>
-      <w:proofErr w:type="gramStart"/>
-      <w:r>
-        <w:rPr>
-          <w:rFonts w:asciiTheme="minorEastAsia" w:hAnsiTheme="minorEastAsia" w:cs="굴림"/>
-          <w:color w:val="000000"/>
-          <w:kern w:val="0"/>
-          <w:szCs w:val="20"/>
-        </w:rPr>
-        <w:t>methodTwo</w:t>
-      </w:r>
-      <w:proofErr w:type="spellEnd"/>
-      <w:r>
-        <w:rPr>
-          <w:rFonts w:asciiTheme="minorEastAsia" w:hAnsiTheme="minorEastAsia" w:cs="굴림"/>
-          <w:color w:val="000000"/>
-          <w:kern w:val="0"/>
-          <w:szCs w:val="20"/>
-        </w:rPr>
-        <w:t>(</w:t>
-      </w:r>
-      <w:proofErr w:type="gramEnd"/>
-      <w:r>
-        <w:rPr>
-          <w:rFonts w:asciiTheme="minorEastAsia" w:hAnsiTheme="minorEastAsia" w:cs="굴림"/>
-          <w:color w:val="000000"/>
-          <w:kern w:val="0"/>
-          <w:szCs w:val="20"/>
-        </w:rPr>
-        <w:t xml:space="preserve">int </w:t>
-      </w:r>
-      <w:proofErr w:type="spellStart"/>
-      <w:r>
-        <w:rPr>
-          <w:rFonts w:asciiTheme="minorEastAsia" w:hAnsiTheme="minorEastAsia" w:cs="굴림"/>
-          <w:color w:val="000000"/>
-          <w:kern w:val="0"/>
-          <w:szCs w:val="20"/>
-        </w:rPr>
-        <w:t>i</w:t>
-      </w:r>
-      <w:proofErr w:type="spellEnd"/>
-      <w:r>
-        <w:rPr>
-          <w:rFonts w:asciiTheme="minorEastAsia" w:hAnsiTheme="minorEastAsia" w:cs="굴림"/>
-          <w:color w:val="000000"/>
-          <w:kern w:val="0"/>
-          <w:szCs w:val="20"/>
-        </w:rPr>
-        <w:t xml:space="preserve">) { </w:t>
-      </w:r>
-      <w:proofErr w:type="spellStart"/>
-      <w:r>
-        <w:rPr>
-          <w:rFonts w:asciiTheme="minorEastAsia" w:hAnsiTheme="minorEastAsia" w:cs="굴림"/>
-          <w:color w:val="000000"/>
-          <w:kern w:val="0"/>
-          <w:szCs w:val="20"/>
-        </w:rPr>
-        <w:t>System.out.println</w:t>
-      </w:r>
-      <w:proofErr w:type="spellEnd"/>
-      <w:r>
-        <w:rPr>
-          <w:rFonts w:asciiTheme="minorEastAsia" w:hAnsiTheme="minorEastAsia" w:cs="굴림"/>
-          <w:color w:val="000000"/>
-          <w:kern w:val="0"/>
-          <w:szCs w:val="20"/>
-        </w:rPr>
-        <w:t>("A2"); }</w:t>
-      </w:r>
-    </w:p>
-    <w:p>
-      <w:pPr>
-        <w:tabs>
-          <w:tab w:val="left" w:pos="400"/>
-        </w:tabs>
-        <w:wordWrap/>
-        <w:spacing w:after="0" w:line="240" w:lineRule="auto"/>
-        <w:ind w:left="400"/>
-        <w:jc w:val="left"/>
-        <w:textAlignment w:val="baseline"/>
-        <w:rPr>
-          <w:rFonts w:asciiTheme="minorEastAsia" w:hAnsiTheme="minorEastAsia" w:cs="굴림"/>
-          <w:color w:val="000000"/>
-          <w:kern w:val="0"/>
-          <w:szCs w:val="20"/>
-        </w:rPr>
-      </w:pPr>
-      <w:r>
-        <w:rPr>
-          <w:rFonts w:asciiTheme="minorEastAsia" w:hAnsiTheme="minorEastAsia" w:cs="굴림"/>
-          <w:color w:val="000000"/>
-          <w:kern w:val="0"/>
-          <w:szCs w:val="20"/>
-        </w:rPr>
-        <w:tab/>
-        <w:t xml:space="preserve">public static void </w:t>
-      </w:r>
-      <w:proofErr w:type="spellStart"/>
-      <w:proofErr w:type="gramStart"/>
-      <w:r>
-        <w:rPr>
-          <w:rFonts w:asciiTheme="minorEastAsia" w:hAnsiTheme="minorEastAsia" w:cs="굴림"/>
-          <w:color w:val="000000"/>
-          <w:kern w:val="0"/>
-          <w:szCs w:val="20"/>
-        </w:rPr>
-        <w:t>methodThree</w:t>
-      </w:r>
-      <w:proofErr w:type="spellEnd"/>
-      <w:r>
-        <w:rPr>
-          <w:rFonts w:asciiTheme="minorEastAsia" w:hAnsiTheme="minorEastAsia" w:cs="굴림"/>
-          <w:color w:val="000000"/>
-          <w:kern w:val="0"/>
-          <w:szCs w:val="20"/>
-        </w:rPr>
-        <w:t>(</w:t>
-      </w:r>
-      <w:proofErr w:type="gramEnd"/>
-      <w:r>
-        <w:rPr>
-          <w:rFonts w:asciiTheme="minorEastAsia" w:hAnsiTheme="minorEastAsia" w:cs="굴림"/>
-          <w:color w:val="000000"/>
-          <w:kern w:val="0"/>
-          <w:szCs w:val="20"/>
-        </w:rPr>
-        <w:t xml:space="preserve">int </w:t>
-      </w:r>
-      <w:proofErr w:type="spellStart"/>
-      <w:r>
-        <w:rPr>
-          <w:rFonts w:asciiTheme="minorEastAsia" w:hAnsiTheme="minorEastAsia" w:cs="굴림"/>
-          <w:color w:val="000000"/>
-          <w:kern w:val="0"/>
-          <w:szCs w:val="20"/>
-        </w:rPr>
-        <w:t>i</w:t>
-      </w:r>
-      <w:proofErr w:type="spellEnd"/>
-      <w:r>
-        <w:rPr>
-          <w:rFonts w:asciiTheme="minorEastAsia" w:hAnsiTheme="minorEastAsia" w:cs="굴림"/>
-          <w:color w:val="000000"/>
-          <w:kern w:val="0"/>
-          <w:szCs w:val="20"/>
-        </w:rPr>
-        <w:t>) { }</w:t>
-      </w:r>
-    </w:p>
-    <w:p>
-      <w:pPr>
-        <w:tabs>
-          <w:tab w:val="left" w:pos="400"/>
-        </w:tabs>
-        <w:wordWrap/>
-        <w:spacing w:after="0" w:line="240" w:lineRule="auto"/>
-        <w:ind w:left="400"/>
-        <w:jc w:val="left"/>
-        <w:textAlignment w:val="baseline"/>
-        <w:rPr>
-          <w:rFonts w:asciiTheme="minorEastAsia" w:hAnsiTheme="minorEastAsia" w:cs="굴림"/>
-          <w:color w:val="000000"/>
-          <w:kern w:val="0"/>
-          <w:szCs w:val="20"/>
-        </w:rPr>
-      </w:pPr>
-      <w:r>
-        <w:rPr>
-          <w:rFonts w:asciiTheme="minorEastAsia" w:hAnsiTheme="minorEastAsia" w:cs="굴림"/>
-          <w:color w:val="000000"/>
-          <w:kern w:val="0"/>
-          <w:szCs w:val="20"/>
-        </w:rPr>
-        <w:tab/>
-        <w:t xml:space="preserve">public static void </w:t>
-      </w:r>
-      <w:proofErr w:type="spellStart"/>
-      <w:proofErr w:type="gramStart"/>
-      <w:r>
-        <w:rPr>
-          <w:rFonts w:asciiTheme="minorEastAsia" w:hAnsiTheme="minorEastAsia" w:cs="굴림"/>
-          <w:color w:val="000000"/>
-          <w:kern w:val="0"/>
-          <w:szCs w:val="20"/>
-        </w:rPr>
-        <w:t>methodFour</w:t>
-      </w:r>
-      <w:proofErr w:type="spellEnd"/>
-      <w:r>
-        <w:rPr>
-          <w:rFonts w:asciiTheme="minorEastAsia" w:hAnsiTheme="minorEastAsia" w:cs="굴림"/>
-          <w:color w:val="000000"/>
-          <w:kern w:val="0"/>
-          <w:szCs w:val="20"/>
-        </w:rPr>
-        <w:t>(</w:t>
-      </w:r>
-      <w:proofErr w:type="gramEnd"/>
-      <w:r>
-        <w:rPr>
-          <w:rFonts w:asciiTheme="minorEastAsia" w:hAnsiTheme="minorEastAsia" w:cs="굴림"/>
-          <w:color w:val="000000"/>
-          <w:kern w:val="0"/>
-          <w:szCs w:val="20"/>
-        </w:rPr>
-        <w:t xml:space="preserve">int </w:t>
-      </w:r>
-      <w:proofErr w:type="spellStart"/>
-      <w:r>
-        <w:rPr>
-          <w:rFonts w:asciiTheme="minorEastAsia" w:hAnsiTheme="minorEastAsia" w:cs="굴림"/>
-          <w:color w:val="000000"/>
-          <w:kern w:val="0"/>
-          <w:szCs w:val="20"/>
-        </w:rPr>
-        <w:t>i</w:t>
-      </w:r>
-      <w:proofErr w:type="spellEnd"/>
-      <w:r>
-        <w:rPr>
-          <w:rFonts w:asciiTheme="minorEastAsia" w:hAnsiTheme="minorEastAsia" w:cs="굴림"/>
-          <w:color w:val="000000"/>
-          <w:kern w:val="0"/>
-          <w:szCs w:val="20"/>
-        </w:rPr>
-        <w:t xml:space="preserve">) { </w:t>
-      </w:r>
-      <w:proofErr w:type="spellStart"/>
-      <w:r>
-        <w:rPr>
-          <w:rFonts w:asciiTheme="minorEastAsia" w:hAnsiTheme="minorEastAsia" w:cs="굴림"/>
-          <w:color w:val="000000"/>
-          <w:kern w:val="0"/>
-          <w:szCs w:val="20"/>
-        </w:rPr>
-        <w:t>System.out.println</w:t>
-      </w:r>
-      <w:proofErr w:type="spellEnd"/>
-      <w:r>
-        <w:rPr>
-          <w:rFonts w:asciiTheme="minorEastAsia" w:hAnsiTheme="minorEastAsia" w:cs="굴림"/>
-          <w:color w:val="000000"/>
-          <w:kern w:val="0"/>
-          <w:szCs w:val="20"/>
-        </w:rPr>
-        <w:t>("A4"); }</w:t>
+        <w:t xml:space="preserve"> // 다음 시간 설명</w:t>
+      </w:r>
+    </w:p>
+    <w:p>
+      <w:pPr>
+        <w:tabs>
+          <w:tab w:val="left" w:pos="400"/>
+        </w:tabs>
+        <w:wordWrap/>
+        <w:spacing w:after="0" w:line="240" w:lineRule="auto"/>
+        <w:ind w:left="400"/>
+        <w:jc w:val="left"/>
+        <w:textAlignment w:val="baseline"/>
+        <w:rPr>
+          <w:rFonts w:asciiTheme="minorEastAsia" w:hAnsiTheme="minorEastAsia" w:cs="굴림"/>
+          <w:color w:val="000000"/>
+          <w:kern w:val="0"/>
+          <w:szCs w:val="20"/>
+        </w:rPr>
+      </w:pPr>
+      <w:r>
+        <w:rPr>
+          <w:rFonts w:asciiTheme="minorEastAsia" w:hAnsiTheme="minorEastAsia" w:cs="굴림"/>
+          <w:color w:val="000000"/>
+          <w:kern w:val="0"/>
+          <w:szCs w:val="20"/>
+        </w:rPr>
+        <w:t>class ClassA {</w:t>
+      </w:r>
+    </w:p>
+    <w:p>
+      <w:pPr>
+        <w:tabs>
+          <w:tab w:val="left" w:pos="400"/>
+        </w:tabs>
+        <w:wordWrap/>
+        <w:spacing w:after="0" w:line="240" w:lineRule="auto"/>
+        <w:ind w:left="400"/>
+        <w:jc w:val="left"/>
+        <w:textAlignment w:val="baseline"/>
+        <w:rPr>
+          <w:rFonts w:asciiTheme="minorEastAsia" w:hAnsiTheme="minorEastAsia" w:cs="굴림"/>
+          <w:color w:val="000000"/>
+          <w:kern w:val="0"/>
+          <w:szCs w:val="20"/>
+        </w:rPr>
+      </w:pPr>
+      <w:r>
+        <w:rPr>
+          <w:rFonts w:asciiTheme="minorEastAsia" w:hAnsiTheme="minorEastAsia" w:cs="굴림"/>
+          <w:color w:val="000000"/>
+          <w:kern w:val="0"/>
+          <w:szCs w:val="20"/>
+        </w:rPr>
+        <w:tab/>
+        <w:t>public void methodOne(int i) { }</w:t>
+      </w:r>
+    </w:p>
+    <w:p>
+      <w:pPr>
+        <w:tabs>
+          <w:tab w:val="left" w:pos="400"/>
+        </w:tabs>
+        <w:wordWrap/>
+        <w:spacing w:after="0" w:line="240" w:lineRule="auto"/>
+        <w:ind w:left="400"/>
+        <w:jc w:val="left"/>
+        <w:textAlignment w:val="baseline"/>
+        <w:rPr>
+          <w:rFonts w:asciiTheme="minorEastAsia" w:hAnsiTheme="minorEastAsia" w:cs="굴림"/>
+          <w:color w:val="000000"/>
+          <w:kern w:val="0"/>
+          <w:szCs w:val="20"/>
+        </w:rPr>
+      </w:pPr>
+      <w:r>
+        <w:rPr>
+          <w:rFonts w:asciiTheme="minorEastAsia" w:hAnsiTheme="minorEastAsia" w:cs="굴림"/>
+          <w:color w:val="000000"/>
+          <w:kern w:val="0"/>
+          <w:szCs w:val="20"/>
+        </w:rPr>
+        <w:tab/>
+        <w:t>public void methodTwo(int i) { System.out.println("A2"); }</w:t>
+      </w:r>
+    </w:p>
+    <w:p>
+      <w:pPr>
+        <w:tabs>
+          <w:tab w:val="left" w:pos="400"/>
+        </w:tabs>
+        <w:wordWrap/>
+        <w:spacing w:after="0" w:line="240" w:lineRule="auto"/>
+        <w:ind w:left="400"/>
+        <w:jc w:val="left"/>
+        <w:textAlignment w:val="baseline"/>
+        <w:rPr>
+          <w:rFonts w:asciiTheme="minorEastAsia" w:hAnsiTheme="minorEastAsia" w:cs="굴림"/>
+          <w:color w:val="000000"/>
+          <w:kern w:val="0"/>
+          <w:szCs w:val="20"/>
+        </w:rPr>
+      </w:pPr>
+      <w:r>
+        <w:rPr>
+          <w:rFonts w:asciiTheme="minorEastAsia" w:hAnsiTheme="minorEastAsia" w:cs="굴림"/>
+          <w:color w:val="000000"/>
+          <w:kern w:val="0"/>
+          <w:szCs w:val="20"/>
+        </w:rPr>
+        <w:tab/>
+        <w:t>public static void methodThree(int i) { }</w:t>
+      </w:r>
+    </w:p>
+    <w:p>
+      <w:pPr>
+        <w:tabs>
+          <w:tab w:val="left" w:pos="400"/>
+        </w:tabs>
+        <w:wordWrap/>
+        <w:spacing w:after="0" w:line="240" w:lineRule="auto"/>
+        <w:ind w:left="400"/>
+        <w:jc w:val="left"/>
+        <w:textAlignment w:val="baseline"/>
+        <w:rPr>
+          <w:rFonts w:asciiTheme="minorEastAsia" w:hAnsiTheme="minorEastAsia" w:cs="굴림"/>
+          <w:color w:val="000000"/>
+          <w:kern w:val="0"/>
+          <w:szCs w:val="20"/>
+        </w:rPr>
+      </w:pPr>
+      <w:r>
+        <w:rPr>
+          <w:rFonts w:asciiTheme="minorEastAsia" w:hAnsiTheme="minorEastAsia" w:cs="굴림"/>
+          <w:color w:val="000000"/>
+          <w:kern w:val="0"/>
+          <w:szCs w:val="20"/>
+        </w:rPr>
+        <w:tab/>
+        <w:t>public static void methodFour(int i) { System.out.println("A4"); }</w:t>
       </w:r>
     </w:p>
     <w:p>
@@ -5392,126 +4036,35 @@
           <w:kern w:val="0"/>
           <w:szCs w:val="20"/>
         </w:rPr>
-        <w:t xml:space="preserve">class </w:t>
-      </w:r>
-      <w:proofErr w:type="spellStart"/>
-      <w:r>
-        <w:rPr>
-          <w:rFonts w:asciiTheme="minorEastAsia" w:hAnsiTheme="minorEastAsia" w:cs="굴림"/>
-          <w:color w:val="000000"/>
-          <w:kern w:val="0"/>
-          <w:szCs w:val="20"/>
-        </w:rPr>
-        <w:t>ClassB</w:t>
-      </w:r>
-      <w:proofErr w:type="spellEnd"/>
-      <w:r>
-        <w:rPr>
-          <w:rFonts w:asciiTheme="minorEastAsia" w:hAnsiTheme="minorEastAsia" w:cs="굴림"/>
-          <w:color w:val="000000"/>
-          <w:kern w:val="0"/>
-          <w:szCs w:val="20"/>
-        </w:rPr>
-        <w:t xml:space="preserve"> extends </w:t>
-      </w:r>
-      <w:proofErr w:type="spellStart"/>
-      <w:r>
-        <w:rPr>
-          <w:rFonts w:asciiTheme="minorEastAsia" w:hAnsiTheme="minorEastAsia" w:cs="굴림"/>
-          <w:color w:val="000000"/>
-          <w:kern w:val="0"/>
-          <w:szCs w:val="20"/>
-        </w:rPr>
-        <w:t>ClassA</w:t>
-      </w:r>
-      <w:proofErr w:type="spellEnd"/>
-      <w:r>
-        <w:rPr>
-          <w:rFonts w:asciiTheme="minorEastAsia" w:hAnsiTheme="minorEastAsia" w:cs="굴림"/>
-          <w:color w:val="000000"/>
-          <w:kern w:val="0"/>
-          <w:szCs w:val="20"/>
-        </w:rPr>
-        <w:t xml:space="preserve"> {</w:t>
-      </w:r>
-    </w:p>
-    <w:p>
-      <w:pPr>
-        <w:tabs>
-          <w:tab w:val="left" w:pos="400"/>
-        </w:tabs>
-        <w:wordWrap/>
-        <w:spacing w:after="0" w:line="240" w:lineRule="auto"/>
-        <w:ind w:left="400"/>
-        <w:jc w:val="left"/>
-        <w:textAlignment w:val="baseline"/>
-        <w:rPr>
-          <w:rFonts w:asciiTheme="minorEastAsia" w:hAnsiTheme="minorEastAsia" w:cs="굴림"/>
-          <w:color w:val="000000"/>
-          <w:kern w:val="0"/>
-          <w:szCs w:val="20"/>
-        </w:rPr>
-      </w:pPr>
-      <w:r>
-        <w:rPr>
-          <w:rFonts w:asciiTheme="minorEastAsia" w:hAnsiTheme="minorEastAsia" w:cs="굴림"/>
-          <w:color w:val="000000"/>
-          <w:kern w:val="0"/>
-          <w:szCs w:val="20"/>
-        </w:rPr>
-        <w:tab/>
-        <w:t xml:space="preserve">public static void </w:t>
-      </w:r>
-      <w:proofErr w:type="spellStart"/>
-      <w:proofErr w:type="gramStart"/>
-      <w:r>
-        <w:rPr>
-          <w:rFonts w:asciiTheme="minorEastAsia" w:hAnsiTheme="minorEastAsia" w:cs="굴림"/>
-          <w:color w:val="000000"/>
-          <w:kern w:val="0"/>
-          <w:szCs w:val="20"/>
-        </w:rPr>
-        <w:t>methodOne</w:t>
-      </w:r>
-      <w:proofErr w:type="spellEnd"/>
-      <w:r>
-        <w:rPr>
-          <w:rFonts w:asciiTheme="minorEastAsia" w:hAnsiTheme="minorEastAsia" w:cs="굴림"/>
-          <w:color w:val="000000"/>
-          <w:kern w:val="0"/>
-          <w:szCs w:val="20"/>
-        </w:rPr>
-        <w:t>(</w:t>
-      </w:r>
-      <w:proofErr w:type="gramEnd"/>
-      <w:r>
-        <w:rPr>
-          <w:rFonts w:asciiTheme="minorEastAsia" w:hAnsiTheme="minorEastAsia" w:cs="굴림"/>
-          <w:color w:val="000000"/>
-          <w:kern w:val="0"/>
-          <w:szCs w:val="20"/>
-        </w:rPr>
-        <w:t xml:space="preserve">int </w:t>
-      </w:r>
-      <w:proofErr w:type="spellStart"/>
-      <w:r>
-        <w:rPr>
-          <w:rFonts w:asciiTheme="minorEastAsia" w:hAnsiTheme="minorEastAsia" w:cs="굴림"/>
-          <w:color w:val="000000"/>
-          <w:kern w:val="0"/>
-          <w:szCs w:val="20"/>
-        </w:rPr>
-        <w:t>i</w:t>
-      </w:r>
-      <w:proofErr w:type="spellEnd"/>
-      <w:r>
-        <w:rPr>
-          <w:rFonts w:asciiTheme="minorEastAsia" w:hAnsiTheme="minorEastAsia" w:cs="굴림"/>
-          <w:color w:val="000000"/>
-          <w:kern w:val="0"/>
-          <w:szCs w:val="20"/>
-        </w:rPr>
-        <w:t>) { }</w:t>
+        <w:t>class ClassB extends ClassA {</w:t>
+      </w:r>
+    </w:p>
+    <w:p>
+      <w:pPr>
+        <w:tabs>
+          <w:tab w:val="left" w:pos="400"/>
+        </w:tabs>
+        <w:wordWrap/>
+        <w:spacing w:after="0" w:line="240" w:lineRule="auto"/>
+        <w:ind w:left="400"/>
+        <w:jc w:val="left"/>
+        <w:textAlignment w:val="baseline"/>
+        <w:rPr>
+          <w:rFonts w:asciiTheme="minorEastAsia" w:hAnsiTheme="minorEastAsia" w:cs="굴림"/>
+          <w:color w:val="000000"/>
+          <w:kern w:val="0"/>
+          <w:szCs w:val="20"/>
+        </w:rPr>
+      </w:pPr>
+      <w:r>
+        <w:rPr>
+          <w:rFonts w:asciiTheme="minorEastAsia" w:hAnsiTheme="minorEastAsia" w:cs="굴림"/>
+          <w:color w:val="000000"/>
+          <w:kern w:val="0"/>
+          <w:szCs w:val="20"/>
+        </w:rPr>
+        <w:tab/>
+        <w:t>public static void methodOne(int i) { }</w:t>
       </w:r>
       <w:r>
         <w:rPr>
@@ -5548,176 +4101,35 @@
           <w:szCs w:val="20"/>
         </w:rPr>
         <w:tab/>
-        <w:t xml:space="preserve">public void </w:t>
-      </w:r>
-      <w:proofErr w:type="spellStart"/>
-      <w:proofErr w:type="gramStart"/>
-      <w:r>
-        <w:rPr>
-          <w:rFonts w:asciiTheme="minorEastAsia" w:hAnsiTheme="minorEastAsia" w:cs="굴림"/>
-          <w:color w:val="000000"/>
-          <w:kern w:val="0"/>
-          <w:szCs w:val="20"/>
-        </w:rPr>
-        <w:t>methodTwo</w:t>
-      </w:r>
-      <w:proofErr w:type="spellEnd"/>
-      <w:r>
-        <w:rPr>
-          <w:rFonts w:asciiTheme="minorEastAsia" w:hAnsiTheme="minorEastAsia" w:cs="굴림"/>
-          <w:color w:val="000000"/>
-          <w:kern w:val="0"/>
-          <w:szCs w:val="20"/>
-        </w:rPr>
-        <w:t>(</w:t>
-      </w:r>
-      <w:proofErr w:type="gramEnd"/>
-      <w:r>
-        <w:rPr>
-          <w:rFonts w:asciiTheme="minorEastAsia" w:hAnsiTheme="minorEastAsia" w:cs="굴림"/>
-          <w:color w:val="000000"/>
-          <w:kern w:val="0"/>
-          <w:szCs w:val="20"/>
-        </w:rPr>
-        <w:t xml:space="preserve">int </w:t>
-      </w:r>
-      <w:proofErr w:type="spellStart"/>
-      <w:r>
-        <w:rPr>
-          <w:rFonts w:asciiTheme="minorEastAsia" w:hAnsiTheme="minorEastAsia" w:cs="굴림"/>
-          <w:color w:val="000000"/>
-          <w:kern w:val="0"/>
-          <w:szCs w:val="20"/>
-        </w:rPr>
-        <w:t>i</w:t>
-      </w:r>
-      <w:proofErr w:type="spellEnd"/>
-      <w:r>
-        <w:rPr>
-          <w:rFonts w:asciiTheme="minorEastAsia" w:hAnsiTheme="minorEastAsia" w:cs="굴림"/>
-          <w:color w:val="000000"/>
-          <w:kern w:val="0"/>
-          <w:szCs w:val="20"/>
-        </w:rPr>
-        <w:t xml:space="preserve">) { </w:t>
-      </w:r>
-      <w:proofErr w:type="spellStart"/>
-      <w:r>
-        <w:rPr>
-          <w:rFonts w:asciiTheme="minorEastAsia" w:hAnsiTheme="minorEastAsia" w:cs="굴림"/>
-          <w:color w:val="000000"/>
-          <w:kern w:val="0"/>
-          <w:szCs w:val="20"/>
-        </w:rPr>
-        <w:t>System.out.println</w:t>
-      </w:r>
-      <w:proofErr w:type="spellEnd"/>
-      <w:r>
-        <w:rPr>
-          <w:rFonts w:asciiTheme="minorEastAsia" w:hAnsiTheme="minorEastAsia" w:cs="굴림"/>
-          <w:color w:val="000000"/>
-          <w:kern w:val="0"/>
-          <w:szCs w:val="20"/>
-        </w:rPr>
-        <w:t>("B2"); }</w:t>
-      </w:r>
-    </w:p>
-    <w:p>
-      <w:pPr>
-        <w:tabs>
-          <w:tab w:val="left" w:pos="400"/>
-        </w:tabs>
-        <w:wordWrap/>
-        <w:spacing w:after="0" w:line="240" w:lineRule="auto"/>
-        <w:ind w:left="400"/>
-        <w:jc w:val="left"/>
-        <w:textAlignment w:val="baseline"/>
-        <w:rPr>
-          <w:rFonts w:asciiTheme="minorEastAsia" w:hAnsiTheme="minorEastAsia" w:cs="굴림"/>
-          <w:color w:val="000000"/>
-          <w:kern w:val="0"/>
-          <w:szCs w:val="20"/>
-        </w:rPr>
-      </w:pPr>
-      <w:r>
-        <w:rPr>
-          <w:rFonts w:asciiTheme="minorEastAsia" w:hAnsiTheme="minorEastAsia" w:cs="굴림"/>
-          <w:color w:val="000000"/>
-          <w:kern w:val="0"/>
-          <w:szCs w:val="20"/>
-        </w:rPr>
-        <w:tab/>
-      </w:r>
-      <w:proofErr w:type="gramStart"/>
-      <w:r>
-        <w:rPr>
-          <w:rFonts w:asciiTheme="minorEastAsia" w:hAnsiTheme="minorEastAsia" w:cs="굴림"/>
-          <w:color w:val="000000"/>
-          <w:kern w:val="0"/>
-          <w:szCs w:val="20"/>
-        </w:rPr>
-        <w:t>public void</w:t>
-      </w:r>
-      <w:proofErr w:type="gramEnd"/>
-      <w:r>
-        <w:rPr>
-          <w:rFonts w:asciiTheme="minorEastAsia" w:hAnsiTheme="minorEastAsia" w:cs="굴림"/>
-          <w:color w:val="000000"/>
-          <w:kern w:val="0"/>
-          <w:szCs w:val="20"/>
-        </w:rPr>
-        <w:t xml:space="preserve"> </w:t>
-      </w:r>
-      <w:proofErr w:type="spellStart"/>
-      <w:proofErr w:type="gramStart"/>
-      <w:r>
-        <w:rPr>
-          <w:rFonts w:asciiTheme="minorEastAsia" w:hAnsiTheme="minorEastAsia" w:cs="굴림"/>
-          <w:color w:val="000000"/>
-          <w:kern w:val="0"/>
-          <w:szCs w:val="20"/>
-        </w:rPr>
-        <w:t>methodThree</w:t>
-      </w:r>
-      <w:proofErr w:type="spellEnd"/>
-      <w:r>
-        <w:rPr>
-          <w:rFonts w:asciiTheme="minorEastAsia" w:hAnsiTheme="minorEastAsia" w:cs="굴림"/>
-          <w:color w:val="000000"/>
-          <w:kern w:val="0"/>
-          <w:szCs w:val="20"/>
-        </w:rPr>
-        <w:t>(</w:t>
-      </w:r>
-      <w:proofErr w:type="gramEnd"/>
-      <w:r>
-        <w:rPr>
-          <w:rFonts w:asciiTheme="minorEastAsia" w:hAnsiTheme="minorEastAsia" w:cs="굴림"/>
-          <w:color w:val="000000"/>
-          <w:kern w:val="0"/>
-          <w:szCs w:val="20"/>
-        </w:rPr>
-        <w:t xml:space="preserve">int </w:t>
-      </w:r>
-      <w:proofErr w:type="spellStart"/>
-      <w:r>
-        <w:rPr>
-          <w:rFonts w:asciiTheme="minorEastAsia" w:hAnsiTheme="minorEastAsia" w:cs="굴림"/>
-          <w:color w:val="000000"/>
-          <w:kern w:val="0"/>
-          <w:szCs w:val="20"/>
-        </w:rPr>
-        <w:t>i</w:t>
-      </w:r>
-      <w:proofErr w:type="spellEnd"/>
-      <w:r>
-        <w:rPr>
-          <w:rFonts w:asciiTheme="minorEastAsia" w:hAnsiTheme="minorEastAsia" w:cs="굴림"/>
-          <w:color w:val="000000"/>
-          <w:kern w:val="0"/>
-          <w:szCs w:val="20"/>
-        </w:rPr>
-        <w:t>) { }</w:t>
+        <w:t>public void methodTwo(int i) { System.out.println("B2"); }</w:t>
+      </w:r>
+    </w:p>
+    <w:p>
+      <w:pPr>
+        <w:tabs>
+          <w:tab w:val="left" w:pos="400"/>
+        </w:tabs>
+        <w:wordWrap/>
+        <w:spacing w:after="0" w:line="240" w:lineRule="auto"/>
+        <w:ind w:left="400"/>
+        <w:jc w:val="left"/>
+        <w:textAlignment w:val="baseline"/>
+        <w:rPr>
+          <w:rFonts w:asciiTheme="minorEastAsia" w:hAnsiTheme="minorEastAsia" w:cs="굴림"/>
+          <w:color w:val="000000"/>
+          <w:kern w:val="0"/>
+          <w:szCs w:val="20"/>
+        </w:rPr>
+      </w:pPr>
+      <w:r>
+        <w:rPr>
+          <w:rFonts w:asciiTheme="minorEastAsia" w:hAnsiTheme="minorEastAsia" w:cs="굴림"/>
+          <w:color w:val="000000"/>
+          <w:kern w:val="0"/>
+          <w:szCs w:val="20"/>
+        </w:rPr>
+        <w:tab/>
+        <w:t>public void methodThree(int i) { }</w:t>
       </w:r>
       <w:r>
         <w:rPr>
@@ -5754,78 +4166,7 @@
           <w:szCs w:val="20"/>
         </w:rPr>
         <w:tab/>
-        <w:t xml:space="preserve">public static void </w:t>
-      </w:r>
-      <w:proofErr w:type="spellStart"/>
-      <w:proofErr w:type="gramStart"/>
-      <w:r>
-        <w:rPr>
-          <w:rFonts w:asciiTheme="minorEastAsia" w:hAnsiTheme="minorEastAsia" w:cs="굴림"/>
-          <w:color w:val="000000"/>
-          <w:kern w:val="0"/>
-          <w:szCs w:val="20"/>
-        </w:rPr>
-        <w:t>methodFour</w:t>
-      </w:r>
-      <w:proofErr w:type="spellEnd"/>
-      <w:r>
-        <w:rPr>
-          <w:rFonts w:asciiTheme="minorEastAsia" w:hAnsiTheme="minorEastAsia" w:cs="굴림"/>
-          <w:color w:val="000000"/>
-          <w:kern w:val="0"/>
-          <w:szCs w:val="20"/>
-        </w:rPr>
-        <w:t>(</w:t>
-      </w:r>
-      <w:proofErr w:type="gramEnd"/>
-      <w:r>
-        <w:rPr>
-          <w:rFonts w:asciiTheme="minorEastAsia" w:hAnsiTheme="minorEastAsia" w:cs="굴림"/>
-          <w:color w:val="000000"/>
-          <w:kern w:val="0"/>
-          <w:szCs w:val="20"/>
-        </w:rPr>
-        <w:t xml:space="preserve">int </w:t>
-      </w:r>
-      <w:proofErr w:type="spellStart"/>
-      <w:r>
-        <w:rPr>
-          <w:rFonts w:asciiTheme="minorEastAsia" w:hAnsiTheme="minorEastAsia" w:cs="굴림"/>
-          <w:color w:val="000000"/>
-          <w:kern w:val="0"/>
-          <w:szCs w:val="20"/>
-        </w:rPr>
-        <w:t>i</w:t>
-      </w:r>
-      <w:proofErr w:type="spellEnd"/>
-      <w:r>
-        <w:rPr>
-          <w:rFonts w:asciiTheme="minorEastAsia" w:hAnsiTheme="minorEastAsia" w:cs="굴림"/>
-          <w:color w:val="000000"/>
-          <w:kern w:val="0"/>
-          <w:szCs w:val="20"/>
-        </w:rPr>
-        <w:t xml:space="preserve">) { </w:t>
-      </w:r>
-      <w:proofErr w:type="spellStart"/>
-      <w:r>
-        <w:rPr>
-          <w:rFonts w:asciiTheme="minorEastAsia" w:hAnsiTheme="minorEastAsia" w:cs="굴림"/>
-          <w:color w:val="000000"/>
-          <w:kern w:val="0"/>
-          <w:szCs w:val="20"/>
-        </w:rPr>
-        <w:t>System.out.println</w:t>
-      </w:r>
-      <w:proofErr w:type="spellEnd"/>
-      <w:r>
-        <w:rPr>
-          <w:rFonts w:asciiTheme="minorEastAsia" w:hAnsiTheme="minorEastAsia" w:cs="굴림"/>
-          <w:color w:val="000000"/>
-          <w:kern w:val="0"/>
-          <w:szCs w:val="20"/>
-        </w:rPr>
-        <w:t>("B4"); }</w:t>
+        <w:t>public static void methodFour(int i) { System.out.println("B4"); }</w:t>
       </w:r>
     </w:p>
     <w:p>
@@ -5907,47 +4248,7 @@
           <w:szCs w:val="20"/>
         </w:rPr>
         <w:tab/>
-        <w:t xml:space="preserve">public static void </w:t>
-      </w:r>
-      <w:proofErr w:type="gramStart"/>
-      <w:r>
-        <w:rPr>
-          <w:rFonts w:asciiTheme="minorEastAsia" w:hAnsiTheme="minorEastAsia" w:cs="굴림"/>
-          <w:color w:val="000000"/>
-          <w:kern w:val="0"/>
-          <w:szCs w:val="20"/>
-        </w:rPr>
-        <w:t>main(</w:t>
-      </w:r>
-      <w:proofErr w:type="gramEnd"/>
-      <w:r>
-        <w:rPr>
-          <w:rFonts w:asciiTheme="minorEastAsia" w:hAnsiTheme="minorEastAsia" w:cs="굴림"/>
-          <w:color w:val="000000"/>
-          <w:kern w:val="0"/>
-          <w:szCs w:val="20"/>
-        </w:rPr>
-        <w:t xml:space="preserve">String </w:t>
-      </w:r>
-      <w:proofErr w:type="spellStart"/>
-      <w:r>
-        <w:rPr>
-          <w:rFonts w:asciiTheme="minorEastAsia" w:hAnsiTheme="minorEastAsia" w:cs="굴림"/>
-          <w:color w:val="000000"/>
-          <w:kern w:val="0"/>
-          <w:szCs w:val="20"/>
-        </w:rPr>
-        <w:t>args</w:t>
-      </w:r>
-      <w:proofErr w:type="spellEnd"/>
-      <w:r>
-        <w:rPr>
-          <w:rFonts w:asciiTheme="minorEastAsia" w:hAnsiTheme="minorEastAsia" w:cs="굴림"/>
-          <w:color w:val="000000"/>
-          <w:kern w:val="0"/>
-          <w:szCs w:val="20"/>
-        </w:rPr>
-        <w:t>[]) {</w:t>
+        <w:t>public static void main(String args[]) {</w:t>
       </w:r>
     </w:p>
     <w:p>
@@ -6009,7 +4310,7 @@
                     </pic:cNvPicPr>
                   </pic:nvPicPr>
                   <pic:blipFill>
-                    <a:blip r:embed="rId9">
+                    <a:blip r:embed="rId10">
                       <a:extLst>
                         <a:ext uri="{28A0092B-C50C-407E-A947-70E740481C1C}">
                           <a14:useLocalDpi xmlns:a14="http://schemas.microsoft.com/office/drawing/2010/main" val="0"/>
@@ -6063,95 +4364,467 @@
           <w:szCs w:val="20"/>
         </w:rPr>
         <w:tab/>
-      </w:r>
-      <w:proofErr w:type="spellStart"/>
-      <w:r>
-        <w:rPr>
-          <w:rFonts w:asciiTheme="minorEastAsia" w:hAnsiTheme="minorEastAsia" w:cs="굴림"/>
-          <w:color w:val="000000"/>
-          <w:kern w:val="0"/>
-          <w:szCs w:val="20"/>
-        </w:rPr>
-        <w:t>ClassA</w:t>
-      </w:r>
-      <w:proofErr w:type="spellEnd"/>
-      <w:r>
-        <w:rPr>
-          <w:rFonts w:asciiTheme="minorEastAsia" w:hAnsiTheme="minorEastAsia" w:cs="굴림"/>
-          <w:color w:val="000000"/>
-          <w:kern w:val="0"/>
-          <w:szCs w:val="20"/>
-        </w:rPr>
-        <w:t xml:space="preserve"> aa = new </w:t>
-      </w:r>
-      <w:proofErr w:type="spellStart"/>
-      <w:proofErr w:type="gramStart"/>
-      <w:r>
-        <w:rPr>
-          <w:rFonts w:asciiTheme="minorEastAsia" w:hAnsiTheme="minorEastAsia" w:cs="굴림"/>
-          <w:color w:val="000000"/>
-          <w:kern w:val="0"/>
-          <w:szCs w:val="20"/>
-        </w:rPr>
-        <w:t>ClassA</w:t>
-      </w:r>
-      <w:proofErr w:type="spellEnd"/>
-      <w:r>
-        <w:rPr>
-          <w:rFonts w:asciiTheme="minorEastAsia" w:hAnsiTheme="minorEastAsia" w:cs="굴림"/>
-          <w:color w:val="000000"/>
-          <w:kern w:val="0"/>
-          <w:szCs w:val="20"/>
-        </w:rPr>
-        <w:t>(</w:t>
-      </w:r>
-      <w:proofErr w:type="gramEnd"/>
-      <w:r>
-        <w:rPr>
-          <w:rFonts w:asciiTheme="minorEastAsia" w:hAnsiTheme="minorEastAsia" w:cs="굴림"/>
-          <w:color w:val="000000"/>
-          <w:kern w:val="0"/>
-          <w:szCs w:val="20"/>
-        </w:rPr>
-        <w:t>);</w:t>
-      </w:r>
-    </w:p>
-    <w:p>
-      <w:pPr>
-        <w:tabs>
-          <w:tab w:val="left" w:pos="400"/>
-        </w:tabs>
-        <w:wordWrap/>
-        <w:spacing w:after="0" w:line="240" w:lineRule="auto"/>
-        <w:ind w:left="400"/>
-        <w:jc w:val="left"/>
-        <w:textAlignment w:val="baseline"/>
-        <w:rPr>
-          <w:rFonts w:asciiTheme="minorEastAsia" w:hAnsiTheme="minorEastAsia" w:cs="굴림"/>
-          <w:color w:val="000000"/>
-          <w:kern w:val="0"/>
-          <w:szCs w:val="20"/>
-        </w:rPr>
-      </w:pPr>
-      <w:r>
-        <w:rPr>
-          <w:rFonts w:asciiTheme="minorEastAsia" w:hAnsiTheme="minorEastAsia" w:cs="굴림"/>
-          <w:color w:val="000000"/>
-          <w:kern w:val="0"/>
-          <w:szCs w:val="20"/>
-        </w:rPr>
-        <w:tab/>
-      </w:r>
-      <w:r>
-        <w:rPr>
-          <w:rFonts w:asciiTheme="minorEastAsia" w:hAnsiTheme="minorEastAsia" w:cs="굴림"/>
-          <w:color w:val="000000"/>
-          <w:kern w:val="0"/>
-          <w:szCs w:val="20"/>
-        </w:rPr>
-        <w:tab/>
-      </w:r>
-      <w:proofErr w:type="spellStart"/>
+        <w:t>ClassA aa = new ClassA();</w:t>
+      </w:r>
+    </w:p>
+    <w:p>
+      <w:pPr>
+        <w:tabs>
+          <w:tab w:val="left" w:pos="400"/>
+        </w:tabs>
+        <w:wordWrap/>
+        <w:spacing w:after="0" w:line="240" w:lineRule="auto"/>
+        <w:ind w:left="400"/>
+        <w:jc w:val="left"/>
+        <w:textAlignment w:val="baseline"/>
+        <w:rPr>
+          <w:rFonts w:asciiTheme="minorEastAsia" w:hAnsiTheme="minorEastAsia" w:cs="굴림"/>
+          <w:color w:val="000000"/>
+          <w:kern w:val="0"/>
+          <w:szCs w:val="20"/>
+        </w:rPr>
+      </w:pPr>
+      <w:r>
+        <w:rPr>
+          <w:rFonts w:asciiTheme="minorEastAsia" w:hAnsiTheme="minorEastAsia" w:cs="굴림"/>
+          <w:color w:val="000000"/>
+          <w:kern w:val="0"/>
+          <w:szCs w:val="20"/>
+        </w:rPr>
+        <w:tab/>
+      </w:r>
+      <w:r>
+        <w:rPr>
+          <w:rFonts w:asciiTheme="minorEastAsia" w:hAnsiTheme="minorEastAsia" w:cs="굴림"/>
+          <w:color w:val="000000"/>
+          <w:kern w:val="0"/>
+          <w:szCs w:val="20"/>
+        </w:rPr>
+        <w:tab/>
+        <w:t>ClassB bb = new ClassB();</w:t>
+      </w:r>
+    </w:p>
+    <w:p>
+      <w:pPr>
+        <w:tabs>
+          <w:tab w:val="left" w:pos="400"/>
+        </w:tabs>
+        <w:wordWrap/>
+        <w:spacing w:after="0" w:line="240" w:lineRule="auto"/>
+        <w:ind w:left="400"/>
+        <w:jc w:val="left"/>
+        <w:textAlignment w:val="baseline"/>
+        <w:rPr>
+          <w:rFonts w:asciiTheme="minorEastAsia" w:hAnsiTheme="minorEastAsia" w:cs="굴림"/>
+          <w:color w:val="000000"/>
+          <w:kern w:val="0"/>
+          <w:szCs w:val="20"/>
+        </w:rPr>
+      </w:pPr>
+      <w:r>
+        <w:rPr>
+          <w:rFonts w:asciiTheme="minorEastAsia" w:hAnsiTheme="minorEastAsia" w:cs="굴림"/>
+          <w:color w:val="000000"/>
+          <w:kern w:val="0"/>
+          <w:szCs w:val="20"/>
+        </w:rPr>
+        <w:tab/>
+      </w:r>
+      <w:r>
+        <w:rPr>
+          <w:rFonts w:asciiTheme="minorEastAsia" w:hAnsiTheme="minorEastAsia" w:cs="굴림"/>
+          <w:color w:val="000000"/>
+          <w:kern w:val="0"/>
+          <w:szCs w:val="20"/>
+        </w:rPr>
+        <w:tab/>
+        <w:t>ClassA ab = new ClassB();</w:t>
+      </w:r>
+    </w:p>
+    <w:p>
+      <w:pPr>
+        <w:tabs>
+          <w:tab w:val="left" w:pos="400"/>
+        </w:tabs>
+        <w:wordWrap/>
+        <w:spacing w:after="0" w:line="240" w:lineRule="auto"/>
+        <w:ind w:left="400"/>
+        <w:jc w:val="left"/>
+        <w:textAlignment w:val="baseline"/>
+        <w:rPr>
+          <w:rFonts w:asciiTheme="minorEastAsia" w:hAnsiTheme="minorEastAsia" w:cs="굴림"/>
+          <w:color w:val="000000"/>
+          <w:kern w:val="0"/>
+          <w:szCs w:val="20"/>
+        </w:rPr>
+      </w:pPr>
+      <w:r>
+        <w:rPr>
+          <w:rFonts w:asciiTheme="minorEastAsia" w:hAnsiTheme="minorEastAsia" w:cs="굴림"/>
+          <w:color w:val="000000"/>
+          <w:kern w:val="0"/>
+          <w:szCs w:val="20"/>
+        </w:rPr>
+        <w:tab/>
+      </w:r>
+      <w:r>
+        <w:rPr>
+          <w:rFonts w:asciiTheme="minorEastAsia" w:hAnsiTheme="minorEastAsia" w:cs="굴림"/>
+          <w:color w:val="000000"/>
+          <w:kern w:val="0"/>
+          <w:szCs w:val="20"/>
+        </w:rPr>
+        <w:tab/>
+        <w:t>ClassB.methodFour(0);</w:t>
+      </w:r>
+      <w:r>
+        <w:rPr>
+          <w:rFonts w:asciiTheme="minorEastAsia" w:hAnsiTheme="minorEastAsia" w:cs="굴림"/>
+          <w:noProof/>
+          <w:color w:val="000000"/>
+          <w:kern w:val="0"/>
+          <w:szCs w:val="20"/>
+        </w:rPr>
+        <w:t xml:space="preserve"> </w:t>
+      </w:r>
+    </w:p>
+    <w:p>
+      <w:pPr>
+        <w:tabs>
+          <w:tab w:val="left" w:pos="400"/>
+        </w:tabs>
+        <w:wordWrap/>
+        <w:spacing w:after="0" w:line="240" w:lineRule="auto"/>
+        <w:ind w:left="400"/>
+        <w:jc w:val="left"/>
+        <w:textAlignment w:val="baseline"/>
+        <w:rPr>
+          <w:rFonts w:asciiTheme="minorEastAsia" w:hAnsiTheme="minorEastAsia" w:cs="굴림"/>
+          <w:color w:val="000000"/>
+          <w:kern w:val="0"/>
+          <w:szCs w:val="20"/>
+        </w:rPr>
+      </w:pPr>
+      <w:r>
+        <w:rPr>
+          <w:rFonts w:asciiTheme="minorEastAsia" w:hAnsiTheme="minorEastAsia" w:cs="굴림"/>
+          <w:color w:val="000000"/>
+          <w:kern w:val="0"/>
+          <w:szCs w:val="20"/>
+        </w:rPr>
+        <w:tab/>
+      </w:r>
+      <w:r>
+        <w:rPr>
+          <w:rFonts w:asciiTheme="minorEastAsia" w:hAnsiTheme="minorEastAsia" w:cs="굴림"/>
+          <w:color w:val="000000"/>
+          <w:kern w:val="0"/>
+          <w:szCs w:val="20"/>
+        </w:rPr>
+        <w:tab/>
+        <w:t>ClassA.methodFour(0);</w:t>
+      </w:r>
+    </w:p>
+    <w:p>
+      <w:pPr>
+        <w:tabs>
+          <w:tab w:val="left" w:pos="400"/>
+        </w:tabs>
+        <w:wordWrap/>
+        <w:spacing w:after="0" w:line="240" w:lineRule="auto"/>
+        <w:ind w:left="400"/>
+        <w:jc w:val="left"/>
+        <w:textAlignment w:val="baseline"/>
+        <w:rPr>
+          <w:rFonts w:asciiTheme="minorEastAsia" w:hAnsiTheme="minorEastAsia" w:cs="굴림"/>
+          <w:color w:val="000000"/>
+          <w:kern w:val="0"/>
+          <w:szCs w:val="20"/>
+        </w:rPr>
+      </w:pPr>
+      <w:r>
+        <w:rPr>
+          <w:rFonts w:asciiTheme="minorEastAsia" w:hAnsiTheme="minorEastAsia" w:cs="굴림"/>
+          <w:color w:val="000000"/>
+          <w:kern w:val="0"/>
+          <w:szCs w:val="20"/>
+        </w:rPr>
+        <w:tab/>
+      </w:r>
+      <w:r>
+        <w:rPr>
+          <w:rFonts w:asciiTheme="minorEastAsia" w:hAnsiTheme="minorEastAsia" w:cs="굴림"/>
+          <w:color w:val="000000"/>
+          <w:kern w:val="0"/>
+          <w:szCs w:val="20"/>
+        </w:rPr>
+        <w:tab/>
+        <w:t>aa.methodTwo(0);</w:t>
+      </w:r>
+    </w:p>
+    <w:p>
+      <w:pPr>
+        <w:tabs>
+          <w:tab w:val="left" w:pos="400"/>
+        </w:tabs>
+        <w:wordWrap/>
+        <w:spacing w:after="0" w:line="240" w:lineRule="auto"/>
+        <w:ind w:left="400"/>
+        <w:jc w:val="left"/>
+        <w:textAlignment w:val="baseline"/>
+        <w:rPr>
+          <w:rFonts w:asciiTheme="minorEastAsia" w:hAnsiTheme="minorEastAsia" w:cs="굴림"/>
+          <w:color w:val="000000"/>
+          <w:kern w:val="0"/>
+          <w:szCs w:val="20"/>
+        </w:rPr>
+      </w:pPr>
+      <w:r>
+        <w:rPr>
+          <w:rFonts w:asciiTheme="minorEastAsia" w:hAnsiTheme="minorEastAsia" w:cs="굴림"/>
+          <w:color w:val="000000"/>
+          <w:kern w:val="0"/>
+          <w:szCs w:val="20"/>
+        </w:rPr>
+        <w:tab/>
+      </w:r>
+      <w:r>
+        <w:rPr>
+          <w:rFonts w:asciiTheme="minorEastAsia" w:hAnsiTheme="minorEastAsia" w:cs="굴림"/>
+          <w:color w:val="000000"/>
+          <w:kern w:val="0"/>
+          <w:szCs w:val="20"/>
+        </w:rPr>
+        <w:tab/>
+        <w:t>bb.methodTwo(0);</w:t>
+      </w:r>
+      <w:r>
+        <w:rPr>
+          <w:rFonts w:asciiTheme="minorEastAsia" w:hAnsiTheme="minorEastAsia" w:cs="굴림"/>
+          <w:noProof/>
+          <w:color w:val="000000"/>
+          <w:kern w:val="0"/>
+          <w:szCs w:val="20"/>
+        </w:rPr>
+        <w:t xml:space="preserve"> </w:t>
+      </w:r>
+    </w:p>
+    <w:p>
+      <w:pPr>
+        <w:tabs>
+          <w:tab w:val="left" w:pos="400"/>
+        </w:tabs>
+        <w:wordWrap/>
+        <w:spacing w:after="0" w:line="240" w:lineRule="auto"/>
+        <w:ind w:left="400"/>
+        <w:jc w:val="left"/>
+        <w:textAlignment w:val="baseline"/>
+        <w:rPr>
+          <w:rFonts w:asciiTheme="minorEastAsia" w:hAnsiTheme="minorEastAsia" w:cs="굴림"/>
+          <w:color w:val="000000"/>
+          <w:kern w:val="0"/>
+          <w:szCs w:val="20"/>
+        </w:rPr>
+      </w:pPr>
+      <w:r>
+        <w:rPr>
+          <w:rFonts w:asciiTheme="minorEastAsia" w:hAnsiTheme="minorEastAsia" w:cs="굴림"/>
+          <w:color w:val="000000"/>
+          <w:kern w:val="0"/>
+          <w:szCs w:val="20"/>
+        </w:rPr>
+        <w:tab/>
+      </w:r>
+      <w:r>
+        <w:rPr>
+          <w:rFonts w:asciiTheme="minorEastAsia" w:hAnsiTheme="minorEastAsia" w:cs="굴림"/>
+          <w:color w:val="000000"/>
+          <w:kern w:val="0"/>
+          <w:szCs w:val="20"/>
+        </w:rPr>
+        <w:tab/>
+        <w:t>ab.methodTwo(0);</w:t>
+      </w:r>
+    </w:p>
+    <w:p>
+      <w:pPr>
+        <w:tabs>
+          <w:tab w:val="left" w:pos="400"/>
+        </w:tabs>
+        <w:wordWrap/>
+        <w:spacing w:after="0" w:line="240" w:lineRule="auto"/>
+        <w:ind w:left="400"/>
+        <w:jc w:val="left"/>
+        <w:textAlignment w:val="baseline"/>
+        <w:rPr>
+          <w:rFonts w:asciiTheme="minorEastAsia" w:hAnsiTheme="minorEastAsia" w:cs="굴림"/>
+          <w:color w:val="000000"/>
+          <w:kern w:val="0"/>
+          <w:szCs w:val="20"/>
+        </w:rPr>
+      </w:pPr>
+      <w:r>
+        <w:rPr>
+          <w:rFonts w:asciiTheme="minorEastAsia" w:hAnsiTheme="minorEastAsia" w:cs="굴림"/>
+          <w:color w:val="000000"/>
+          <w:kern w:val="0"/>
+          <w:szCs w:val="20"/>
+        </w:rPr>
+        <w:tab/>
+        <w:t>}</w:t>
+      </w:r>
+    </w:p>
+    <w:p>
+      <w:pPr>
+        <w:tabs>
+          <w:tab w:val="left" w:pos="400"/>
+        </w:tabs>
+        <w:wordWrap/>
+        <w:spacing w:after="0" w:line="240" w:lineRule="auto"/>
+        <w:ind w:left="400"/>
+        <w:jc w:val="left"/>
+        <w:textAlignment w:val="baseline"/>
+        <w:rPr>
+          <w:rFonts w:asciiTheme="minorEastAsia" w:hAnsiTheme="minorEastAsia" w:cs="굴림"/>
+          <w:color w:val="000000"/>
+          <w:kern w:val="0"/>
+          <w:szCs w:val="20"/>
+        </w:rPr>
+      </w:pPr>
+      <w:r>
+        <w:rPr>
+          <w:rFonts w:asciiTheme="minorEastAsia" w:hAnsiTheme="minorEastAsia" w:cs="굴림"/>
+          <w:color w:val="000000"/>
+          <w:kern w:val="0"/>
+          <w:szCs w:val="20"/>
+        </w:rPr>
+        <w:t>}</w:t>
+      </w:r>
+    </w:p>
+    <w:p>
+      <w:pPr>
+        <w:tabs>
+          <w:tab w:val="left" w:pos="400"/>
+        </w:tabs>
+        <w:wordWrap/>
+        <w:spacing w:after="0" w:line="240" w:lineRule="auto"/>
+        <w:ind w:left="400"/>
+        <w:jc w:val="left"/>
+        <w:textAlignment w:val="baseline"/>
+        <w:rPr>
+          <w:rFonts w:asciiTheme="minorEastAsia" w:hAnsiTheme="minorEastAsia" w:cs="굴림"/>
+          <w:color w:val="000000"/>
+          <w:kern w:val="0"/>
+          <w:szCs w:val="20"/>
+        </w:rPr>
+      </w:pPr>
+    </w:p>
+    <w:p>
+      <w:pPr>
+        <w:spacing w:after="0" w:line="240" w:lineRule="auto"/>
+        <w:ind w:left="200"/>
+        <w:textAlignment w:val="baseline"/>
+        <w:rPr>
+          <w:rFonts w:asciiTheme="minorEastAsia" w:hAnsiTheme="minorEastAsia" w:cs="굴림"/>
+          <w:color w:val="000000"/>
+          <w:kern w:val="0"/>
+          <w:szCs w:val="20"/>
+        </w:rPr>
+      </w:pPr>
+      <w:r>
+        <w:rPr>
+          <w:rFonts w:asciiTheme="minorEastAsia" w:hAnsiTheme="minorEastAsia" w:cs="굴림"/>
+          <w:color w:val="000000"/>
+          <w:kern w:val="0"/>
+          <w:szCs w:val="20"/>
+        </w:rPr>
+        <w:t xml:space="preserve">(1) </w:t>
+      </w:r>
+      <w:r>
+        <w:rPr>
+          <w:rFonts w:asciiTheme="minorEastAsia" w:hAnsiTheme="minorEastAsia" w:cs="굴림" w:hint="eastAsia"/>
+          <w:color w:val="000000"/>
+          <w:kern w:val="0"/>
+          <w:szCs w:val="20"/>
+        </w:rPr>
+        <w:t>어떤 메소드가 수퍼클래스의 메소드를 재정의하고 있나요</w:t>
+      </w:r>
+      <w:r>
+        <w:rPr>
+          <w:rFonts w:asciiTheme="minorEastAsia" w:hAnsiTheme="minorEastAsia" w:cs="굴림"/>
+          <w:color w:val="000000"/>
+          <w:kern w:val="0"/>
+          <w:szCs w:val="20"/>
+        </w:rPr>
+        <w:t xml:space="preserve">? </w:t>
+      </w:r>
+      <w:r>
+        <w:rPr>
+          <w:rFonts w:asciiTheme="minorEastAsia" w:hAnsiTheme="minorEastAsia" w:cs="굴림" w:hint="eastAsia"/>
+          <w:color w:val="000000"/>
+          <w:kern w:val="0"/>
+          <w:szCs w:val="20"/>
+        </w:rPr>
+        <w:t xml:space="preserve">(힌트) 정적 메소드로 인스턴스 메소드를 재정의할 수 없다. </w:t>
+      </w:r>
+    </w:p>
+    <w:p>
+      <w:pPr>
+        <w:spacing w:after="0" w:line="240" w:lineRule="auto"/>
+        <w:ind w:firstLine="200"/>
+        <w:textAlignment w:val="baseline"/>
+        <w:rPr>
+          <w:rFonts w:asciiTheme="minorEastAsia" w:hAnsiTheme="minorEastAsia" w:cs="굴림"/>
+          <w:color w:val="000000"/>
+          <w:kern w:val="0"/>
+          <w:szCs w:val="20"/>
+        </w:rPr>
+      </w:pPr>
+      <w:r>
+        <w:rPr>
+          <w:rFonts w:asciiTheme="minorEastAsia" w:hAnsiTheme="minorEastAsia" w:cs="굴림" w:hint="eastAsia"/>
+          <w:color w:val="000000"/>
+          <w:kern w:val="0"/>
+          <w:szCs w:val="20"/>
+        </w:rPr>
+        <w:t xml:space="preserve">=&gt; </w:t>
+      </w:r>
+      <w:r>
+        <w:rPr>
+          <w:rFonts w:asciiTheme="minorEastAsia" w:hAnsiTheme="minorEastAsia" w:cs="굴림"/>
+          <w:color w:val="000000"/>
+          <w:kern w:val="0"/>
+          <w:szCs w:val="20"/>
+        </w:rPr>
+        <w:t>MethodTwo(int i)</w:t>
+      </w:r>
+      <w:r>
+        <w:rPr>
+          <w:rFonts w:asciiTheme="minorEastAsia" w:hAnsiTheme="minorEastAsia" w:cs="굴림" w:hint="eastAsia"/>
+          <w:color w:val="000000"/>
+          <w:kern w:val="0"/>
+          <w:szCs w:val="20"/>
+        </w:rPr>
+        <w:t xml:space="preserve">와 </w:t>
+      </w:r>
+      <w:r>
+        <w:rPr>
+          <w:rFonts w:asciiTheme="minorEastAsia" w:hAnsiTheme="minorEastAsia" w:cs="굴림"/>
+          <w:color w:val="000000"/>
+          <w:kern w:val="0"/>
+          <w:szCs w:val="20"/>
+        </w:rPr>
+        <w:t>methodThree(int i)</w:t>
+      </w:r>
+      <w:r>
+        <w:rPr>
+          <w:rFonts w:asciiTheme="minorEastAsia" w:hAnsiTheme="minorEastAsia" w:cs="굴림" w:hint="eastAsia"/>
+          <w:color w:val="000000"/>
+          <w:kern w:val="0"/>
+          <w:szCs w:val="20"/>
+        </w:rPr>
+        <w:t xml:space="preserve">는 </w:t>
+      </w:r>
       <w:r>
         <w:rPr>
           <w:rFonts w:asciiTheme="minorEastAsia" w:hAnsiTheme="minorEastAsia" w:cs="굴림"/>
@@ -6161,18 +4834,153 @@
         </w:rPr>
         <w:t>ClassB</w:t>
       </w:r>
-      <w:proofErr w:type="spellEnd"/>
-      <w:r>
-        <w:rPr>
-          <w:rFonts w:asciiTheme="minorEastAsia" w:hAnsiTheme="minorEastAsia" w:cs="굴림"/>
-          <w:color w:val="000000"/>
-          <w:kern w:val="0"/>
-          <w:szCs w:val="20"/>
-        </w:rPr>
-        <w:t xml:space="preserve"> bb = new </w:t>
-      </w:r>
-      <w:proofErr w:type="spellStart"/>
-      <w:proofErr w:type="gramStart"/>
+      <w:r>
+        <w:rPr>
+          <w:rFonts w:asciiTheme="minorEastAsia" w:hAnsiTheme="minorEastAsia" w:cs="굴림" w:hint="eastAsia"/>
+          <w:color w:val="000000"/>
+          <w:kern w:val="0"/>
+          <w:szCs w:val="20"/>
+        </w:rPr>
+        <w:t>에서 수퍼클래스의 메소드를 재정의(</w:t>
+      </w:r>
+      <w:r>
+        <w:rPr>
+          <w:rFonts w:asciiTheme="minorEastAsia" w:hAnsiTheme="minorEastAsia" w:cs="굴림"/>
+          <w:color w:val="000000"/>
+          <w:kern w:val="0"/>
+          <w:szCs w:val="20"/>
+        </w:rPr>
+        <w:t>override)</w:t>
+      </w:r>
+      <w:r>
+        <w:rPr>
+          <w:rFonts w:asciiTheme="minorEastAsia" w:hAnsiTheme="minorEastAsia" w:cs="굴림" w:hint="eastAsia"/>
+          <w:color w:val="000000"/>
+          <w:kern w:val="0"/>
+          <w:szCs w:val="20"/>
+        </w:rPr>
+        <w:t>합니다.</w:t>
+      </w:r>
+    </w:p>
+    <w:p>
+      <w:pPr>
+        <w:spacing w:after="0" w:line="240" w:lineRule="auto"/>
+        <w:ind w:firstLine="200"/>
+        <w:textAlignment w:val="baseline"/>
+        <w:rPr>
+          <w:rFonts w:asciiTheme="minorEastAsia" w:hAnsiTheme="minorEastAsia" w:cs="굴림" w:hint="eastAsia"/>
+          <w:color w:val="000000"/>
+          <w:kern w:val="0"/>
+          <w:szCs w:val="20"/>
+        </w:rPr>
+      </w:pPr>
+    </w:p>
+    <w:p>
+      <w:pPr>
+        <w:spacing w:after="0" w:line="240" w:lineRule="auto"/>
+        <w:ind w:left="200"/>
+        <w:textAlignment w:val="baseline"/>
+        <w:rPr>
+          <w:rFonts w:asciiTheme="minorEastAsia" w:hAnsiTheme="minorEastAsia" w:cs="굴림"/>
+          <w:color w:val="000000"/>
+          <w:kern w:val="0"/>
+          <w:szCs w:val="20"/>
+        </w:rPr>
+      </w:pPr>
+      <w:r>
+        <w:rPr>
+          <w:rFonts w:asciiTheme="minorEastAsia" w:hAnsiTheme="minorEastAsia" w:cs="굴림"/>
+          <w:color w:val="000000"/>
+          <w:kern w:val="0"/>
+          <w:szCs w:val="20"/>
+        </w:rPr>
+        <w:t xml:space="preserve">(2) </w:t>
+      </w:r>
+      <w:r>
+        <w:rPr>
+          <w:rFonts w:asciiTheme="minorEastAsia" w:hAnsiTheme="minorEastAsia" w:cs="굴림" w:hint="eastAsia"/>
+          <w:color w:val="000000"/>
+          <w:kern w:val="0"/>
+          <w:szCs w:val="20"/>
+        </w:rPr>
+        <w:t>어떤 메소드가 수퍼클래스의 메소드를 가리고 있나요</w:t>
+      </w:r>
+      <w:r>
+        <w:rPr>
+          <w:rFonts w:asciiTheme="minorEastAsia" w:hAnsiTheme="minorEastAsia" w:cs="굴림"/>
+          <w:color w:val="000000"/>
+          <w:kern w:val="0"/>
+          <w:szCs w:val="20"/>
+        </w:rPr>
+        <w:t xml:space="preserve">? </w:t>
+      </w:r>
+      <w:r>
+        <w:rPr>
+          <w:rFonts w:asciiTheme="minorEastAsia" w:hAnsiTheme="minorEastAsia" w:cs="굴림" w:hint="eastAsia"/>
+          <w:color w:val="000000"/>
+          <w:kern w:val="0"/>
+          <w:szCs w:val="20"/>
+        </w:rPr>
+        <w:t xml:space="preserve">(힌트) 서브클래스에서 똑같은 정적 메소드를 정의하는 경우, 가린다고(hide) 한다. 이 경우, 서브클래스 객체에서 호출되면 서브클래스의 정적메소드가, 수퍼클래스 객체에서 호출되면 수퍼클래스의 정적메소드가 호출된다. </w:t>
+      </w:r>
+    </w:p>
+    <w:p>
+      <w:pPr>
+        <w:spacing w:after="0" w:line="240" w:lineRule="auto"/>
+        <w:ind w:firstLineChars="100" w:firstLine="200"/>
+        <w:textAlignment w:val="baseline"/>
+        <w:rPr>
+          <w:rFonts w:asciiTheme="minorEastAsia" w:hAnsiTheme="minorEastAsia" w:cs="굴림"/>
+          <w:color w:val="000000"/>
+          <w:kern w:val="0"/>
+          <w:szCs w:val="20"/>
+        </w:rPr>
+      </w:pPr>
+      <w:r>
+        <w:rPr>
+          <w:rFonts w:asciiTheme="minorEastAsia" w:hAnsiTheme="minorEastAsia" w:cs="굴림" w:hint="eastAsia"/>
+          <w:color w:val="000000"/>
+          <w:kern w:val="0"/>
+          <w:szCs w:val="20"/>
+        </w:rPr>
+        <w:t xml:space="preserve">=&gt; </w:t>
+      </w:r>
+      <w:r>
+        <w:rPr>
+          <w:rFonts w:asciiTheme="minorEastAsia" w:hAnsiTheme="minorEastAsia" w:cs="굴림"/>
+          <w:color w:val="000000"/>
+          <w:kern w:val="0"/>
+          <w:szCs w:val="20"/>
+        </w:rPr>
+        <w:t>methodOne(int i)</w:t>
+      </w:r>
+      <w:r>
+        <w:rPr>
+          <w:rFonts w:asciiTheme="minorEastAsia" w:hAnsiTheme="minorEastAsia" w:cs="굴림" w:hint="eastAsia"/>
+          <w:color w:val="000000"/>
+          <w:kern w:val="0"/>
+          <w:szCs w:val="20"/>
+        </w:rPr>
+        <w:t xml:space="preserve">와 </w:t>
+      </w:r>
+      <w:r>
+        <w:rPr>
+          <w:rFonts w:asciiTheme="minorEastAsia" w:hAnsiTheme="minorEastAsia" w:cs="굴림"/>
+          <w:color w:val="000000"/>
+          <w:kern w:val="0"/>
+          <w:szCs w:val="20"/>
+        </w:rPr>
+        <w:t>methodFour(int i)</w:t>
+      </w:r>
+      <w:r>
+        <w:rPr>
+          <w:rFonts w:asciiTheme="minorEastAsia" w:hAnsiTheme="minorEastAsia" w:cs="굴림" w:hint="eastAsia"/>
+          <w:color w:val="000000"/>
+          <w:kern w:val="0"/>
+          <w:szCs w:val="20"/>
+        </w:rPr>
+        <w:t xml:space="preserve">는 </w:t>
+      </w:r>
       <w:r>
         <w:rPr>
           <w:rFonts w:asciiTheme="minorEastAsia" w:hAnsiTheme="minorEastAsia" w:cs="굴림"/>
@@ -6182,509 +4990,23 @@
         </w:rPr>
         <w:t>ClassB</w:t>
       </w:r>
-      <w:proofErr w:type="spellEnd"/>
-      <w:r>
-        <w:rPr>
-          <w:rFonts w:asciiTheme="minorEastAsia" w:hAnsiTheme="minorEastAsia" w:cs="굴림"/>
-          <w:color w:val="000000"/>
-          <w:kern w:val="0"/>
-          <w:szCs w:val="20"/>
-        </w:rPr>
-        <w:t>(</w:t>
-      </w:r>
-      <w:proofErr w:type="gramEnd"/>
-      <w:r>
-        <w:rPr>
-          <w:rFonts w:asciiTheme="minorEastAsia" w:hAnsiTheme="minorEastAsia" w:cs="굴림"/>
-          <w:color w:val="000000"/>
-          <w:kern w:val="0"/>
-          <w:szCs w:val="20"/>
-        </w:rPr>
-        <w:t>);</w:t>
-      </w:r>
-    </w:p>
-    <w:p>
-      <w:pPr>
-        <w:tabs>
-          <w:tab w:val="left" w:pos="400"/>
-        </w:tabs>
-        <w:wordWrap/>
-        <w:spacing w:after="0" w:line="240" w:lineRule="auto"/>
-        <w:ind w:left="400"/>
-        <w:jc w:val="left"/>
-        <w:textAlignment w:val="baseline"/>
-        <w:rPr>
-          <w:rFonts w:asciiTheme="minorEastAsia" w:hAnsiTheme="minorEastAsia" w:cs="굴림"/>
-          <w:color w:val="000000"/>
-          <w:kern w:val="0"/>
-          <w:szCs w:val="20"/>
-        </w:rPr>
-      </w:pPr>
-      <w:r>
-        <w:rPr>
-          <w:rFonts w:asciiTheme="minorEastAsia" w:hAnsiTheme="minorEastAsia" w:cs="굴림"/>
-          <w:color w:val="000000"/>
-          <w:kern w:val="0"/>
-          <w:szCs w:val="20"/>
-        </w:rPr>
-        <w:tab/>
-      </w:r>
-      <w:r>
-        <w:rPr>
-          <w:rFonts w:asciiTheme="minorEastAsia" w:hAnsiTheme="minorEastAsia" w:cs="굴림"/>
-          <w:color w:val="000000"/>
-          <w:kern w:val="0"/>
-          <w:szCs w:val="20"/>
-        </w:rPr>
-        <w:tab/>
-      </w:r>
-      <w:proofErr w:type="spellStart"/>
-      <w:r>
-        <w:rPr>
-          <w:rFonts w:asciiTheme="minorEastAsia" w:hAnsiTheme="minorEastAsia" w:cs="굴림"/>
-          <w:color w:val="000000"/>
-          <w:kern w:val="0"/>
-          <w:szCs w:val="20"/>
-        </w:rPr>
-        <w:t>ClassA</w:t>
-      </w:r>
-      <w:proofErr w:type="spellEnd"/>
-      <w:r>
-        <w:rPr>
-          <w:rFonts w:asciiTheme="minorEastAsia" w:hAnsiTheme="minorEastAsia" w:cs="굴림"/>
-          <w:color w:val="000000"/>
-          <w:kern w:val="0"/>
-          <w:szCs w:val="20"/>
-        </w:rPr>
-        <w:t xml:space="preserve"> ab = new </w:t>
-      </w:r>
-      <w:proofErr w:type="spellStart"/>
-      <w:proofErr w:type="gramStart"/>
-      <w:r>
-        <w:rPr>
-          <w:rFonts w:asciiTheme="minorEastAsia" w:hAnsiTheme="minorEastAsia" w:cs="굴림"/>
-          <w:color w:val="000000"/>
-          <w:kern w:val="0"/>
-          <w:szCs w:val="20"/>
-        </w:rPr>
-        <w:t>ClassB</w:t>
-      </w:r>
-      <w:proofErr w:type="spellEnd"/>
-      <w:r>
-        <w:rPr>
-          <w:rFonts w:asciiTheme="minorEastAsia" w:hAnsiTheme="minorEastAsia" w:cs="굴림"/>
-          <w:color w:val="000000"/>
-          <w:kern w:val="0"/>
-          <w:szCs w:val="20"/>
-        </w:rPr>
-        <w:t>(</w:t>
-      </w:r>
-      <w:proofErr w:type="gramEnd"/>
-      <w:r>
-        <w:rPr>
-          <w:rFonts w:asciiTheme="minorEastAsia" w:hAnsiTheme="minorEastAsia" w:cs="굴림"/>
-          <w:color w:val="000000"/>
-          <w:kern w:val="0"/>
-          <w:szCs w:val="20"/>
-        </w:rPr>
-        <w:t>);</w:t>
-      </w:r>
-    </w:p>
-    <w:p>
-      <w:pPr>
-        <w:tabs>
-          <w:tab w:val="left" w:pos="400"/>
-        </w:tabs>
-        <w:wordWrap/>
-        <w:spacing w:after="0" w:line="240" w:lineRule="auto"/>
-        <w:ind w:left="400"/>
-        <w:jc w:val="left"/>
-        <w:textAlignment w:val="baseline"/>
-        <w:rPr>
-          <w:rFonts w:asciiTheme="minorEastAsia" w:hAnsiTheme="minorEastAsia" w:cs="굴림"/>
-          <w:color w:val="000000"/>
-          <w:kern w:val="0"/>
-          <w:szCs w:val="20"/>
-        </w:rPr>
-      </w:pPr>
-      <w:r>
-        <w:rPr>
-          <w:rFonts w:asciiTheme="minorEastAsia" w:hAnsiTheme="minorEastAsia" w:cs="굴림"/>
-          <w:color w:val="000000"/>
-          <w:kern w:val="0"/>
-          <w:szCs w:val="20"/>
-        </w:rPr>
-        <w:tab/>
-      </w:r>
-      <w:r>
-        <w:rPr>
-          <w:rFonts w:asciiTheme="minorEastAsia" w:hAnsiTheme="minorEastAsia" w:cs="굴림"/>
-          <w:color w:val="000000"/>
-          <w:kern w:val="0"/>
-          <w:szCs w:val="20"/>
-        </w:rPr>
-        <w:tab/>
-      </w:r>
-      <w:proofErr w:type="spellStart"/>
-      <w:r>
-        <w:rPr>
-          <w:rFonts w:asciiTheme="minorEastAsia" w:hAnsiTheme="minorEastAsia" w:cs="굴림"/>
-          <w:color w:val="000000"/>
-          <w:kern w:val="0"/>
-          <w:szCs w:val="20"/>
-        </w:rPr>
-        <w:t>ClassB.methodFour</w:t>
-      </w:r>
-      <w:proofErr w:type="spellEnd"/>
-      <w:r>
-        <w:rPr>
-          <w:rFonts w:asciiTheme="minorEastAsia" w:hAnsiTheme="minorEastAsia" w:cs="굴림"/>
-          <w:color w:val="000000"/>
-          <w:kern w:val="0"/>
-          <w:szCs w:val="20"/>
-        </w:rPr>
-        <w:t>(0</w:t>
-      </w:r>
-      <w:proofErr w:type="gramStart"/>
-      <w:r>
-        <w:rPr>
-          <w:rFonts w:asciiTheme="minorEastAsia" w:hAnsiTheme="minorEastAsia" w:cs="굴림"/>
-          <w:color w:val="000000"/>
-          <w:kern w:val="0"/>
-          <w:szCs w:val="20"/>
-        </w:rPr>
-        <w:t>);</w:t>
-      </w:r>
-      <w:proofErr w:type="gramEnd"/>
-      <w:r>
-        <w:rPr>
-          <w:rFonts w:asciiTheme="minorEastAsia" w:hAnsiTheme="minorEastAsia" w:cs="굴림"/>
-          <w:noProof/>
-          <w:color w:val="000000"/>
-          <w:kern w:val="0"/>
-          <w:szCs w:val="20"/>
-        </w:rPr>
-        <w:t xml:space="preserve"> </w:t>
-      </w:r>
-    </w:p>
-    <w:p>
-      <w:pPr>
-        <w:tabs>
-          <w:tab w:val="left" w:pos="400"/>
-        </w:tabs>
-        <w:wordWrap/>
-        <w:spacing w:after="0" w:line="240" w:lineRule="auto"/>
-        <w:ind w:left="400"/>
-        <w:jc w:val="left"/>
-        <w:textAlignment w:val="baseline"/>
-        <w:rPr>
-          <w:rFonts w:asciiTheme="minorEastAsia" w:hAnsiTheme="minorEastAsia" w:cs="굴림"/>
-          <w:color w:val="000000"/>
-          <w:kern w:val="0"/>
-          <w:szCs w:val="20"/>
-        </w:rPr>
-      </w:pPr>
-      <w:r>
-        <w:rPr>
-          <w:rFonts w:asciiTheme="minorEastAsia" w:hAnsiTheme="minorEastAsia" w:cs="굴림"/>
-          <w:color w:val="000000"/>
-          <w:kern w:val="0"/>
-          <w:szCs w:val="20"/>
-        </w:rPr>
-        <w:tab/>
-      </w:r>
-      <w:r>
-        <w:rPr>
-          <w:rFonts w:asciiTheme="minorEastAsia" w:hAnsiTheme="minorEastAsia" w:cs="굴림"/>
-          <w:color w:val="000000"/>
-          <w:kern w:val="0"/>
-          <w:szCs w:val="20"/>
-        </w:rPr>
-        <w:tab/>
-      </w:r>
-      <w:proofErr w:type="spellStart"/>
-      <w:r>
-        <w:rPr>
-          <w:rFonts w:asciiTheme="minorEastAsia" w:hAnsiTheme="minorEastAsia" w:cs="굴림"/>
-          <w:color w:val="000000"/>
-          <w:kern w:val="0"/>
-          <w:szCs w:val="20"/>
-        </w:rPr>
-        <w:t>ClassA.methodFour</w:t>
-      </w:r>
-      <w:proofErr w:type="spellEnd"/>
-      <w:r>
-        <w:rPr>
-          <w:rFonts w:asciiTheme="minorEastAsia" w:hAnsiTheme="minorEastAsia" w:cs="굴림"/>
-          <w:color w:val="000000"/>
-          <w:kern w:val="0"/>
-          <w:szCs w:val="20"/>
-        </w:rPr>
-        <w:t>(0</w:t>
-      </w:r>
-      <w:proofErr w:type="gramStart"/>
-      <w:r>
-        <w:rPr>
-          <w:rFonts w:asciiTheme="minorEastAsia" w:hAnsiTheme="minorEastAsia" w:cs="굴림"/>
-          <w:color w:val="000000"/>
-          <w:kern w:val="0"/>
-          <w:szCs w:val="20"/>
-        </w:rPr>
-        <w:t>);</w:t>
-      </w:r>
-      <w:proofErr w:type="gramEnd"/>
-    </w:p>
-    <w:p>
-      <w:pPr>
-        <w:tabs>
-          <w:tab w:val="left" w:pos="400"/>
-        </w:tabs>
-        <w:wordWrap/>
-        <w:spacing w:after="0" w:line="240" w:lineRule="auto"/>
-        <w:ind w:left="400"/>
-        <w:jc w:val="left"/>
-        <w:textAlignment w:val="baseline"/>
-        <w:rPr>
-          <w:rFonts w:asciiTheme="minorEastAsia" w:hAnsiTheme="minorEastAsia" w:cs="굴림"/>
-          <w:color w:val="000000"/>
-          <w:kern w:val="0"/>
-          <w:szCs w:val="20"/>
-        </w:rPr>
-      </w:pPr>
-      <w:r>
-        <w:rPr>
-          <w:rFonts w:asciiTheme="minorEastAsia" w:hAnsiTheme="minorEastAsia" w:cs="굴림"/>
-          <w:color w:val="000000"/>
-          <w:kern w:val="0"/>
-          <w:szCs w:val="20"/>
-        </w:rPr>
-        <w:tab/>
-      </w:r>
-      <w:r>
-        <w:rPr>
-          <w:rFonts w:asciiTheme="minorEastAsia" w:hAnsiTheme="minorEastAsia" w:cs="굴림"/>
-          <w:color w:val="000000"/>
-          <w:kern w:val="0"/>
-          <w:szCs w:val="20"/>
-        </w:rPr>
-        <w:tab/>
-      </w:r>
-      <w:proofErr w:type="spellStart"/>
-      <w:proofErr w:type="gramStart"/>
-      <w:r>
-        <w:rPr>
-          <w:rFonts w:asciiTheme="minorEastAsia" w:hAnsiTheme="minorEastAsia" w:cs="굴림"/>
-          <w:color w:val="000000"/>
-          <w:kern w:val="0"/>
-          <w:szCs w:val="20"/>
-        </w:rPr>
-        <w:t>aa.methodTwo</w:t>
-      </w:r>
-      <w:proofErr w:type="spellEnd"/>
-      <w:proofErr w:type="gramEnd"/>
-      <w:r>
-        <w:rPr>
-          <w:rFonts w:asciiTheme="minorEastAsia" w:hAnsiTheme="minorEastAsia" w:cs="굴림"/>
-          <w:color w:val="000000"/>
-          <w:kern w:val="0"/>
-          <w:szCs w:val="20"/>
-        </w:rPr>
-        <w:t>(0);</w:t>
-      </w:r>
-    </w:p>
-    <w:p>
-      <w:pPr>
-        <w:tabs>
-          <w:tab w:val="left" w:pos="400"/>
-        </w:tabs>
-        <w:wordWrap/>
-        <w:spacing w:after="0" w:line="240" w:lineRule="auto"/>
-        <w:ind w:left="400"/>
-        <w:jc w:val="left"/>
-        <w:textAlignment w:val="baseline"/>
-        <w:rPr>
-          <w:rFonts w:asciiTheme="minorEastAsia" w:hAnsiTheme="minorEastAsia" w:cs="굴림"/>
-          <w:color w:val="000000"/>
-          <w:kern w:val="0"/>
-          <w:szCs w:val="20"/>
-        </w:rPr>
-      </w:pPr>
-      <w:r>
-        <w:rPr>
-          <w:rFonts w:asciiTheme="minorEastAsia" w:hAnsiTheme="minorEastAsia" w:cs="굴림"/>
-          <w:color w:val="000000"/>
-          <w:kern w:val="0"/>
-          <w:szCs w:val="20"/>
-        </w:rPr>
-        <w:tab/>
-      </w:r>
-      <w:r>
-        <w:rPr>
-          <w:rFonts w:asciiTheme="minorEastAsia" w:hAnsiTheme="minorEastAsia" w:cs="굴림"/>
-          <w:color w:val="000000"/>
-          <w:kern w:val="0"/>
-          <w:szCs w:val="20"/>
-        </w:rPr>
-        <w:tab/>
-      </w:r>
-      <w:proofErr w:type="spellStart"/>
-      <w:proofErr w:type="gramStart"/>
-      <w:r>
-        <w:rPr>
-          <w:rFonts w:asciiTheme="minorEastAsia" w:hAnsiTheme="minorEastAsia" w:cs="굴림"/>
-          <w:color w:val="000000"/>
-          <w:kern w:val="0"/>
-          <w:szCs w:val="20"/>
-        </w:rPr>
-        <w:t>bb.methodTwo</w:t>
-      </w:r>
-      <w:proofErr w:type="spellEnd"/>
-      <w:proofErr w:type="gramEnd"/>
-      <w:r>
-        <w:rPr>
-          <w:rFonts w:asciiTheme="minorEastAsia" w:hAnsiTheme="minorEastAsia" w:cs="굴림"/>
-          <w:color w:val="000000"/>
-          <w:kern w:val="0"/>
-          <w:szCs w:val="20"/>
-        </w:rPr>
-        <w:t>(0);</w:t>
-      </w:r>
-      <w:r>
-        <w:rPr>
-          <w:rFonts w:asciiTheme="minorEastAsia" w:hAnsiTheme="minorEastAsia" w:cs="굴림"/>
-          <w:noProof/>
-          <w:color w:val="000000"/>
-          <w:kern w:val="0"/>
-          <w:szCs w:val="20"/>
-        </w:rPr>
-        <w:t xml:space="preserve"> </w:t>
-      </w:r>
-    </w:p>
-    <w:p>
-      <w:pPr>
-        <w:tabs>
-          <w:tab w:val="left" w:pos="400"/>
-        </w:tabs>
-        <w:wordWrap/>
-        <w:spacing w:after="0" w:line="240" w:lineRule="auto"/>
-        <w:ind w:left="400"/>
-        <w:jc w:val="left"/>
-        <w:textAlignment w:val="baseline"/>
-        <w:rPr>
-          <w:rFonts w:asciiTheme="minorEastAsia" w:hAnsiTheme="minorEastAsia" w:cs="굴림"/>
-          <w:color w:val="000000"/>
-          <w:kern w:val="0"/>
-          <w:szCs w:val="20"/>
-        </w:rPr>
-      </w:pPr>
-      <w:r>
-        <w:rPr>
-          <w:rFonts w:asciiTheme="minorEastAsia" w:hAnsiTheme="minorEastAsia" w:cs="굴림"/>
-          <w:color w:val="000000"/>
-          <w:kern w:val="0"/>
-          <w:szCs w:val="20"/>
-        </w:rPr>
-        <w:tab/>
-      </w:r>
-      <w:r>
-        <w:rPr>
-          <w:rFonts w:asciiTheme="minorEastAsia" w:hAnsiTheme="minorEastAsia" w:cs="굴림"/>
-          <w:color w:val="000000"/>
-          <w:kern w:val="0"/>
-          <w:szCs w:val="20"/>
-        </w:rPr>
-        <w:tab/>
-      </w:r>
-      <w:proofErr w:type="spellStart"/>
-      <w:proofErr w:type="gramStart"/>
-      <w:r>
-        <w:rPr>
-          <w:rFonts w:asciiTheme="minorEastAsia" w:hAnsiTheme="minorEastAsia" w:cs="굴림"/>
-          <w:color w:val="000000"/>
-          <w:kern w:val="0"/>
-          <w:szCs w:val="20"/>
-        </w:rPr>
-        <w:t>ab.methodTwo</w:t>
-      </w:r>
-      <w:proofErr w:type="spellEnd"/>
-      <w:proofErr w:type="gramEnd"/>
-      <w:r>
-        <w:rPr>
-          <w:rFonts w:asciiTheme="minorEastAsia" w:hAnsiTheme="minorEastAsia" w:cs="굴림"/>
-          <w:color w:val="000000"/>
-          <w:kern w:val="0"/>
-          <w:szCs w:val="20"/>
-        </w:rPr>
-        <w:t>(0);</w:t>
-      </w:r>
-    </w:p>
-    <w:p>
-      <w:pPr>
-        <w:tabs>
-          <w:tab w:val="left" w:pos="400"/>
-        </w:tabs>
-        <w:wordWrap/>
-        <w:spacing w:after="0" w:line="240" w:lineRule="auto"/>
-        <w:ind w:left="400"/>
-        <w:jc w:val="left"/>
-        <w:textAlignment w:val="baseline"/>
-        <w:rPr>
-          <w:rFonts w:asciiTheme="minorEastAsia" w:hAnsiTheme="minorEastAsia" w:cs="굴림"/>
-          <w:color w:val="000000"/>
-          <w:kern w:val="0"/>
-          <w:szCs w:val="20"/>
-        </w:rPr>
-      </w:pPr>
-      <w:r>
-        <w:rPr>
-          <w:rFonts w:asciiTheme="minorEastAsia" w:hAnsiTheme="minorEastAsia" w:cs="굴림"/>
-          <w:color w:val="000000"/>
-          <w:kern w:val="0"/>
-          <w:szCs w:val="20"/>
-        </w:rPr>
-        <w:tab/>
-        <w:t>}</w:t>
-      </w:r>
-    </w:p>
-    <w:p>
-      <w:pPr>
-        <w:tabs>
-          <w:tab w:val="left" w:pos="400"/>
-        </w:tabs>
-        <w:wordWrap/>
-        <w:spacing w:after="0" w:line="240" w:lineRule="auto"/>
-        <w:ind w:left="400"/>
-        <w:jc w:val="left"/>
-        <w:textAlignment w:val="baseline"/>
-        <w:rPr>
-          <w:rFonts w:asciiTheme="minorEastAsia" w:hAnsiTheme="minorEastAsia" w:cs="굴림"/>
-          <w:color w:val="000000"/>
-          <w:kern w:val="0"/>
-          <w:szCs w:val="20"/>
-        </w:rPr>
-      </w:pPr>
-      <w:r>
-        <w:rPr>
-          <w:rFonts w:asciiTheme="minorEastAsia" w:hAnsiTheme="minorEastAsia" w:cs="굴림"/>
-          <w:color w:val="000000"/>
-          <w:kern w:val="0"/>
-          <w:szCs w:val="20"/>
-        </w:rPr>
-        <w:t>}</w:t>
-      </w:r>
-    </w:p>
-    <w:p>
-      <w:pPr>
-        <w:tabs>
-          <w:tab w:val="left" w:pos="400"/>
-        </w:tabs>
-        <w:wordWrap/>
-        <w:spacing w:after="0" w:line="240" w:lineRule="auto"/>
-        <w:ind w:left="400"/>
-        <w:jc w:val="left"/>
-        <w:textAlignment w:val="baseline"/>
-        <w:rPr>
-          <w:rFonts w:asciiTheme="minorEastAsia" w:hAnsiTheme="minorEastAsia" w:cs="굴림"/>
+      <w:r>
+        <w:rPr>
+          <w:rFonts w:asciiTheme="minorEastAsia" w:hAnsiTheme="minorEastAsia" w:cs="굴림" w:hint="eastAsia"/>
+          <w:color w:val="000000"/>
+          <w:kern w:val="0"/>
+          <w:szCs w:val="20"/>
+        </w:rPr>
+        <w:t>에서 수퍼클래스의 정적 메소드를 가리고(hiding)있습니다.</w:t>
+      </w:r>
+    </w:p>
+    <w:p>
+      <w:pPr>
+        <w:spacing w:after="0" w:line="240" w:lineRule="auto"/>
+        <w:ind w:firstLineChars="100" w:firstLine="200"/>
+        <w:textAlignment w:val="baseline"/>
+        <w:rPr>
+          <w:rFonts w:asciiTheme="minorEastAsia" w:hAnsiTheme="minorEastAsia" w:cs="굴림" w:hint="eastAsia"/>
           <w:color w:val="000000"/>
           <w:kern w:val="0"/>
           <w:szCs w:val="20"/>
@@ -6710,7 +5032,7 @@
           <w:kern w:val="0"/>
           <w:szCs w:val="20"/>
         </w:rPr>
-        <w:t xml:space="preserve">(1) </w:t>
+        <w:t xml:space="preserve">(3) </w:t>
       </w:r>
       <w:r>
         <w:rPr>
@@ -6719,9 +5041,17 @@
           <w:kern w:val="0"/>
           <w:szCs w:val="20"/>
         </w:rPr>
-        <w:t xml:space="preserve">어떤 메소드가 </w:t>
-      </w:r>
-      <w:proofErr w:type="spellStart"/>
+        <w:t>컴파일 오류를 지적하세요</w:t>
+      </w:r>
+      <w:r>
+        <w:rPr>
+          <w:rFonts w:asciiTheme="minorEastAsia" w:hAnsiTheme="minorEastAsia" w:cs="굴림"/>
+          <w:color w:val="000000"/>
+          <w:kern w:val="0"/>
+          <w:szCs w:val="20"/>
+        </w:rPr>
+        <w:t xml:space="preserve">. </w:t>
+      </w:r>
       <w:r>
         <w:rPr>
           <w:rFonts w:asciiTheme="minorEastAsia" w:hAnsiTheme="minorEastAsia" w:cs="굴림" w:hint="eastAsia"/>
@@ -6729,27 +5059,30 @@
           <w:kern w:val="0"/>
           <w:szCs w:val="20"/>
         </w:rPr>
-        <w:t>수퍼클래스의</w:t>
-      </w:r>
-      <w:proofErr w:type="spellEnd"/>
-      <w:r>
+        <w:t>실제로 컴파일해보아도 좋습니다</w:t>
+      </w:r>
+      <w:r>
+        <w:rPr>
+          <w:rFonts w:asciiTheme="minorEastAsia" w:hAnsiTheme="minorEastAsia" w:cs="굴림"/>
+          <w:color w:val="000000"/>
+          <w:kern w:val="0"/>
+          <w:szCs w:val="20"/>
+        </w:rPr>
+        <w:t xml:space="preserve">. </w:t>
+      </w:r>
+    </w:p>
+    <w:p>
+      <w:pPr>
+        <w:spacing w:after="0" w:line="240" w:lineRule="auto"/>
+        <w:ind w:firstLine="200"/>
+        <w:textAlignment w:val="baseline"/>
         <w:rPr>
           <w:rFonts w:asciiTheme="minorEastAsia" w:hAnsiTheme="minorEastAsia" w:cs="굴림" w:hint="eastAsia"/>
           <w:color w:val="000000"/>
           <w:kern w:val="0"/>
           <w:szCs w:val="20"/>
         </w:rPr>
-        <w:t xml:space="preserve"> 메소드를 재정의하고 있나요</w:t>
-      </w:r>
-      <w:r>
-        <w:rPr>
-          <w:rFonts w:asciiTheme="minorEastAsia" w:hAnsiTheme="minorEastAsia" w:cs="굴림"/>
-          <w:color w:val="000000"/>
-          <w:kern w:val="0"/>
-          <w:szCs w:val="20"/>
-        </w:rPr>
-        <w:t xml:space="preserve">? </w:t>
-      </w:r>
+      </w:pPr>
       <w:r>
         <w:rPr>
           <w:rFonts w:asciiTheme="minorEastAsia" w:hAnsiTheme="minorEastAsia" w:cs="굴림" w:hint="eastAsia"/>
@@ -6757,38 +5090,21 @@
           <w:kern w:val="0"/>
           <w:szCs w:val="20"/>
         </w:rPr>
-        <w:t xml:space="preserve">(힌트) 정적 메소드로 인스턴스 메소드를 재정의할 수 없다. </w:t>
-      </w:r>
-    </w:p>
-    <w:p>
-      <w:pPr>
-        <w:spacing w:after="0" w:line="240" w:lineRule="auto"/>
-        <w:textAlignment w:val="baseline"/>
-        <w:rPr>
-          <w:rFonts w:asciiTheme="minorEastAsia" w:hAnsiTheme="minorEastAsia" w:cs="굴림"/>
-          <w:color w:val="000000"/>
-          <w:kern w:val="0"/>
-          <w:szCs w:val="20"/>
-        </w:rPr>
-      </w:pPr>
-      <w:r>
+        <w:t>=&gt; 메소드 재정의 할 때 타입을 같게 해야한다.</w:t>
+      </w:r>
+    </w:p>
+    <w:p>
+      <w:pPr>
+        <w:spacing w:after="0" w:line="240" w:lineRule="auto"/>
+        <w:ind w:firstLine="200"/>
+        <w:textAlignment w:val="baseline"/>
         <w:rPr>
           <w:rFonts w:asciiTheme="minorEastAsia" w:hAnsiTheme="minorEastAsia" w:cs="굴림" w:hint="eastAsia"/>
           <w:color w:val="000000"/>
           <w:kern w:val="0"/>
           <w:szCs w:val="20"/>
         </w:rPr>
-        <w:t xml:space="preserve"> </w:t>
-      </w:r>
-      <w:r>
-        <w:rPr>
-          <w:rFonts w:asciiTheme="minorEastAsia" w:hAnsiTheme="minorEastAsia" w:cs="굴림"/>
-          <w:color w:val="000000"/>
-          <w:kern w:val="0"/>
-          <w:szCs w:val="20"/>
-        </w:rPr>
-        <w:t xml:space="preserve">  </w:t>
-      </w:r>
+      </w:pPr>
     </w:p>
     <w:p>
       <w:pPr>
@@ -6809,7 +5125,7 @@
           <w:kern w:val="0"/>
           <w:szCs w:val="20"/>
         </w:rPr>
-        <w:t xml:space="preserve">(2) </w:t>
+        <w:t xml:space="preserve">(4) </w:t>
       </w:r>
       <w:r>
         <w:rPr>
@@ -6818,9 +5134,30 @@
           <w:kern w:val="0"/>
           <w:szCs w:val="20"/>
         </w:rPr>
-        <w:t xml:space="preserve">어떤 메소드가 </w:t>
-      </w:r>
-      <w:proofErr w:type="spellStart"/>
+        <w:t>컴파일 오류 수정 후 프로그램의 출력은 어떻게 되나요</w:t>
+      </w:r>
+      <w:r>
+        <w:rPr>
+          <w:rFonts w:asciiTheme="minorEastAsia" w:hAnsiTheme="minorEastAsia" w:cs="굴림"/>
+          <w:color w:val="000000"/>
+          <w:kern w:val="0"/>
+          <w:szCs w:val="20"/>
+        </w:rPr>
+        <w:t>?</w:t>
+      </w:r>
+    </w:p>
+    <w:p>
+      <w:pPr>
+        <w:spacing w:after="0" w:line="312" w:lineRule="auto"/>
+        <w:ind w:firstLine="200"/>
+        <w:textAlignment w:val="baseline"/>
+        <w:rPr>
+          <w:rFonts w:asciiTheme="minorEastAsia" w:hAnsiTheme="minorEastAsia" w:cs="굴림"/>
+          <w:color w:val="000000"/>
+          <w:kern w:val="0"/>
+          <w:szCs w:val="20"/>
+        </w:rPr>
+      </w:pPr>
       <w:r>
         <w:rPr>
           <w:rFonts w:asciiTheme="minorEastAsia" w:hAnsiTheme="minorEastAsia" w:cs="굴림" w:hint="eastAsia"/>
@@ -6828,245 +5165,60 @@
           <w:kern w:val="0"/>
           <w:szCs w:val="20"/>
         </w:rPr>
-        <w:t>수퍼클래스의</w:t>
-      </w:r>
-      <w:proofErr w:type="spellEnd"/>
-      <w:r>
+        <w:lastRenderedPageBreak/>
+        <w:t xml:space="preserve">=&gt; </w:t>
+      </w:r>
+      <w:r>
+        <w:rPr>
+          <w:rFonts w:asciiTheme="minorEastAsia" w:hAnsiTheme="minorEastAsia" w:cs="굴림"/>
+          <w:color w:val="000000"/>
+          <w:kern w:val="0"/>
+          <w:szCs w:val="20"/>
+        </w:rPr>
+        <w:drawing>
+          <wp:inline distT="0" distB="0" distL="0" distR="0" wp14:anchorId="6811683A" wp14:editId="51948565">
+            <wp:extent cx="939800" cy="1422400"/>
+            <wp:effectExtent l="0" t="0" r="0" b="0"/>
+            <wp:docPr id="705001859" name="그림 1" descr="텍스트, 스크린샷, 폰트, 블랙이(가) 표시된 사진&#10;&#10;AI가 생성한 콘텐츠는 부정확할 수 있습니다."/>
+            <wp:cNvGraphicFramePr>
+              <a:graphicFrameLocks xmlns:a="http://schemas.openxmlformats.org/drawingml/2006/main" noChangeAspect="1"/>
+            </wp:cNvGraphicFramePr>
+            <a:graphic xmlns:a="http://schemas.openxmlformats.org/drawingml/2006/main">
+              <a:graphicData uri="http://schemas.openxmlformats.org/drawingml/2006/picture">
+                <pic:pic xmlns:pic="http://schemas.openxmlformats.org/drawingml/2006/picture">
+                  <pic:nvPicPr>
+                    <pic:cNvPr id="705001859" name="그림 1" descr="텍스트, 스크린샷, 폰트, 블랙이(가) 표시된 사진&#10;&#10;AI가 생성한 콘텐츠는 부정확할 수 있습니다."/>
+                    <pic:cNvPicPr/>
+                  </pic:nvPicPr>
+                  <pic:blipFill>
+                    <a:blip r:embed="rId11"/>
+                    <a:stretch>
+                      <a:fillRect/>
+                    </a:stretch>
+                  </pic:blipFill>
+                  <pic:spPr>
+                    <a:xfrm>
+                      <a:off x="0" y="0"/>
+                      <a:ext cx="939800" cy="1422400"/>
+                    </a:xfrm>
+                    <a:prstGeom prst="rect">
+                      <a:avLst/>
+                    </a:prstGeom>
+                  </pic:spPr>
+                </pic:pic>
+              </a:graphicData>
+            </a:graphic>
+          </wp:inline>
+        </w:drawing>
+      </w:r>
+    </w:p>
+    <w:p>
+      <w:pPr>
+        <w:spacing w:after="0" w:line="312" w:lineRule="auto"/>
+        <w:ind w:firstLine="200"/>
+        <w:textAlignment w:val="baseline"/>
         <w:rPr>
           <w:rFonts w:asciiTheme="minorEastAsia" w:hAnsiTheme="minorEastAsia" w:cs="굴림" w:hint="eastAsia"/>
-          <w:color w:val="000000"/>
-          <w:kern w:val="0"/>
-          <w:szCs w:val="20"/>
-        </w:rPr>
-        <w:t xml:space="preserve"> 메소드를 가리고 있나요</w:t>
-      </w:r>
-      <w:r>
-        <w:rPr>
-          <w:rFonts w:asciiTheme="minorEastAsia" w:hAnsiTheme="minorEastAsia" w:cs="굴림"/>
-          <w:color w:val="000000"/>
-          <w:kern w:val="0"/>
-          <w:szCs w:val="20"/>
-        </w:rPr>
-        <w:t xml:space="preserve">? </w:t>
-      </w:r>
-      <w:r>
-        <w:rPr>
-          <w:rFonts w:asciiTheme="minorEastAsia" w:hAnsiTheme="minorEastAsia" w:cs="굴림" w:hint="eastAsia"/>
-          <w:color w:val="000000"/>
-          <w:kern w:val="0"/>
-          <w:szCs w:val="20"/>
-        </w:rPr>
-        <w:t xml:space="preserve">(힌트) 서브클래스에서 똑같은 정적 메소드를 정의하는 경우, 가린다고(hide) 한다. 이 경우, 서브클래스 객체에서 호출되면 서브클래스의 </w:t>
-      </w:r>
-      <w:proofErr w:type="spellStart"/>
-      <w:r>
-        <w:rPr>
-          <w:rFonts w:asciiTheme="minorEastAsia" w:hAnsiTheme="minorEastAsia" w:cs="굴림" w:hint="eastAsia"/>
-          <w:color w:val="000000"/>
-          <w:kern w:val="0"/>
-          <w:szCs w:val="20"/>
-        </w:rPr>
-        <w:t>정적메소드가</w:t>
-      </w:r>
-      <w:proofErr w:type="spellEnd"/>
-      <w:r>
-        <w:rPr>
-          <w:rFonts w:asciiTheme="minorEastAsia" w:hAnsiTheme="minorEastAsia" w:cs="굴림" w:hint="eastAsia"/>
-          <w:color w:val="000000"/>
-          <w:kern w:val="0"/>
-          <w:szCs w:val="20"/>
-        </w:rPr>
-        <w:t xml:space="preserve">, </w:t>
-      </w:r>
-      <w:proofErr w:type="spellStart"/>
-      <w:r>
-        <w:rPr>
-          <w:rFonts w:asciiTheme="minorEastAsia" w:hAnsiTheme="minorEastAsia" w:cs="굴림" w:hint="eastAsia"/>
-          <w:color w:val="000000"/>
-          <w:kern w:val="0"/>
-          <w:szCs w:val="20"/>
-        </w:rPr>
-        <w:t>수퍼클래스</w:t>
-      </w:r>
-      <w:proofErr w:type="spellEnd"/>
-      <w:r>
-        <w:rPr>
-          <w:rFonts w:asciiTheme="minorEastAsia" w:hAnsiTheme="minorEastAsia" w:cs="굴림" w:hint="eastAsia"/>
-          <w:color w:val="000000"/>
-          <w:kern w:val="0"/>
-          <w:szCs w:val="20"/>
-        </w:rPr>
-        <w:t xml:space="preserve"> 객체에서 호출되면 </w:t>
-      </w:r>
-      <w:proofErr w:type="spellStart"/>
-      <w:r>
-        <w:rPr>
-          <w:rFonts w:asciiTheme="minorEastAsia" w:hAnsiTheme="minorEastAsia" w:cs="굴림" w:hint="eastAsia"/>
-          <w:color w:val="000000"/>
-          <w:kern w:val="0"/>
-          <w:szCs w:val="20"/>
-        </w:rPr>
-        <w:t>수퍼클래스의</w:t>
-      </w:r>
-      <w:proofErr w:type="spellEnd"/>
-      <w:r>
-        <w:rPr>
-          <w:rFonts w:asciiTheme="minorEastAsia" w:hAnsiTheme="minorEastAsia" w:cs="굴림" w:hint="eastAsia"/>
-          <w:color w:val="000000"/>
-          <w:kern w:val="0"/>
-          <w:szCs w:val="20"/>
-        </w:rPr>
-        <w:t xml:space="preserve"> </w:t>
-      </w:r>
-      <w:proofErr w:type="spellStart"/>
-      <w:r>
-        <w:rPr>
-          <w:rFonts w:asciiTheme="minorEastAsia" w:hAnsiTheme="minorEastAsia" w:cs="굴림" w:hint="eastAsia"/>
-          <w:color w:val="000000"/>
-          <w:kern w:val="0"/>
-          <w:szCs w:val="20"/>
-        </w:rPr>
-        <w:t>정적메소드가</w:t>
-      </w:r>
-      <w:proofErr w:type="spellEnd"/>
-      <w:r>
-        <w:rPr>
-          <w:rFonts w:asciiTheme="minorEastAsia" w:hAnsiTheme="minorEastAsia" w:cs="굴림" w:hint="eastAsia"/>
-          <w:color w:val="000000"/>
-          <w:kern w:val="0"/>
-          <w:szCs w:val="20"/>
-        </w:rPr>
-        <w:t xml:space="preserve"> 호출된다. </w:t>
-      </w:r>
-    </w:p>
-    <w:p>
-      <w:pPr>
-        <w:spacing w:after="0" w:line="240" w:lineRule="auto"/>
-        <w:textAlignment w:val="baseline"/>
-        <w:rPr>
-          <w:rFonts w:asciiTheme="minorEastAsia" w:hAnsiTheme="minorEastAsia" w:cs="굴림"/>
-          <w:color w:val="000000"/>
-          <w:kern w:val="0"/>
-          <w:szCs w:val="20"/>
-        </w:rPr>
-      </w:pPr>
-    </w:p>
-    <w:p>
-      <w:pPr>
-        <w:spacing w:after="0" w:line="240" w:lineRule="auto"/>
-        <w:ind w:left="200"/>
-        <w:textAlignment w:val="baseline"/>
-        <w:rPr>
-          <w:rFonts w:asciiTheme="minorEastAsia" w:hAnsiTheme="minorEastAsia" w:cs="굴림"/>
-          <w:color w:val="000000"/>
-          <w:kern w:val="0"/>
-          <w:szCs w:val="20"/>
-        </w:rPr>
-      </w:pPr>
-      <w:r>
-        <w:rPr>
-          <w:rFonts w:asciiTheme="minorEastAsia" w:hAnsiTheme="minorEastAsia" w:cs="굴림"/>
-          <w:color w:val="000000"/>
-          <w:kern w:val="0"/>
-          <w:szCs w:val="20"/>
-        </w:rPr>
-        <w:t xml:space="preserve">(3) </w:t>
-      </w:r>
-      <w:r>
-        <w:rPr>
-          <w:rFonts w:asciiTheme="minorEastAsia" w:hAnsiTheme="minorEastAsia" w:cs="굴림" w:hint="eastAsia"/>
-          <w:color w:val="000000"/>
-          <w:kern w:val="0"/>
-          <w:szCs w:val="20"/>
-        </w:rPr>
-        <w:t>컴파일 오류를 지적하세요</w:t>
-      </w:r>
-      <w:r>
-        <w:rPr>
-          <w:rFonts w:asciiTheme="minorEastAsia" w:hAnsiTheme="minorEastAsia" w:cs="굴림"/>
-          <w:color w:val="000000"/>
-          <w:kern w:val="0"/>
-          <w:szCs w:val="20"/>
-        </w:rPr>
-        <w:t xml:space="preserve">. </w:t>
-      </w:r>
-      <w:r>
-        <w:rPr>
-          <w:rFonts w:asciiTheme="minorEastAsia" w:hAnsiTheme="minorEastAsia" w:cs="굴림" w:hint="eastAsia"/>
-          <w:color w:val="000000"/>
-          <w:kern w:val="0"/>
-          <w:szCs w:val="20"/>
-        </w:rPr>
-        <w:t>실제로 컴파일해보아도 좋습니다</w:t>
-      </w:r>
-      <w:r>
-        <w:rPr>
-          <w:rFonts w:asciiTheme="minorEastAsia" w:hAnsiTheme="minorEastAsia" w:cs="굴림"/>
-          <w:color w:val="000000"/>
-          <w:kern w:val="0"/>
-          <w:szCs w:val="20"/>
-        </w:rPr>
-        <w:t xml:space="preserve">. </w:t>
-      </w:r>
-    </w:p>
-    <w:p>
-      <w:pPr>
-        <w:spacing w:after="0" w:line="240" w:lineRule="auto"/>
-        <w:textAlignment w:val="baseline"/>
-        <w:rPr>
-          <w:rFonts w:asciiTheme="minorEastAsia" w:hAnsiTheme="minorEastAsia" w:cs="굴림"/>
-          <w:color w:val="000000"/>
-          <w:kern w:val="0"/>
-          <w:szCs w:val="20"/>
-        </w:rPr>
-      </w:pPr>
-    </w:p>
-    <w:p>
-      <w:pPr>
-        <w:spacing w:after="0" w:line="240" w:lineRule="auto"/>
-        <w:ind w:left="200"/>
-        <w:textAlignment w:val="baseline"/>
-        <w:rPr>
-          <w:rFonts w:asciiTheme="minorEastAsia" w:hAnsiTheme="minorEastAsia" w:cs="굴림"/>
-          <w:color w:val="000000"/>
-          <w:kern w:val="0"/>
-          <w:szCs w:val="20"/>
-        </w:rPr>
-      </w:pPr>
-      <w:r>
-        <w:rPr>
-          <w:rFonts w:asciiTheme="minorEastAsia" w:hAnsiTheme="minorEastAsia" w:cs="굴림"/>
-          <w:color w:val="000000"/>
-          <w:kern w:val="0"/>
-          <w:szCs w:val="20"/>
-        </w:rPr>
-        <w:t xml:space="preserve">(4) </w:t>
-      </w:r>
-      <w:r>
-        <w:rPr>
-          <w:rFonts w:asciiTheme="minorEastAsia" w:hAnsiTheme="minorEastAsia" w:cs="굴림" w:hint="eastAsia"/>
-          <w:color w:val="000000"/>
-          <w:kern w:val="0"/>
-          <w:szCs w:val="20"/>
-        </w:rPr>
-        <w:t>컴파일 오류 수정 후 프로그램의 출력은 어떻게 되나요</w:t>
-      </w:r>
-      <w:r>
-        <w:rPr>
-          <w:rFonts w:asciiTheme="minorEastAsia" w:hAnsiTheme="minorEastAsia" w:cs="굴림"/>
-          <w:color w:val="000000"/>
-          <w:kern w:val="0"/>
-          <w:szCs w:val="20"/>
-        </w:rPr>
-        <w:t>?</w:t>
-      </w:r>
-    </w:p>
-    <w:p>
-      <w:pPr>
-        <w:spacing w:after="0" w:line="312" w:lineRule="auto"/>
-        <w:textAlignment w:val="baseline"/>
-        <w:rPr>
-          <w:rFonts w:asciiTheme="minorEastAsia" w:hAnsiTheme="minorEastAsia" w:cs="굴림"/>
           <w:color w:val="000000"/>
           <w:kern w:val="0"/>
           <w:szCs w:val="20"/>
@@ -7099,7 +5251,6 @@
         </w:rPr>
         <w:t xml:space="preserve">다음 프로그램의 출력을 </w:t>
       </w:r>
-      <w:proofErr w:type="spellStart"/>
       <w:r>
         <w:rPr>
           <w:rFonts w:asciiTheme="minorEastAsia" w:hAnsiTheme="minorEastAsia" w:cs="굴림" w:hint="eastAsia"/>
@@ -7109,7 +5260,6 @@
         </w:rPr>
         <w:t>제시하시오</w:t>
       </w:r>
-      <w:proofErr w:type="spellEnd"/>
       <w:r>
         <w:rPr>
           <w:rFonts w:asciiTheme="minorEastAsia" w:hAnsiTheme="minorEastAsia" w:cs="굴림"/>
@@ -7172,214 +5322,63 @@
           <w:szCs w:val="20"/>
         </w:rPr>
         <w:tab/>
-        <w:t xml:space="preserve">int </w:t>
-      </w:r>
-      <w:proofErr w:type="spellStart"/>
-      <w:r>
-        <w:rPr>
-          <w:rFonts w:asciiTheme="minorEastAsia" w:hAnsiTheme="minorEastAsia" w:cs="굴림"/>
-          <w:color w:val="000000"/>
-          <w:kern w:val="0"/>
-          <w:szCs w:val="20"/>
-        </w:rPr>
-        <w:t>val</w:t>
-      </w:r>
-      <w:proofErr w:type="spellEnd"/>
-      <w:r>
-        <w:rPr>
-          <w:rFonts w:asciiTheme="minorEastAsia" w:hAnsiTheme="minorEastAsia" w:cs="굴림"/>
-          <w:color w:val="000000"/>
-          <w:kern w:val="0"/>
-          <w:szCs w:val="20"/>
-        </w:rPr>
-        <w:t>=</w:t>
-      </w:r>
-      <w:proofErr w:type="gramStart"/>
-      <w:r>
-        <w:rPr>
-          <w:rFonts w:asciiTheme="minorEastAsia" w:hAnsiTheme="minorEastAsia" w:cs="굴림"/>
-          <w:color w:val="000000"/>
-          <w:kern w:val="0"/>
-          <w:szCs w:val="20"/>
-        </w:rPr>
-        <w:t>3;</w:t>
-      </w:r>
-      <w:proofErr w:type="gramEnd"/>
-    </w:p>
-    <w:p>
-      <w:pPr>
-        <w:tabs>
-          <w:tab w:val="left" w:pos="400"/>
-        </w:tabs>
-        <w:wordWrap/>
-        <w:spacing w:after="0" w:line="240" w:lineRule="auto"/>
-        <w:ind w:left="400"/>
-        <w:jc w:val="left"/>
-        <w:textAlignment w:val="baseline"/>
-        <w:rPr>
-          <w:rFonts w:asciiTheme="minorEastAsia" w:hAnsiTheme="minorEastAsia" w:cs="굴림"/>
-          <w:color w:val="000000"/>
-          <w:kern w:val="0"/>
-          <w:szCs w:val="20"/>
-        </w:rPr>
-      </w:pPr>
-      <w:r>
-        <w:rPr>
-          <w:rFonts w:asciiTheme="minorEastAsia" w:hAnsiTheme="minorEastAsia" w:cs="굴림"/>
-          <w:color w:val="000000"/>
-          <w:kern w:val="0"/>
-          <w:szCs w:val="20"/>
-        </w:rPr>
-        <w:tab/>
-        <w:t xml:space="preserve">public void </w:t>
-      </w:r>
-      <w:proofErr w:type="gramStart"/>
-      <w:r>
-        <w:rPr>
-          <w:rFonts w:asciiTheme="minorEastAsia" w:hAnsiTheme="minorEastAsia" w:cs="굴림"/>
-          <w:color w:val="000000"/>
-          <w:kern w:val="0"/>
-          <w:szCs w:val="20"/>
-        </w:rPr>
-        <w:t>f(</w:t>
-      </w:r>
-      <w:proofErr w:type="gramEnd"/>
-      <w:r>
-        <w:rPr>
-          <w:rFonts w:asciiTheme="minorEastAsia" w:hAnsiTheme="minorEastAsia" w:cs="굴림"/>
-          <w:color w:val="000000"/>
-          <w:kern w:val="0"/>
-          <w:szCs w:val="20"/>
-        </w:rPr>
-        <w:t xml:space="preserve">A a) { </w:t>
-      </w:r>
-      <w:proofErr w:type="spellStart"/>
-      <w:r>
-        <w:rPr>
-          <w:rFonts w:asciiTheme="minorEastAsia" w:hAnsiTheme="minorEastAsia" w:cs="굴림"/>
-          <w:color w:val="000000"/>
-          <w:kern w:val="0"/>
-          <w:szCs w:val="20"/>
-        </w:rPr>
-        <w:t>System.out.print</w:t>
-      </w:r>
-      <w:proofErr w:type="spellEnd"/>
-      <w:r>
-        <w:rPr>
-          <w:rFonts w:asciiTheme="minorEastAsia" w:hAnsiTheme="minorEastAsia" w:cs="굴림"/>
-          <w:color w:val="000000"/>
-          <w:kern w:val="0"/>
-          <w:szCs w:val="20"/>
-        </w:rPr>
-        <w:t>("</w:t>
-      </w:r>
-      <w:proofErr w:type="spellStart"/>
-      <w:r>
-        <w:rPr>
-          <w:rFonts w:asciiTheme="minorEastAsia" w:hAnsiTheme="minorEastAsia" w:cs="굴림"/>
-          <w:color w:val="000000"/>
-          <w:kern w:val="0"/>
-          <w:szCs w:val="20"/>
-        </w:rPr>
-        <w:t>Af</w:t>
-      </w:r>
-      <w:proofErr w:type="spellEnd"/>
-      <w:r>
-        <w:rPr>
-          <w:rFonts w:asciiTheme="minorEastAsia" w:hAnsiTheme="minorEastAsia" w:cs="굴림"/>
-          <w:color w:val="000000"/>
-          <w:kern w:val="0"/>
-          <w:szCs w:val="20"/>
-        </w:rPr>
-        <w:t>(a)"); }</w:t>
-      </w:r>
-    </w:p>
-    <w:p>
-      <w:pPr>
-        <w:tabs>
-          <w:tab w:val="left" w:pos="400"/>
-        </w:tabs>
-        <w:wordWrap/>
-        <w:spacing w:after="0" w:line="240" w:lineRule="auto"/>
-        <w:ind w:left="400"/>
-        <w:jc w:val="left"/>
-        <w:textAlignment w:val="baseline"/>
-        <w:rPr>
-          <w:rFonts w:asciiTheme="minorEastAsia" w:hAnsiTheme="minorEastAsia" w:cs="굴림"/>
-          <w:color w:val="000000"/>
-          <w:kern w:val="0"/>
-          <w:szCs w:val="20"/>
-        </w:rPr>
-      </w:pPr>
-      <w:r>
-        <w:rPr>
-          <w:rFonts w:asciiTheme="minorEastAsia" w:hAnsiTheme="minorEastAsia" w:cs="굴림"/>
-          <w:color w:val="000000"/>
-          <w:kern w:val="0"/>
-          <w:szCs w:val="20"/>
-        </w:rPr>
-        <w:tab/>
-        <w:t xml:space="preserve">public void </w:t>
-      </w:r>
-      <w:proofErr w:type="gramStart"/>
-      <w:r>
-        <w:rPr>
-          <w:rFonts w:asciiTheme="minorEastAsia" w:hAnsiTheme="minorEastAsia" w:cs="굴림"/>
-          <w:color w:val="000000"/>
-          <w:kern w:val="0"/>
-          <w:szCs w:val="20"/>
-        </w:rPr>
-        <w:t>f(</w:t>
-      </w:r>
-      <w:proofErr w:type="gramEnd"/>
-      <w:r>
-        <w:rPr>
-          <w:rFonts w:asciiTheme="minorEastAsia" w:hAnsiTheme="minorEastAsia" w:cs="굴림"/>
-          <w:color w:val="000000"/>
-          <w:kern w:val="0"/>
-          <w:szCs w:val="20"/>
-        </w:rPr>
-        <w:t xml:space="preserve">B b) { </w:t>
-      </w:r>
-      <w:proofErr w:type="spellStart"/>
-      <w:r>
-        <w:rPr>
-          <w:rFonts w:asciiTheme="minorEastAsia" w:hAnsiTheme="minorEastAsia" w:cs="굴림"/>
-          <w:color w:val="000000"/>
-          <w:kern w:val="0"/>
-          <w:szCs w:val="20"/>
-        </w:rPr>
-        <w:t>System.out.print</w:t>
-      </w:r>
-      <w:proofErr w:type="spellEnd"/>
-      <w:r>
-        <w:rPr>
-          <w:rFonts w:asciiTheme="minorEastAsia" w:hAnsiTheme="minorEastAsia" w:cs="굴림"/>
-          <w:color w:val="000000"/>
-          <w:kern w:val="0"/>
-          <w:szCs w:val="20"/>
-        </w:rPr>
-        <w:t>("</w:t>
-      </w:r>
-      <w:proofErr w:type="spellStart"/>
-      <w:r>
-        <w:rPr>
-          <w:rFonts w:asciiTheme="minorEastAsia" w:hAnsiTheme="minorEastAsia" w:cs="굴림"/>
-          <w:color w:val="000000"/>
-          <w:kern w:val="0"/>
-          <w:szCs w:val="20"/>
-        </w:rPr>
-        <w:t>Af</w:t>
-      </w:r>
-      <w:proofErr w:type="spellEnd"/>
-      <w:r>
-        <w:rPr>
-          <w:rFonts w:asciiTheme="minorEastAsia" w:hAnsiTheme="minorEastAsia" w:cs="굴림"/>
-          <w:color w:val="000000"/>
-          <w:kern w:val="0"/>
-          <w:szCs w:val="20"/>
-        </w:rPr>
-        <w:t>(b)"); }</w:t>
+        <w:t>int val=3;</w:t>
+      </w:r>
+    </w:p>
+    <w:p>
+      <w:pPr>
+        <w:tabs>
+          <w:tab w:val="left" w:pos="400"/>
+        </w:tabs>
+        <w:wordWrap/>
+        <w:spacing w:after="0" w:line="240" w:lineRule="auto"/>
+        <w:ind w:left="400"/>
+        <w:jc w:val="left"/>
+        <w:textAlignment w:val="baseline"/>
+        <w:rPr>
+          <w:rFonts w:asciiTheme="minorEastAsia" w:hAnsiTheme="minorEastAsia" w:cs="굴림"/>
+          <w:color w:val="000000"/>
+          <w:kern w:val="0"/>
+          <w:szCs w:val="20"/>
+        </w:rPr>
+      </w:pPr>
+      <w:r>
+        <w:rPr>
+          <w:rFonts w:asciiTheme="minorEastAsia" w:hAnsiTheme="minorEastAsia" w:cs="굴림"/>
+          <w:color w:val="000000"/>
+          <w:kern w:val="0"/>
+          <w:szCs w:val="20"/>
+        </w:rPr>
+        <w:tab/>
+        <w:t>public void f(A a) { System.out.print("Af(a)"); }</w:t>
+      </w:r>
+    </w:p>
+    <w:p>
+      <w:pPr>
+        <w:tabs>
+          <w:tab w:val="left" w:pos="400"/>
+        </w:tabs>
+        <w:wordWrap/>
+        <w:spacing w:after="0" w:line="240" w:lineRule="auto"/>
+        <w:ind w:left="400"/>
+        <w:jc w:val="left"/>
+        <w:textAlignment w:val="baseline"/>
+        <w:rPr>
+          <w:rFonts w:asciiTheme="minorEastAsia" w:hAnsiTheme="minorEastAsia" w:cs="굴림"/>
+          <w:color w:val="000000"/>
+          <w:kern w:val="0"/>
+          <w:szCs w:val="20"/>
+        </w:rPr>
+      </w:pPr>
+      <w:r>
+        <w:rPr>
+          <w:rFonts w:asciiTheme="minorEastAsia" w:hAnsiTheme="minorEastAsia" w:cs="굴림"/>
+          <w:color w:val="000000"/>
+          <w:kern w:val="0"/>
+          <w:szCs w:val="20"/>
+        </w:rPr>
+        <w:tab/>
+        <w:t>public void f(B b) { System.out.print("Af(b)"); }</w:t>
       </w:r>
     </w:p>
     <w:p>
@@ -7461,1950 +5460,951 @@
           <w:szCs w:val="20"/>
         </w:rPr>
         <w:tab/>
-        <w:t xml:space="preserve">int </w:t>
-      </w:r>
-      <w:proofErr w:type="spellStart"/>
-      <w:r>
-        <w:rPr>
-          <w:rFonts w:asciiTheme="minorEastAsia" w:hAnsiTheme="minorEastAsia" w:cs="굴림"/>
-          <w:color w:val="000000"/>
-          <w:kern w:val="0"/>
-          <w:szCs w:val="20"/>
-        </w:rPr>
-        <w:t>val</w:t>
-      </w:r>
-      <w:proofErr w:type="spellEnd"/>
-      <w:r>
-        <w:rPr>
-          <w:rFonts w:asciiTheme="minorEastAsia" w:hAnsiTheme="minorEastAsia" w:cs="굴림"/>
-          <w:color w:val="000000"/>
-          <w:kern w:val="0"/>
-          <w:szCs w:val="20"/>
-        </w:rPr>
-        <w:t>=</w:t>
-      </w:r>
-      <w:proofErr w:type="gramStart"/>
-      <w:r>
-        <w:rPr>
-          <w:rFonts w:asciiTheme="minorEastAsia" w:hAnsiTheme="minorEastAsia" w:cs="굴림"/>
-          <w:color w:val="000000"/>
-          <w:kern w:val="0"/>
-          <w:szCs w:val="20"/>
-        </w:rPr>
-        <w:t>5;</w:t>
-      </w:r>
-      <w:proofErr w:type="gramEnd"/>
-    </w:p>
-    <w:p>
-      <w:pPr>
-        <w:tabs>
-          <w:tab w:val="left" w:pos="400"/>
-        </w:tabs>
-        <w:wordWrap/>
-        <w:spacing w:after="0" w:line="240" w:lineRule="auto"/>
-        <w:ind w:left="400"/>
-        <w:jc w:val="left"/>
-        <w:textAlignment w:val="baseline"/>
-        <w:rPr>
-          <w:rFonts w:asciiTheme="minorEastAsia" w:hAnsiTheme="minorEastAsia" w:cs="굴림"/>
-          <w:color w:val="000000"/>
-          <w:kern w:val="0"/>
-          <w:szCs w:val="20"/>
-        </w:rPr>
-      </w:pPr>
-      <w:r>
-        <w:rPr>
-          <w:rFonts w:asciiTheme="minorEastAsia" w:hAnsiTheme="minorEastAsia" w:cs="굴림"/>
+        <w:t>int val=5;</w:t>
+      </w:r>
+    </w:p>
+    <w:p>
+      <w:pPr>
+        <w:tabs>
+          <w:tab w:val="left" w:pos="400"/>
+        </w:tabs>
+        <w:wordWrap/>
+        <w:spacing w:after="0" w:line="240" w:lineRule="auto"/>
+        <w:ind w:left="400"/>
+        <w:jc w:val="left"/>
+        <w:textAlignment w:val="baseline"/>
+        <w:rPr>
+          <w:rFonts w:asciiTheme="minorEastAsia" w:hAnsiTheme="minorEastAsia" w:cs="굴림"/>
+          <w:color w:val="000000"/>
+          <w:kern w:val="0"/>
+          <w:szCs w:val="20"/>
+        </w:rPr>
+      </w:pPr>
+      <w:r>
+        <w:rPr>
+          <w:rFonts w:asciiTheme="minorEastAsia" w:hAnsiTheme="minorEastAsia" w:cs="굴림"/>
+          <w:color w:val="000000"/>
+          <w:kern w:val="0"/>
+          <w:szCs w:val="20"/>
+        </w:rPr>
+        <w:tab/>
+        <w:t>public void f(A a) { System.out.print("Bf(a)"); }</w:t>
+      </w:r>
+    </w:p>
+    <w:p>
+      <w:pPr>
+        <w:tabs>
+          <w:tab w:val="left" w:pos="400"/>
+        </w:tabs>
+        <w:wordWrap/>
+        <w:spacing w:after="0" w:line="240" w:lineRule="auto"/>
+        <w:ind w:left="400"/>
+        <w:jc w:val="left"/>
+        <w:textAlignment w:val="baseline"/>
+        <w:rPr>
+          <w:rFonts w:asciiTheme="minorEastAsia" w:hAnsiTheme="minorEastAsia" w:cs="굴림"/>
+          <w:color w:val="000000"/>
+          <w:kern w:val="0"/>
+          <w:szCs w:val="20"/>
+        </w:rPr>
+      </w:pPr>
+      <w:r>
+        <w:rPr>
+          <w:rFonts w:asciiTheme="minorEastAsia" w:hAnsiTheme="minorEastAsia" w:cs="굴림"/>
+          <w:color w:val="000000"/>
+          <w:kern w:val="0"/>
+          <w:szCs w:val="20"/>
+        </w:rPr>
+        <w:tab/>
+        <w:t>public void f(B b) { System.out.print("Bf(b)"); }</w:t>
+      </w:r>
+    </w:p>
+    <w:p>
+      <w:pPr>
+        <w:tabs>
+          <w:tab w:val="left" w:pos="400"/>
+        </w:tabs>
+        <w:wordWrap/>
+        <w:spacing w:after="0" w:line="240" w:lineRule="auto"/>
+        <w:ind w:left="400"/>
+        <w:jc w:val="left"/>
+        <w:textAlignment w:val="baseline"/>
+        <w:rPr>
+          <w:rFonts w:asciiTheme="minorEastAsia" w:hAnsiTheme="minorEastAsia" w:cs="굴림"/>
+          <w:color w:val="000000"/>
+          <w:kern w:val="0"/>
+          <w:szCs w:val="20"/>
+        </w:rPr>
+      </w:pPr>
+      <w:r>
+        <w:rPr>
+          <w:rFonts w:asciiTheme="minorEastAsia" w:hAnsiTheme="minorEastAsia" w:cs="굴림"/>
+          <w:color w:val="000000"/>
+          <w:kern w:val="0"/>
+          <w:szCs w:val="20"/>
+        </w:rPr>
+        <w:t>}</w:t>
+      </w:r>
+    </w:p>
+    <w:p>
+      <w:pPr>
+        <w:tabs>
+          <w:tab w:val="left" w:pos="400"/>
+        </w:tabs>
+        <w:wordWrap/>
+        <w:spacing w:after="0" w:line="240" w:lineRule="auto"/>
+        <w:ind w:left="400"/>
+        <w:jc w:val="left"/>
+        <w:textAlignment w:val="baseline"/>
+        <w:rPr>
+          <w:rFonts w:asciiTheme="minorEastAsia" w:hAnsiTheme="minorEastAsia" w:cs="굴림"/>
+          <w:color w:val="000000"/>
+          <w:kern w:val="0"/>
+          <w:szCs w:val="20"/>
+        </w:rPr>
+      </w:pPr>
+      <w:r>
+        <w:rPr>
+          <w:rFonts w:asciiTheme="minorEastAsia" w:hAnsiTheme="minorEastAsia" w:cs="굴림"/>
+          <w:color w:val="000000"/>
+          <w:kern w:val="0"/>
+          <w:szCs w:val="20"/>
+        </w:rPr>
+        <w:t>public class Test {</w:t>
+      </w:r>
+    </w:p>
+    <w:p>
+      <w:pPr>
+        <w:tabs>
+          <w:tab w:val="left" w:pos="400"/>
+        </w:tabs>
+        <w:wordWrap/>
+        <w:spacing w:after="0" w:line="240" w:lineRule="auto"/>
+        <w:ind w:left="400"/>
+        <w:jc w:val="left"/>
+        <w:textAlignment w:val="baseline"/>
+        <w:rPr>
+          <w:rFonts w:asciiTheme="minorEastAsia" w:hAnsiTheme="minorEastAsia" w:cs="굴림"/>
+          <w:color w:val="000000"/>
+          <w:kern w:val="0"/>
+          <w:szCs w:val="20"/>
+        </w:rPr>
+      </w:pPr>
+      <w:r>
+        <w:rPr>
+          <w:rFonts w:asciiTheme="minorEastAsia" w:hAnsiTheme="minorEastAsia" w:cs="굴림"/>
+          <w:color w:val="000000"/>
+          <w:kern w:val="0"/>
+          <w:szCs w:val="20"/>
+        </w:rPr>
+        <w:tab/>
+        <w:t>public static void main(String[] args) {</w:t>
+      </w:r>
+    </w:p>
+    <w:p>
+      <w:pPr>
+        <w:tabs>
+          <w:tab w:val="left" w:pos="400"/>
+        </w:tabs>
+        <w:wordWrap/>
+        <w:spacing w:after="0" w:line="240" w:lineRule="auto"/>
+        <w:ind w:left="400"/>
+        <w:jc w:val="left"/>
+        <w:textAlignment w:val="baseline"/>
+        <w:rPr>
+          <w:rFonts w:asciiTheme="minorEastAsia" w:hAnsiTheme="minorEastAsia" w:cs="굴림"/>
+          <w:color w:val="000000"/>
+          <w:kern w:val="0"/>
+          <w:szCs w:val="20"/>
+        </w:rPr>
+      </w:pPr>
+      <w:r>
+        <w:rPr>
+          <w:rFonts w:asciiTheme="minorEastAsia" w:hAnsiTheme="minorEastAsia" w:cs="굴림"/>
+          <w:color w:val="000000"/>
+          <w:kern w:val="0"/>
+          <w:szCs w:val="20"/>
+        </w:rPr>
+        <w:tab/>
+      </w:r>
+      <w:r>
+        <w:rPr>
+          <w:rFonts w:asciiTheme="minorEastAsia" w:hAnsiTheme="minorEastAsia" w:cs="굴림"/>
+          <w:color w:val="000000"/>
+          <w:kern w:val="0"/>
+          <w:szCs w:val="20"/>
+        </w:rPr>
+        <w:tab/>
+        <w:t>A a = new A();</w:t>
+      </w:r>
+    </w:p>
+    <w:p>
+      <w:pPr>
+        <w:tabs>
+          <w:tab w:val="left" w:pos="400"/>
+        </w:tabs>
+        <w:wordWrap/>
+        <w:spacing w:after="0" w:line="240" w:lineRule="auto"/>
+        <w:ind w:left="400"/>
+        <w:jc w:val="left"/>
+        <w:textAlignment w:val="baseline"/>
+        <w:rPr>
+          <w:rFonts w:asciiTheme="minorEastAsia" w:hAnsiTheme="minorEastAsia" w:cs="굴림"/>
+          <w:color w:val="000000"/>
+          <w:kern w:val="0"/>
+          <w:szCs w:val="20"/>
+        </w:rPr>
+      </w:pPr>
+      <w:r>
+        <w:rPr>
+          <w:rFonts w:asciiTheme="minorEastAsia" w:hAnsiTheme="minorEastAsia" w:cs="굴림"/>
+          <w:color w:val="000000"/>
+          <w:kern w:val="0"/>
+          <w:szCs w:val="20"/>
+        </w:rPr>
+        <w:tab/>
+      </w:r>
+      <w:r>
+        <w:rPr>
+          <w:rFonts w:asciiTheme="minorEastAsia" w:hAnsiTheme="minorEastAsia" w:cs="굴림"/>
+          <w:color w:val="000000"/>
+          <w:kern w:val="0"/>
+          <w:szCs w:val="20"/>
+        </w:rPr>
+        <w:tab/>
+        <w:t>B b = new B();</w:t>
+      </w:r>
+    </w:p>
+    <w:p>
+      <w:pPr>
+        <w:tabs>
+          <w:tab w:val="left" w:pos="400"/>
+        </w:tabs>
+        <w:wordWrap/>
+        <w:spacing w:after="0" w:line="240" w:lineRule="auto"/>
+        <w:ind w:left="400"/>
+        <w:jc w:val="left"/>
+        <w:textAlignment w:val="baseline"/>
+        <w:rPr>
+          <w:rFonts w:asciiTheme="minorEastAsia" w:hAnsiTheme="minorEastAsia" w:cs="굴림"/>
+          <w:color w:val="000000"/>
+          <w:kern w:val="0"/>
+          <w:szCs w:val="20"/>
+        </w:rPr>
+      </w:pPr>
+      <w:r>
+        <w:rPr>
+          <w:rFonts w:asciiTheme="minorEastAsia" w:hAnsiTheme="minorEastAsia" w:cs="굴림"/>
+          <w:color w:val="000000"/>
+          <w:kern w:val="0"/>
+          <w:szCs w:val="20"/>
+        </w:rPr>
+        <w:tab/>
+      </w:r>
+      <w:r>
+        <w:rPr>
+          <w:rFonts w:asciiTheme="minorEastAsia" w:hAnsiTheme="minorEastAsia" w:cs="굴림"/>
+          <w:color w:val="000000"/>
+          <w:kern w:val="0"/>
+          <w:szCs w:val="20"/>
+        </w:rPr>
+        <w:tab/>
+        <w:t>A ab = new B();</w:t>
+      </w:r>
+    </w:p>
+    <w:p>
+      <w:pPr>
+        <w:tabs>
+          <w:tab w:val="left" w:pos="400"/>
+        </w:tabs>
+        <w:wordWrap/>
+        <w:spacing w:after="0" w:line="240" w:lineRule="auto"/>
+        <w:ind w:left="400"/>
+        <w:jc w:val="left"/>
+        <w:textAlignment w:val="baseline"/>
+        <w:rPr>
+          <w:rFonts w:asciiTheme="minorEastAsia" w:hAnsiTheme="minorEastAsia" w:cs="굴림"/>
+          <w:color w:val="000000"/>
+          <w:kern w:val="0"/>
+          <w:szCs w:val="20"/>
+        </w:rPr>
+      </w:pPr>
+      <w:r>
+        <w:rPr>
+          <w:rFonts w:asciiTheme="minorEastAsia" w:hAnsiTheme="minorEastAsia" w:cs="굴림"/>
+          <w:color w:val="000000"/>
+          <w:kern w:val="0"/>
+          <w:szCs w:val="20"/>
+        </w:rPr>
+        <w:tab/>
+      </w:r>
+      <w:r>
+        <w:rPr>
+          <w:rFonts w:asciiTheme="minorEastAsia" w:hAnsiTheme="minorEastAsia" w:cs="굴림"/>
+          <w:color w:val="000000"/>
+          <w:kern w:val="0"/>
+          <w:szCs w:val="20"/>
+        </w:rPr>
+        <w:tab/>
+      </w:r>
+    </w:p>
+    <w:p>
+      <w:pPr>
+        <w:tabs>
+          <w:tab w:val="left" w:pos="400"/>
+        </w:tabs>
+        <w:wordWrap/>
+        <w:spacing w:after="0" w:line="240" w:lineRule="auto"/>
+        <w:ind w:left="400"/>
+        <w:jc w:val="left"/>
+        <w:textAlignment w:val="baseline"/>
+        <w:rPr>
+          <w:rFonts w:asciiTheme="minorEastAsia" w:hAnsiTheme="minorEastAsia" w:cs="굴림"/>
+          <w:color w:val="000000"/>
+          <w:kern w:val="0"/>
+          <w:szCs w:val="20"/>
+        </w:rPr>
+      </w:pPr>
+      <w:r>
+        <w:rPr>
+          <w:rFonts w:asciiTheme="minorEastAsia" w:hAnsiTheme="minorEastAsia" w:cs="굴림"/>
+          <w:color w:val="000000"/>
+          <w:kern w:val="0"/>
+          <w:szCs w:val="20"/>
+        </w:rPr>
+        <w:tab/>
+      </w:r>
+      <w:r>
+        <w:rPr>
+          <w:rFonts w:asciiTheme="minorEastAsia" w:hAnsiTheme="minorEastAsia" w:cs="굴림"/>
+          <w:color w:val="000000"/>
+          <w:kern w:val="0"/>
+          <w:szCs w:val="20"/>
+        </w:rPr>
+        <w:tab/>
+        <w:t>System.out.println("a.val = " + a.val);</w:t>
+      </w:r>
+    </w:p>
+    <w:p>
+      <w:pPr>
+        <w:tabs>
+          <w:tab w:val="left" w:pos="400"/>
+        </w:tabs>
+        <w:wordWrap/>
+        <w:spacing w:after="0" w:line="240" w:lineRule="auto"/>
+        <w:ind w:left="400"/>
+        <w:jc w:val="left"/>
+        <w:textAlignment w:val="baseline"/>
+        <w:rPr>
+          <w:rFonts w:asciiTheme="minorEastAsia" w:hAnsiTheme="minorEastAsia" w:cs="굴림"/>
+          <w:color w:val="000000"/>
+          <w:kern w:val="0"/>
+          <w:szCs w:val="20"/>
+        </w:rPr>
+      </w:pPr>
+      <w:r>
+        <w:rPr>
+          <w:rFonts w:asciiTheme="minorEastAsia" w:hAnsiTheme="minorEastAsia" w:cs="굴림"/>
+          <w:color w:val="000000"/>
+          <w:kern w:val="0"/>
+          <w:szCs w:val="20"/>
+        </w:rPr>
+        <w:tab/>
+      </w:r>
+      <w:r>
+        <w:rPr>
+          <w:rFonts w:asciiTheme="minorEastAsia" w:hAnsiTheme="minorEastAsia" w:cs="굴림"/>
+          <w:color w:val="000000"/>
+          <w:kern w:val="0"/>
+          <w:szCs w:val="20"/>
+        </w:rPr>
+        <w:tab/>
+        <w:t>System.out.println("b.val = " + b.val);</w:t>
+      </w:r>
+    </w:p>
+    <w:p>
+      <w:pPr>
+        <w:tabs>
+          <w:tab w:val="left" w:pos="400"/>
+        </w:tabs>
+        <w:wordWrap/>
+        <w:spacing w:after="0" w:line="240" w:lineRule="auto"/>
+        <w:ind w:left="400"/>
+        <w:jc w:val="left"/>
+        <w:textAlignment w:val="baseline"/>
+        <w:rPr>
+          <w:rFonts w:asciiTheme="minorEastAsia" w:hAnsiTheme="minorEastAsia" w:cs="굴림"/>
+          <w:color w:val="000000"/>
+          <w:kern w:val="0"/>
+          <w:szCs w:val="20"/>
+        </w:rPr>
+      </w:pPr>
+      <w:r>
+        <w:rPr>
+          <w:rFonts w:asciiTheme="minorEastAsia" w:hAnsiTheme="minorEastAsia" w:cs="굴림"/>
+          <w:color w:val="000000"/>
+          <w:kern w:val="0"/>
+          <w:szCs w:val="20"/>
+        </w:rPr>
+        <w:tab/>
+      </w:r>
+      <w:r>
+        <w:rPr>
+          <w:rFonts w:asciiTheme="minorEastAsia" w:hAnsiTheme="minorEastAsia" w:cs="굴림"/>
+          <w:color w:val="000000"/>
+          <w:kern w:val="0"/>
+          <w:szCs w:val="20"/>
+        </w:rPr>
+        <w:tab/>
+        <w:t>System.out.println("ab.val = " + ab.val);</w:t>
+      </w:r>
+    </w:p>
+    <w:p>
+      <w:pPr>
+        <w:tabs>
+          <w:tab w:val="left" w:pos="400"/>
+        </w:tabs>
+        <w:wordWrap/>
+        <w:spacing w:after="0" w:line="240" w:lineRule="auto"/>
+        <w:ind w:left="400"/>
+        <w:jc w:val="left"/>
+        <w:textAlignment w:val="baseline"/>
+        <w:rPr>
+          <w:rFonts w:asciiTheme="minorEastAsia" w:hAnsiTheme="minorEastAsia" w:cs="굴림"/>
+          <w:color w:val="000000"/>
+          <w:kern w:val="0"/>
+          <w:szCs w:val="20"/>
+        </w:rPr>
+      </w:pPr>
+    </w:p>
+    <w:p>
+      <w:pPr>
+        <w:tabs>
+          <w:tab w:val="left" w:pos="400"/>
+        </w:tabs>
+        <w:wordWrap/>
+        <w:spacing w:after="0" w:line="240" w:lineRule="auto"/>
+        <w:ind w:left="400"/>
+        <w:jc w:val="left"/>
+        <w:textAlignment w:val="baseline"/>
+        <w:rPr>
+          <w:rFonts w:asciiTheme="minorEastAsia" w:hAnsiTheme="minorEastAsia" w:cs="굴림"/>
+          <w:color w:val="000000"/>
+          <w:kern w:val="0"/>
+          <w:szCs w:val="20"/>
+        </w:rPr>
+      </w:pPr>
+      <w:r>
+        <w:rPr>
+          <w:rFonts w:asciiTheme="minorEastAsia" w:hAnsiTheme="minorEastAsia" w:cs="굴림"/>
+          <w:color w:val="000000"/>
+          <w:kern w:val="0"/>
+          <w:szCs w:val="20"/>
+        </w:rPr>
+        <w:tab/>
+      </w:r>
+      <w:r>
+        <w:rPr>
+          <w:rFonts w:asciiTheme="minorEastAsia" w:hAnsiTheme="minorEastAsia" w:cs="굴림"/>
+          <w:color w:val="000000"/>
+          <w:kern w:val="0"/>
+          <w:szCs w:val="20"/>
+        </w:rPr>
+        <w:tab/>
+        <w:t>System.out.print("\n a.f(a)="); a.f(a);</w:t>
+      </w:r>
+    </w:p>
+    <w:p>
+      <w:pPr>
+        <w:tabs>
+          <w:tab w:val="left" w:pos="400"/>
+        </w:tabs>
+        <w:wordWrap/>
+        <w:spacing w:after="0" w:line="240" w:lineRule="auto"/>
+        <w:ind w:left="400"/>
+        <w:jc w:val="left"/>
+        <w:textAlignment w:val="baseline"/>
+        <w:rPr>
+          <w:rFonts w:asciiTheme="minorEastAsia" w:hAnsiTheme="minorEastAsia" w:cs="굴림"/>
+          <w:color w:val="000000"/>
+          <w:kern w:val="0"/>
+          <w:szCs w:val="20"/>
+        </w:rPr>
+      </w:pPr>
+      <w:r>
+        <w:rPr>
+          <w:rFonts w:asciiTheme="minorEastAsia" w:hAnsiTheme="minorEastAsia" w:cs="굴림"/>
+          <w:color w:val="000000"/>
+          <w:kern w:val="0"/>
+          <w:szCs w:val="20"/>
+        </w:rPr>
+        <w:tab/>
+      </w:r>
+      <w:r>
+        <w:rPr>
+          <w:rFonts w:asciiTheme="minorEastAsia" w:hAnsiTheme="minorEastAsia" w:cs="굴림"/>
+          <w:color w:val="000000"/>
+          <w:kern w:val="0"/>
+          <w:szCs w:val="20"/>
+        </w:rPr>
+        <w:tab/>
+        <w:t>System.out.print("\n a.f(b)="); a.f(b);</w:t>
+      </w:r>
+    </w:p>
+    <w:p>
+      <w:pPr>
+        <w:tabs>
+          <w:tab w:val="left" w:pos="400"/>
+        </w:tabs>
+        <w:wordWrap/>
+        <w:spacing w:after="0" w:line="240" w:lineRule="auto"/>
+        <w:ind w:left="400"/>
+        <w:jc w:val="left"/>
+        <w:textAlignment w:val="baseline"/>
+        <w:rPr>
+          <w:rFonts w:asciiTheme="minorEastAsia" w:hAnsiTheme="minorEastAsia" w:cs="굴림"/>
+          <w:color w:val="000000"/>
+          <w:kern w:val="0"/>
+          <w:szCs w:val="20"/>
+        </w:rPr>
+      </w:pPr>
+    </w:p>
+    <w:p>
+      <w:pPr>
+        <w:tabs>
+          <w:tab w:val="left" w:pos="400"/>
+        </w:tabs>
+        <w:wordWrap/>
+        <w:spacing w:after="0" w:line="240" w:lineRule="auto"/>
+        <w:ind w:left="400"/>
+        <w:jc w:val="left"/>
+        <w:textAlignment w:val="baseline"/>
+        <w:rPr>
+          <w:rFonts w:asciiTheme="minorEastAsia" w:hAnsiTheme="minorEastAsia" w:cs="굴림"/>
+          <w:color w:val="000000"/>
+          <w:kern w:val="0"/>
+          <w:szCs w:val="20"/>
+        </w:rPr>
+      </w:pPr>
+      <w:r>
+        <w:rPr>
+          <w:rFonts w:asciiTheme="minorEastAsia" w:hAnsiTheme="minorEastAsia" w:cs="굴림"/>
+          <w:color w:val="000000"/>
+          <w:kern w:val="0"/>
+          <w:szCs w:val="20"/>
+        </w:rPr>
+        <w:tab/>
+      </w:r>
+      <w:r>
+        <w:rPr>
+          <w:rFonts w:asciiTheme="minorEastAsia" w:hAnsiTheme="minorEastAsia" w:cs="굴림"/>
+          <w:color w:val="000000"/>
+          <w:kern w:val="0"/>
+          <w:szCs w:val="20"/>
+        </w:rPr>
+        <w:tab/>
+        <w:t>System.out.print("\n b.f(a)="); b.f(a);</w:t>
+      </w:r>
+    </w:p>
+    <w:p>
+      <w:pPr>
+        <w:tabs>
+          <w:tab w:val="left" w:pos="400"/>
+        </w:tabs>
+        <w:wordWrap/>
+        <w:spacing w:after="0" w:line="240" w:lineRule="auto"/>
+        <w:ind w:left="400"/>
+        <w:jc w:val="left"/>
+        <w:textAlignment w:val="baseline"/>
+        <w:rPr>
+          <w:rFonts w:asciiTheme="minorEastAsia" w:hAnsiTheme="minorEastAsia" w:cs="굴림"/>
+          <w:color w:val="000000"/>
+          <w:kern w:val="0"/>
+          <w:szCs w:val="20"/>
+        </w:rPr>
+      </w:pPr>
+      <w:r>
+        <w:rPr>
+          <w:rFonts w:asciiTheme="minorEastAsia" w:hAnsiTheme="minorEastAsia" w:cs="굴림"/>
+          <w:color w:val="000000"/>
+          <w:kern w:val="0"/>
+          <w:szCs w:val="20"/>
+        </w:rPr>
+        <w:tab/>
+      </w:r>
+      <w:r>
+        <w:rPr>
+          <w:rFonts w:asciiTheme="minorEastAsia" w:hAnsiTheme="minorEastAsia" w:cs="굴림"/>
+          <w:color w:val="000000"/>
+          <w:kern w:val="0"/>
+          <w:szCs w:val="20"/>
+        </w:rPr>
+        <w:tab/>
+        <w:t xml:space="preserve">System.out.print("\n b.f(b)="); b.f(b); </w:t>
+      </w:r>
+    </w:p>
+    <w:p>
+      <w:pPr>
+        <w:tabs>
+          <w:tab w:val="left" w:pos="400"/>
+        </w:tabs>
+        <w:wordWrap/>
+        <w:spacing w:after="0" w:line="240" w:lineRule="auto"/>
+        <w:ind w:left="400"/>
+        <w:jc w:val="left"/>
+        <w:textAlignment w:val="baseline"/>
+        <w:rPr>
+          <w:rFonts w:asciiTheme="minorEastAsia" w:hAnsiTheme="minorEastAsia" w:cs="굴림"/>
+          <w:color w:val="000000"/>
+          <w:kern w:val="0"/>
+          <w:szCs w:val="20"/>
+        </w:rPr>
+      </w:pPr>
+    </w:p>
+    <w:p>
+      <w:pPr>
+        <w:tabs>
+          <w:tab w:val="left" w:pos="400"/>
+        </w:tabs>
+        <w:wordWrap/>
+        <w:spacing w:after="0" w:line="240" w:lineRule="auto"/>
+        <w:ind w:left="400"/>
+        <w:jc w:val="left"/>
+        <w:textAlignment w:val="baseline"/>
+        <w:rPr>
+          <w:rFonts w:asciiTheme="minorEastAsia" w:hAnsiTheme="minorEastAsia" w:cs="굴림"/>
+          <w:color w:val="000000"/>
+          <w:kern w:val="0"/>
+          <w:szCs w:val="20"/>
+        </w:rPr>
+      </w:pPr>
+      <w:r>
+        <w:rPr>
+          <w:rFonts w:asciiTheme="minorEastAsia" w:hAnsiTheme="minorEastAsia" w:cs="굴림"/>
+          <w:color w:val="000000"/>
+          <w:kern w:val="0"/>
+          <w:szCs w:val="20"/>
+        </w:rPr>
+        <w:tab/>
+      </w:r>
+      <w:r>
+        <w:rPr>
+          <w:rFonts w:asciiTheme="minorEastAsia" w:hAnsiTheme="minorEastAsia" w:cs="굴림"/>
+          <w:color w:val="000000"/>
+          <w:kern w:val="0"/>
+          <w:szCs w:val="20"/>
+        </w:rPr>
+        <w:tab/>
+        <w:t xml:space="preserve">System.out.print("\n a.f(ab)="); a.f(ab); </w:t>
+      </w:r>
+    </w:p>
+    <w:p>
+      <w:pPr>
+        <w:tabs>
+          <w:tab w:val="left" w:pos="400"/>
+        </w:tabs>
+        <w:wordWrap/>
+        <w:spacing w:after="0" w:line="240" w:lineRule="auto"/>
+        <w:ind w:left="400"/>
+        <w:jc w:val="left"/>
+        <w:textAlignment w:val="baseline"/>
+        <w:rPr>
+          <w:rFonts w:asciiTheme="minorEastAsia" w:hAnsiTheme="minorEastAsia" w:cs="굴림"/>
+          <w:color w:val="000000"/>
+          <w:kern w:val="0"/>
+          <w:szCs w:val="20"/>
+        </w:rPr>
+      </w:pPr>
+      <w:r>
+        <w:rPr>
+          <w:rFonts w:asciiTheme="minorEastAsia" w:hAnsiTheme="minorEastAsia" w:cs="굴림"/>
+          <w:color w:val="000000"/>
+          <w:kern w:val="0"/>
+          <w:szCs w:val="20"/>
+        </w:rPr>
+        <w:tab/>
+      </w:r>
+      <w:r>
+        <w:rPr>
+          <w:rFonts w:asciiTheme="minorEastAsia" w:hAnsiTheme="minorEastAsia" w:cs="굴림"/>
+          <w:color w:val="000000"/>
+          <w:kern w:val="0"/>
+          <w:szCs w:val="20"/>
+        </w:rPr>
+        <w:tab/>
+        <w:t>System.out.print("\n b.f(ab)="); b.f(ab);</w:t>
+      </w:r>
+    </w:p>
+    <w:p>
+      <w:pPr>
+        <w:tabs>
+          <w:tab w:val="left" w:pos="400"/>
+        </w:tabs>
+        <w:wordWrap/>
+        <w:spacing w:after="0" w:line="240" w:lineRule="auto"/>
+        <w:ind w:left="400"/>
+        <w:jc w:val="left"/>
+        <w:textAlignment w:val="baseline"/>
+        <w:rPr>
+          <w:rFonts w:asciiTheme="minorEastAsia" w:hAnsiTheme="minorEastAsia" w:cs="굴림"/>
+          <w:color w:val="000000"/>
+          <w:kern w:val="0"/>
+          <w:szCs w:val="20"/>
+        </w:rPr>
+      </w:pPr>
+    </w:p>
+    <w:p>
+      <w:pPr>
+        <w:tabs>
+          <w:tab w:val="left" w:pos="400"/>
+        </w:tabs>
+        <w:wordWrap/>
+        <w:spacing w:after="0" w:line="240" w:lineRule="auto"/>
+        <w:ind w:left="400"/>
+        <w:jc w:val="left"/>
+        <w:textAlignment w:val="baseline"/>
+        <w:rPr>
+          <w:rFonts w:asciiTheme="minorEastAsia" w:hAnsiTheme="minorEastAsia" w:cs="굴림"/>
+          <w:color w:val="000000"/>
+          <w:kern w:val="0"/>
+          <w:szCs w:val="20"/>
+        </w:rPr>
+      </w:pPr>
+      <w:r>
+        <w:rPr>
+          <w:rFonts w:asciiTheme="minorEastAsia" w:hAnsiTheme="minorEastAsia" w:cs="굴림"/>
+          <w:color w:val="000000"/>
+          <w:kern w:val="0"/>
+          <w:szCs w:val="20"/>
+        </w:rPr>
+        <w:tab/>
+      </w:r>
+      <w:r>
+        <w:rPr>
+          <w:rFonts w:asciiTheme="minorEastAsia" w:hAnsiTheme="minorEastAsia" w:cs="굴림"/>
+          <w:color w:val="000000"/>
+          <w:kern w:val="0"/>
+          <w:szCs w:val="20"/>
+        </w:rPr>
+        <w:tab/>
+        <w:t xml:space="preserve">System.out.print("\n ab.f(a)="); ab.f(a); </w:t>
+      </w:r>
+    </w:p>
+    <w:p>
+      <w:pPr>
+        <w:tabs>
+          <w:tab w:val="left" w:pos="400"/>
+        </w:tabs>
+        <w:wordWrap/>
+        <w:spacing w:after="0" w:line="240" w:lineRule="auto"/>
+        <w:ind w:left="400"/>
+        <w:jc w:val="left"/>
+        <w:textAlignment w:val="baseline"/>
+        <w:rPr>
+          <w:rFonts w:asciiTheme="minorEastAsia" w:hAnsiTheme="minorEastAsia" w:cs="굴림"/>
+          <w:color w:val="000000"/>
+          <w:kern w:val="0"/>
+          <w:szCs w:val="20"/>
+        </w:rPr>
+      </w:pPr>
+      <w:r>
+        <w:rPr>
+          <w:rFonts w:asciiTheme="minorEastAsia" w:hAnsiTheme="minorEastAsia" w:cs="굴림"/>
+          <w:color w:val="000000"/>
+          <w:kern w:val="0"/>
+          <w:szCs w:val="20"/>
+        </w:rPr>
+        <w:tab/>
+      </w:r>
+      <w:r>
+        <w:rPr>
+          <w:rFonts w:asciiTheme="minorEastAsia" w:hAnsiTheme="minorEastAsia" w:cs="굴림"/>
+          <w:color w:val="000000"/>
+          <w:kern w:val="0"/>
+          <w:szCs w:val="20"/>
+        </w:rPr>
+        <w:tab/>
+        <w:t>System.out.print("\n ab.f(b)="); ab.f(b);</w:t>
+      </w:r>
+    </w:p>
+    <w:p>
+      <w:pPr>
+        <w:tabs>
+          <w:tab w:val="left" w:pos="400"/>
+        </w:tabs>
+        <w:wordWrap/>
+        <w:spacing w:after="0" w:line="240" w:lineRule="auto"/>
+        <w:ind w:left="400"/>
+        <w:jc w:val="left"/>
+        <w:textAlignment w:val="baseline"/>
+        <w:rPr>
+          <w:rFonts w:asciiTheme="minorEastAsia" w:hAnsiTheme="minorEastAsia" w:cs="굴림"/>
+          <w:color w:val="000000"/>
+          <w:kern w:val="0"/>
+          <w:szCs w:val="20"/>
+        </w:rPr>
+      </w:pPr>
+      <w:r>
+        <w:rPr>
+          <w:rFonts w:asciiTheme="minorEastAsia" w:hAnsiTheme="minorEastAsia" w:cs="굴림"/>
+          <w:color w:val="000000"/>
+          <w:kern w:val="0"/>
+          <w:szCs w:val="20"/>
+        </w:rPr>
+        <w:tab/>
+      </w:r>
+      <w:r>
+        <w:rPr>
+          <w:rFonts w:asciiTheme="minorEastAsia" w:hAnsiTheme="minorEastAsia" w:cs="굴림"/>
+          <w:color w:val="000000"/>
+          <w:kern w:val="0"/>
+          <w:szCs w:val="20"/>
+        </w:rPr>
+        <w:tab/>
+        <w:t>System.out.print("\n ab.f(ab)="); ab.f(ab);</w:t>
+      </w:r>
+      <w:r>
+        <w:rPr>
+          <w:rFonts w:asciiTheme="minorEastAsia" w:hAnsiTheme="minorEastAsia" w:cs="굴림"/>
+          <w:color w:val="000000"/>
+          <w:kern w:val="0"/>
+          <w:szCs w:val="20"/>
+        </w:rPr>
+        <w:tab/>
+      </w:r>
+      <w:r>
+        <w:rPr>
+          <w:rFonts w:asciiTheme="minorEastAsia" w:hAnsiTheme="minorEastAsia" w:cs="굴림"/>
+          <w:color w:val="000000"/>
+          <w:kern w:val="0"/>
+          <w:szCs w:val="20"/>
+        </w:rPr>
+        <w:tab/>
+      </w:r>
+    </w:p>
+    <w:p>
+      <w:pPr>
+        <w:tabs>
+          <w:tab w:val="left" w:pos="400"/>
+        </w:tabs>
+        <w:wordWrap/>
+        <w:spacing w:after="0" w:line="240" w:lineRule="auto"/>
+        <w:ind w:left="400"/>
+        <w:jc w:val="left"/>
+        <w:textAlignment w:val="baseline"/>
+        <w:rPr>
+          <w:rFonts w:asciiTheme="minorEastAsia" w:hAnsiTheme="minorEastAsia" w:cs="굴림"/>
+          <w:color w:val="000000"/>
+          <w:kern w:val="0"/>
+          <w:szCs w:val="20"/>
+        </w:rPr>
+      </w:pPr>
+      <w:r>
+        <w:rPr>
+          <w:rFonts w:asciiTheme="minorEastAsia" w:hAnsiTheme="minorEastAsia" w:cs="굴림"/>
+          <w:color w:val="000000"/>
+          <w:kern w:val="0"/>
+          <w:szCs w:val="20"/>
+        </w:rPr>
+        <w:tab/>
+        <w:t>}</w:t>
+      </w:r>
+    </w:p>
+    <w:p>
+      <w:pPr>
+        <w:tabs>
+          <w:tab w:val="left" w:pos="400"/>
+        </w:tabs>
+        <w:wordWrap/>
+        <w:spacing w:after="0" w:line="240" w:lineRule="auto"/>
+        <w:ind w:left="400"/>
+        <w:jc w:val="left"/>
+        <w:textAlignment w:val="baseline"/>
+        <w:rPr>
+          <w:rFonts w:asciiTheme="minorEastAsia" w:hAnsiTheme="minorEastAsia" w:cs="굴림"/>
+          <w:color w:val="000000"/>
+          <w:kern w:val="0"/>
+          <w:szCs w:val="20"/>
+        </w:rPr>
+      </w:pPr>
+      <w:r>
+        <w:rPr>
+          <w:rFonts w:asciiTheme="minorEastAsia" w:hAnsiTheme="minorEastAsia" w:cs="굴림"/>
+          <w:color w:val="000000"/>
+          <w:kern w:val="0"/>
+          <w:szCs w:val="20"/>
+        </w:rPr>
+        <w:t>}</w:t>
+      </w:r>
+    </w:p>
+    <w:p>
+      <w:pPr>
+        <w:tabs>
+          <w:tab w:val="left" w:pos="400"/>
+        </w:tabs>
+        <w:wordWrap/>
+        <w:snapToGrid w:val="0"/>
+        <w:spacing w:after="0" w:line="240" w:lineRule="auto"/>
+        <w:ind w:left="200"/>
+        <w:jc w:val="left"/>
+        <w:textAlignment w:val="baseline"/>
+        <w:rPr>
+          <w:rFonts w:asciiTheme="minorEastAsia" w:hAnsiTheme="minorEastAsia" w:cs="굴림"/>
+          <w:color w:val="000000"/>
+          <w:kern w:val="0"/>
+          <w:szCs w:val="20"/>
+        </w:rPr>
+      </w:pPr>
+      <w:r>
+        <w:rPr>
+          <w:rFonts w:asciiTheme="minorEastAsia" w:hAnsiTheme="minorEastAsia" w:cs="굴림"/>
+          <w:noProof/>
           <w:color w:val="000000"/>
           <w:kern w:val="0"/>
           <w:szCs w:val="20"/>
         </w:rPr>
         <w:lastRenderedPageBreak/>
-        <w:tab/>
-        <w:t xml:space="preserve">public void </w:t>
-      </w:r>
-      <w:proofErr w:type="gramStart"/>
-      <w:r>
-        <w:rPr>
-          <w:rFonts w:asciiTheme="minorEastAsia" w:hAnsiTheme="minorEastAsia" w:cs="굴림"/>
-          <w:color w:val="000000"/>
-          <w:kern w:val="0"/>
-          <w:szCs w:val="20"/>
-        </w:rPr>
-        <w:t>f(</w:t>
-      </w:r>
-      <w:proofErr w:type="gramEnd"/>
-      <w:r>
-        <w:rPr>
-          <w:rFonts w:asciiTheme="minorEastAsia" w:hAnsiTheme="minorEastAsia" w:cs="굴림"/>
-          <w:color w:val="000000"/>
-          <w:kern w:val="0"/>
-          <w:szCs w:val="20"/>
-        </w:rPr>
-        <w:t xml:space="preserve">A a) { </w:t>
-      </w:r>
-      <w:proofErr w:type="spellStart"/>
-      <w:r>
-        <w:rPr>
-          <w:rFonts w:asciiTheme="minorEastAsia" w:hAnsiTheme="minorEastAsia" w:cs="굴림"/>
-          <w:color w:val="000000"/>
-          <w:kern w:val="0"/>
-          <w:szCs w:val="20"/>
-        </w:rPr>
-        <w:t>System.out.print</w:t>
-      </w:r>
-      <w:proofErr w:type="spellEnd"/>
-      <w:r>
-        <w:rPr>
-          <w:rFonts w:asciiTheme="minorEastAsia" w:hAnsiTheme="minorEastAsia" w:cs="굴림"/>
-          <w:color w:val="000000"/>
-          <w:kern w:val="0"/>
-          <w:szCs w:val="20"/>
-        </w:rPr>
-        <w:t>("Bf(a)"); }</w:t>
-      </w:r>
-    </w:p>
-    <w:p>
-      <w:pPr>
-        <w:tabs>
-          <w:tab w:val="left" w:pos="400"/>
-        </w:tabs>
-        <w:wordWrap/>
-        <w:spacing w:after="0" w:line="240" w:lineRule="auto"/>
-        <w:ind w:left="400"/>
-        <w:jc w:val="left"/>
-        <w:textAlignment w:val="baseline"/>
-        <w:rPr>
-          <w:rFonts w:asciiTheme="minorEastAsia" w:hAnsiTheme="minorEastAsia" w:cs="굴림"/>
-          <w:color w:val="000000"/>
-          <w:kern w:val="0"/>
-          <w:szCs w:val="20"/>
-        </w:rPr>
-      </w:pPr>
-      <w:r>
-        <w:rPr>
-          <w:rFonts w:asciiTheme="minorEastAsia" w:hAnsiTheme="minorEastAsia" w:cs="굴림"/>
-          <w:color w:val="000000"/>
-          <w:kern w:val="0"/>
-          <w:szCs w:val="20"/>
-        </w:rPr>
-        <w:tab/>
-        <w:t xml:space="preserve">public void </w:t>
-      </w:r>
-      <w:proofErr w:type="gramStart"/>
-      <w:r>
-        <w:rPr>
-          <w:rFonts w:asciiTheme="minorEastAsia" w:hAnsiTheme="minorEastAsia" w:cs="굴림"/>
-          <w:color w:val="000000"/>
-          <w:kern w:val="0"/>
-          <w:szCs w:val="20"/>
-        </w:rPr>
-        <w:t>f(</w:t>
-      </w:r>
-      <w:proofErr w:type="gramEnd"/>
-      <w:r>
-        <w:rPr>
-          <w:rFonts w:asciiTheme="minorEastAsia" w:hAnsiTheme="minorEastAsia" w:cs="굴림"/>
-          <w:color w:val="000000"/>
-          <w:kern w:val="0"/>
-          <w:szCs w:val="20"/>
-        </w:rPr>
-        <w:t xml:space="preserve">B b) { </w:t>
-      </w:r>
-      <w:proofErr w:type="spellStart"/>
-      <w:r>
-        <w:rPr>
-          <w:rFonts w:asciiTheme="minorEastAsia" w:hAnsiTheme="minorEastAsia" w:cs="굴림"/>
-          <w:color w:val="000000"/>
-          <w:kern w:val="0"/>
-          <w:szCs w:val="20"/>
-        </w:rPr>
-        <w:t>System.out.print</w:t>
-      </w:r>
-      <w:proofErr w:type="spellEnd"/>
-      <w:r>
-        <w:rPr>
-          <w:rFonts w:asciiTheme="minorEastAsia" w:hAnsiTheme="minorEastAsia" w:cs="굴림"/>
-          <w:color w:val="000000"/>
-          <w:kern w:val="0"/>
-          <w:szCs w:val="20"/>
-        </w:rPr>
-        <w:t>("Bf(b)"); }</w:t>
-      </w:r>
-    </w:p>
-    <w:p>
-      <w:pPr>
-        <w:tabs>
-          <w:tab w:val="left" w:pos="400"/>
-        </w:tabs>
-        <w:wordWrap/>
-        <w:spacing w:after="0" w:line="240" w:lineRule="auto"/>
-        <w:ind w:left="400"/>
-        <w:jc w:val="left"/>
-        <w:textAlignment w:val="baseline"/>
-        <w:rPr>
-          <w:rFonts w:asciiTheme="minorEastAsia" w:hAnsiTheme="minorEastAsia" w:cs="굴림"/>
-          <w:color w:val="000000"/>
-          <w:kern w:val="0"/>
-          <w:szCs w:val="20"/>
-        </w:rPr>
-      </w:pPr>
-      <w:r>
-        <w:rPr>
-          <w:rFonts w:asciiTheme="minorEastAsia" w:hAnsiTheme="minorEastAsia" w:cs="굴림"/>
-          <w:color w:val="000000"/>
-          <w:kern w:val="0"/>
-          <w:szCs w:val="20"/>
-        </w:rPr>
-        <w:t>}</w:t>
-      </w:r>
-    </w:p>
-    <w:p>
-      <w:pPr>
-        <w:tabs>
-          <w:tab w:val="left" w:pos="400"/>
-        </w:tabs>
-        <w:wordWrap/>
-        <w:spacing w:after="0" w:line="240" w:lineRule="auto"/>
-        <w:ind w:left="400"/>
-        <w:jc w:val="left"/>
-        <w:textAlignment w:val="baseline"/>
-        <w:rPr>
-          <w:rFonts w:asciiTheme="minorEastAsia" w:hAnsiTheme="minorEastAsia" w:cs="굴림"/>
-          <w:color w:val="000000"/>
-          <w:kern w:val="0"/>
-          <w:szCs w:val="20"/>
-        </w:rPr>
-      </w:pPr>
-      <w:r>
-        <w:rPr>
-          <w:rFonts w:asciiTheme="minorEastAsia" w:hAnsiTheme="minorEastAsia" w:cs="굴림"/>
-          <w:color w:val="000000"/>
-          <w:kern w:val="0"/>
-          <w:szCs w:val="20"/>
-        </w:rPr>
-        <w:t>public class Test {</w:t>
-      </w:r>
-    </w:p>
-    <w:p>
-      <w:pPr>
-        <w:tabs>
-          <w:tab w:val="left" w:pos="400"/>
-        </w:tabs>
-        <w:wordWrap/>
-        <w:spacing w:after="0" w:line="240" w:lineRule="auto"/>
-        <w:ind w:left="400"/>
-        <w:jc w:val="left"/>
-        <w:textAlignment w:val="baseline"/>
-        <w:rPr>
-          <w:rFonts w:asciiTheme="minorEastAsia" w:hAnsiTheme="minorEastAsia" w:cs="굴림"/>
-          <w:color w:val="000000"/>
-          <w:kern w:val="0"/>
-          <w:szCs w:val="20"/>
-        </w:rPr>
-      </w:pPr>
-      <w:r>
-        <w:rPr>
-          <w:rFonts w:asciiTheme="minorEastAsia" w:hAnsiTheme="minorEastAsia" w:cs="굴림"/>
-          <w:color w:val="000000"/>
-          <w:kern w:val="0"/>
-          <w:szCs w:val="20"/>
-        </w:rPr>
-        <w:tab/>
-        <w:t xml:space="preserve">public static void </w:t>
-      </w:r>
-      <w:proofErr w:type="gramStart"/>
-      <w:r>
-        <w:rPr>
-          <w:rFonts w:asciiTheme="minorEastAsia" w:hAnsiTheme="minorEastAsia" w:cs="굴림"/>
-          <w:color w:val="000000"/>
-          <w:kern w:val="0"/>
-          <w:szCs w:val="20"/>
-        </w:rPr>
-        <w:t>main(</w:t>
-      </w:r>
-      <w:proofErr w:type="gramEnd"/>
-      <w:r>
-        <w:rPr>
-          <w:rFonts w:asciiTheme="minorEastAsia" w:hAnsiTheme="minorEastAsia" w:cs="굴림"/>
-          <w:color w:val="000000"/>
-          <w:kern w:val="0"/>
-          <w:szCs w:val="20"/>
-        </w:rPr>
-        <w:t xml:space="preserve">String[] </w:t>
-      </w:r>
-      <w:proofErr w:type="spellStart"/>
-      <w:proofErr w:type="gramStart"/>
-      <w:r>
-        <w:rPr>
-          <w:rFonts w:asciiTheme="minorEastAsia" w:hAnsiTheme="minorEastAsia" w:cs="굴림"/>
-          <w:color w:val="000000"/>
-          <w:kern w:val="0"/>
-          <w:szCs w:val="20"/>
-        </w:rPr>
-        <w:t>args</w:t>
-      </w:r>
-      <w:proofErr w:type="spellEnd"/>
-      <w:r>
-        <w:rPr>
-          <w:rFonts w:asciiTheme="minorEastAsia" w:hAnsiTheme="minorEastAsia" w:cs="굴림"/>
-          <w:color w:val="000000"/>
-          <w:kern w:val="0"/>
-          <w:szCs w:val="20"/>
-        </w:rPr>
-        <w:t>) {</w:t>
-      </w:r>
-      <w:proofErr w:type="gramEnd"/>
-    </w:p>
-    <w:p>
-      <w:pPr>
-        <w:tabs>
-          <w:tab w:val="left" w:pos="400"/>
-        </w:tabs>
-        <w:wordWrap/>
-        <w:spacing w:after="0" w:line="240" w:lineRule="auto"/>
-        <w:ind w:left="400"/>
-        <w:jc w:val="left"/>
-        <w:textAlignment w:val="baseline"/>
-        <w:rPr>
-          <w:rFonts w:asciiTheme="minorEastAsia" w:hAnsiTheme="minorEastAsia" w:cs="굴림"/>
-          <w:color w:val="000000"/>
-          <w:kern w:val="0"/>
-          <w:szCs w:val="20"/>
-        </w:rPr>
-      </w:pPr>
-      <w:r>
-        <w:rPr>
-          <w:rFonts w:asciiTheme="minorEastAsia" w:hAnsiTheme="minorEastAsia" w:cs="굴림"/>
-          <w:color w:val="000000"/>
-          <w:kern w:val="0"/>
-          <w:szCs w:val="20"/>
-        </w:rPr>
-        <w:tab/>
-      </w:r>
-      <w:r>
-        <w:rPr>
-          <w:rFonts w:asciiTheme="minorEastAsia" w:hAnsiTheme="minorEastAsia" w:cs="굴림"/>
-          <w:color w:val="000000"/>
-          <w:kern w:val="0"/>
-          <w:szCs w:val="20"/>
-        </w:rPr>
-        <w:tab/>
-        <w:t xml:space="preserve">A </w:t>
-      </w:r>
-      <w:proofErr w:type="spellStart"/>
-      <w:proofErr w:type="gramStart"/>
-      <w:r>
-        <w:rPr>
-          <w:rFonts w:asciiTheme="minorEastAsia" w:hAnsiTheme="minorEastAsia" w:cs="굴림"/>
-          <w:color w:val="000000"/>
-          <w:kern w:val="0"/>
-          <w:szCs w:val="20"/>
-        </w:rPr>
-        <w:t>a</w:t>
-      </w:r>
-      <w:proofErr w:type="spellEnd"/>
-      <w:r>
-        <w:rPr>
-          <w:rFonts w:asciiTheme="minorEastAsia" w:hAnsiTheme="minorEastAsia" w:cs="굴림"/>
-          <w:color w:val="000000"/>
-          <w:kern w:val="0"/>
-          <w:szCs w:val="20"/>
-        </w:rPr>
-        <w:t xml:space="preserve"> =</w:t>
-      </w:r>
-      <w:proofErr w:type="gramEnd"/>
-      <w:r>
-        <w:rPr>
-          <w:rFonts w:asciiTheme="minorEastAsia" w:hAnsiTheme="minorEastAsia" w:cs="굴림"/>
-          <w:color w:val="000000"/>
-          <w:kern w:val="0"/>
-          <w:szCs w:val="20"/>
-        </w:rPr>
-        <w:t xml:space="preserve"> new </w:t>
-      </w:r>
-      <w:proofErr w:type="gramStart"/>
-      <w:r>
-        <w:rPr>
-          <w:rFonts w:asciiTheme="minorEastAsia" w:hAnsiTheme="minorEastAsia" w:cs="굴림"/>
-          <w:color w:val="000000"/>
-          <w:kern w:val="0"/>
-          <w:szCs w:val="20"/>
-        </w:rPr>
-        <w:t>A(</w:t>
-      </w:r>
-      <w:proofErr w:type="gramEnd"/>
-      <w:r>
-        <w:rPr>
-          <w:rFonts w:asciiTheme="minorEastAsia" w:hAnsiTheme="minorEastAsia" w:cs="굴림"/>
-          <w:color w:val="000000"/>
-          <w:kern w:val="0"/>
-          <w:szCs w:val="20"/>
-        </w:rPr>
-        <w:t>);</w:t>
-      </w:r>
-    </w:p>
-    <w:p>
-      <w:pPr>
-        <w:tabs>
-          <w:tab w:val="left" w:pos="400"/>
-        </w:tabs>
-        <w:wordWrap/>
-        <w:spacing w:after="0" w:line="240" w:lineRule="auto"/>
-        <w:ind w:left="400"/>
-        <w:jc w:val="left"/>
-        <w:textAlignment w:val="baseline"/>
-        <w:rPr>
-          <w:rFonts w:asciiTheme="minorEastAsia" w:hAnsiTheme="minorEastAsia" w:cs="굴림"/>
-          <w:color w:val="000000"/>
-          <w:kern w:val="0"/>
-          <w:szCs w:val="20"/>
-        </w:rPr>
-      </w:pPr>
-      <w:r>
-        <w:rPr>
-          <w:rFonts w:asciiTheme="minorEastAsia" w:hAnsiTheme="minorEastAsia" w:cs="굴림"/>
-          <w:color w:val="000000"/>
-          <w:kern w:val="0"/>
-          <w:szCs w:val="20"/>
-        </w:rPr>
-        <w:tab/>
-      </w:r>
-      <w:r>
-        <w:rPr>
-          <w:rFonts w:asciiTheme="minorEastAsia" w:hAnsiTheme="minorEastAsia" w:cs="굴림"/>
-          <w:color w:val="000000"/>
-          <w:kern w:val="0"/>
-          <w:szCs w:val="20"/>
-        </w:rPr>
-        <w:tab/>
-        <w:t xml:space="preserve">B </w:t>
-      </w:r>
-      <w:proofErr w:type="spellStart"/>
-      <w:r>
-        <w:rPr>
-          <w:rFonts w:asciiTheme="minorEastAsia" w:hAnsiTheme="minorEastAsia" w:cs="굴림"/>
-          <w:color w:val="000000"/>
-          <w:kern w:val="0"/>
-          <w:szCs w:val="20"/>
-        </w:rPr>
-        <w:t>b</w:t>
-      </w:r>
-      <w:proofErr w:type="spellEnd"/>
-      <w:r>
-        <w:rPr>
-          <w:rFonts w:asciiTheme="minorEastAsia" w:hAnsiTheme="minorEastAsia" w:cs="굴림"/>
-          <w:color w:val="000000"/>
-          <w:kern w:val="0"/>
-          <w:szCs w:val="20"/>
-        </w:rPr>
-        <w:t xml:space="preserve"> = new </w:t>
-      </w:r>
-      <w:proofErr w:type="gramStart"/>
-      <w:r>
-        <w:rPr>
-          <w:rFonts w:asciiTheme="minorEastAsia" w:hAnsiTheme="minorEastAsia" w:cs="굴림"/>
-          <w:color w:val="000000"/>
-          <w:kern w:val="0"/>
-          <w:szCs w:val="20"/>
-        </w:rPr>
-        <w:t>B(</w:t>
-      </w:r>
-      <w:proofErr w:type="gramEnd"/>
-      <w:r>
-        <w:rPr>
-          <w:rFonts w:asciiTheme="minorEastAsia" w:hAnsiTheme="minorEastAsia" w:cs="굴림"/>
-          <w:color w:val="000000"/>
-          <w:kern w:val="0"/>
-          <w:szCs w:val="20"/>
-        </w:rPr>
-        <w:t>);</w:t>
-      </w:r>
-    </w:p>
-    <w:p>
-      <w:pPr>
-        <w:tabs>
-          <w:tab w:val="left" w:pos="400"/>
-        </w:tabs>
-        <w:wordWrap/>
-        <w:spacing w:after="0" w:line="240" w:lineRule="auto"/>
-        <w:ind w:left="400"/>
-        <w:jc w:val="left"/>
-        <w:textAlignment w:val="baseline"/>
-        <w:rPr>
-          <w:rFonts w:asciiTheme="minorEastAsia" w:hAnsiTheme="minorEastAsia" w:cs="굴림"/>
-          <w:color w:val="000000"/>
-          <w:kern w:val="0"/>
-          <w:szCs w:val="20"/>
-        </w:rPr>
-      </w:pPr>
-      <w:r>
-        <w:rPr>
-          <w:rFonts w:asciiTheme="minorEastAsia" w:hAnsiTheme="minorEastAsia" w:cs="굴림"/>
-          <w:color w:val="000000"/>
-          <w:kern w:val="0"/>
-          <w:szCs w:val="20"/>
-        </w:rPr>
-        <w:tab/>
-      </w:r>
-      <w:r>
-        <w:rPr>
-          <w:rFonts w:asciiTheme="minorEastAsia" w:hAnsiTheme="minorEastAsia" w:cs="굴림"/>
-          <w:color w:val="000000"/>
-          <w:kern w:val="0"/>
-          <w:szCs w:val="20"/>
-        </w:rPr>
-        <w:tab/>
-        <w:t xml:space="preserve">A ab = new </w:t>
-      </w:r>
-      <w:proofErr w:type="gramStart"/>
-      <w:r>
-        <w:rPr>
-          <w:rFonts w:asciiTheme="minorEastAsia" w:hAnsiTheme="minorEastAsia" w:cs="굴림"/>
-          <w:color w:val="000000"/>
-          <w:kern w:val="0"/>
-          <w:szCs w:val="20"/>
-        </w:rPr>
-        <w:t>B(</w:t>
-      </w:r>
-      <w:proofErr w:type="gramEnd"/>
-      <w:r>
-        <w:rPr>
-          <w:rFonts w:asciiTheme="minorEastAsia" w:hAnsiTheme="minorEastAsia" w:cs="굴림"/>
-          <w:color w:val="000000"/>
-          <w:kern w:val="0"/>
-          <w:szCs w:val="20"/>
-        </w:rPr>
-        <w:t>);</w:t>
-      </w:r>
-    </w:p>
-    <w:p>
-      <w:pPr>
-        <w:tabs>
-          <w:tab w:val="left" w:pos="400"/>
-        </w:tabs>
-        <w:wordWrap/>
-        <w:spacing w:after="0" w:line="240" w:lineRule="auto"/>
-        <w:ind w:left="400"/>
-        <w:jc w:val="left"/>
-        <w:textAlignment w:val="baseline"/>
-        <w:rPr>
-          <w:rFonts w:asciiTheme="minorEastAsia" w:hAnsiTheme="minorEastAsia" w:cs="굴림"/>
-          <w:color w:val="000000"/>
-          <w:kern w:val="0"/>
-          <w:szCs w:val="20"/>
-        </w:rPr>
-      </w:pPr>
-      <w:r>
-        <w:rPr>
-          <w:rFonts w:asciiTheme="minorEastAsia" w:hAnsiTheme="minorEastAsia" w:cs="굴림"/>
-          <w:color w:val="000000"/>
-          <w:kern w:val="0"/>
-          <w:szCs w:val="20"/>
-        </w:rPr>
-        <w:tab/>
-      </w:r>
-      <w:r>
-        <w:rPr>
-          <w:rFonts w:asciiTheme="minorEastAsia" w:hAnsiTheme="minorEastAsia" w:cs="굴림"/>
-          <w:color w:val="000000"/>
-          <w:kern w:val="0"/>
-          <w:szCs w:val="20"/>
-        </w:rPr>
-        <w:tab/>
-      </w:r>
-    </w:p>
-    <w:p>
-      <w:pPr>
-        <w:tabs>
-          <w:tab w:val="left" w:pos="400"/>
-        </w:tabs>
-        <w:wordWrap/>
-        <w:spacing w:after="0" w:line="240" w:lineRule="auto"/>
-        <w:ind w:left="400"/>
-        <w:jc w:val="left"/>
-        <w:textAlignment w:val="baseline"/>
-        <w:rPr>
-          <w:rFonts w:asciiTheme="minorEastAsia" w:hAnsiTheme="minorEastAsia" w:cs="굴림"/>
-          <w:color w:val="000000"/>
-          <w:kern w:val="0"/>
-          <w:szCs w:val="20"/>
-        </w:rPr>
-      </w:pPr>
-      <w:r>
-        <w:rPr>
-          <w:rFonts w:asciiTheme="minorEastAsia" w:hAnsiTheme="minorEastAsia" w:cs="굴림"/>
-          <w:color w:val="000000"/>
-          <w:kern w:val="0"/>
-          <w:szCs w:val="20"/>
-        </w:rPr>
-        <w:tab/>
-      </w:r>
-      <w:r>
-        <w:rPr>
-          <w:rFonts w:asciiTheme="minorEastAsia" w:hAnsiTheme="minorEastAsia" w:cs="굴림"/>
-          <w:color w:val="000000"/>
-          <w:kern w:val="0"/>
-          <w:szCs w:val="20"/>
-        </w:rPr>
-        <w:tab/>
-      </w:r>
-      <w:proofErr w:type="spellStart"/>
-      <w:r>
-        <w:rPr>
-          <w:rFonts w:asciiTheme="minorEastAsia" w:hAnsiTheme="minorEastAsia" w:cs="굴림"/>
-          <w:color w:val="000000"/>
-          <w:kern w:val="0"/>
-          <w:szCs w:val="20"/>
-        </w:rPr>
-        <w:t>System.out.println</w:t>
-      </w:r>
-      <w:proofErr w:type="spellEnd"/>
-      <w:r>
-        <w:rPr>
-          <w:rFonts w:asciiTheme="minorEastAsia" w:hAnsiTheme="minorEastAsia" w:cs="굴림"/>
-          <w:color w:val="000000"/>
-          <w:kern w:val="0"/>
-          <w:szCs w:val="20"/>
-        </w:rPr>
-        <w:t>("</w:t>
-      </w:r>
-      <w:proofErr w:type="spellStart"/>
-      <w:r>
-        <w:rPr>
-          <w:rFonts w:asciiTheme="minorEastAsia" w:hAnsiTheme="minorEastAsia" w:cs="굴림"/>
-          <w:color w:val="000000"/>
-          <w:kern w:val="0"/>
-          <w:szCs w:val="20"/>
-        </w:rPr>
-        <w:t>a.val</w:t>
-      </w:r>
-      <w:proofErr w:type="spellEnd"/>
-      <w:r>
-        <w:rPr>
-          <w:rFonts w:asciiTheme="minorEastAsia" w:hAnsiTheme="minorEastAsia" w:cs="굴림"/>
-          <w:color w:val="000000"/>
-          <w:kern w:val="0"/>
-          <w:szCs w:val="20"/>
-        </w:rPr>
-        <w:t xml:space="preserve"> = " + </w:t>
-      </w:r>
-      <w:proofErr w:type="spellStart"/>
-      <w:r>
-        <w:rPr>
-          <w:rFonts w:asciiTheme="minorEastAsia" w:hAnsiTheme="minorEastAsia" w:cs="굴림"/>
-          <w:color w:val="000000"/>
-          <w:kern w:val="0"/>
-          <w:szCs w:val="20"/>
-        </w:rPr>
-        <w:t>a.val</w:t>
-      </w:r>
-      <w:proofErr w:type="spellEnd"/>
-      <w:proofErr w:type="gramStart"/>
-      <w:r>
-        <w:rPr>
-          <w:rFonts w:asciiTheme="minorEastAsia" w:hAnsiTheme="minorEastAsia" w:cs="굴림"/>
-          <w:color w:val="000000"/>
-          <w:kern w:val="0"/>
-          <w:szCs w:val="20"/>
-        </w:rPr>
-        <w:t>);</w:t>
-      </w:r>
-      <w:proofErr w:type="gramEnd"/>
-    </w:p>
-    <w:p>
-      <w:pPr>
-        <w:tabs>
-          <w:tab w:val="left" w:pos="400"/>
-        </w:tabs>
-        <w:wordWrap/>
-        <w:spacing w:after="0" w:line="240" w:lineRule="auto"/>
-        <w:ind w:left="400"/>
-        <w:jc w:val="left"/>
-        <w:textAlignment w:val="baseline"/>
-        <w:rPr>
-          <w:rFonts w:asciiTheme="minorEastAsia" w:hAnsiTheme="minorEastAsia" w:cs="굴림"/>
-          <w:color w:val="000000"/>
-          <w:kern w:val="0"/>
-          <w:szCs w:val="20"/>
-        </w:rPr>
-      </w:pPr>
-      <w:r>
-        <w:rPr>
-          <w:rFonts w:asciiTheme="minorEastAsia" w:hAnsiTheme="minorEastAsia" w:cs="굴림"/>
-          <w:color w:val="000000"/>
-          <w:kern w:val="0"/>
-          <w:szCs w:val="20"/>
-        </w:rPr>
-        <w:tab/>
-      </w:r>
-      <w:r>
-        <w:rPr>
-          <w:rFonts w:asciiTheme="minorEastAsia" w:hAnsiTheme="minorEastAsia" w:cs="굴림"/>
-          <w:color w:val="000000"/>
-          <w:kern w:val="0"/>
-          <w:szCs w:val="20"/>
-        </w:rPr>
-        <w:tab/>
-      </w:r>
-      <w:proofErr w:type="spellStart"/>
-      <w:r>
-        <w:rPr>
-          <w:rFonts w:asciiTheme="minorEastAsia" w:hAnsiTheme="minorEastAsia" w:cs="굴림"/>
-          <w:color w:val="000000"/>
-          <w:kern w:val="0"/>
-          <w:szCs w:val="20"/>
-        </w:rPr>
-        <w:t>System.out.println</w:t>
-      </w:r>
-      <w:proofErr w:type="spellEnd"/>
-      <w:r>
-        <w:rPr>
-          <w:rFonts w:asciiTheme="minorEastAsia" w:hAnsiTheme="minorEastAsia" w:cs="굴림"/>
-          <w:color w:val="000000"/>
-          <w:kern w:val="0"/>
-          <w:szCs w:val="20"/>
-        </w:rPr>
-        <w:t>("</w:t>
-      </w:r>
-      <w:proofErr w:type="spellStart"/>
-      <w:r>
-        <w:rPr>
-          <w:rFonts w:asciiTheme="minorEastAsia" w:hAnsiTheme="minorEastAsia" w:cs="굴림"/>
-          <w:color w:val="000000"/>
-          <w:kern w:val="0"/>
-          <w:szCs w:val="20"/>
-        </w:rPr>
-        <w:t>b.val</w:t>
-      </w:r>
-      <w:proofErr w:type="spellEnd"/>
-      <w:r>
-        <w:rPr>
-          <w:rFonts w:asciiTheme="minorEastAsia" w:hAnsiTheme="minorEastAsia" w:cs="굴림"/>
-          <w:color w:val="000000"/>
-          <w:kern w:val="0"/>
-          <w:szCs w:val="20"/>
-        </w:rPr>
-        <w:t xml:space="preserve"> = " + </w:t>
-      </w:r>
-      <w:proofErr w:type="spellStart"/>
-      <w:r>
-        <w:rPr>
-          <w:rFonts w:asciiTheme="minorEastAsia" w:hAnsiTheme="minorEastAsia" w:cs="굴림"/>
-          <w:color w:val="000000"/>
-          <w:kern w:val="0"/>
-          <w:szCs w:val="20"/>
-        </w:rPr>
-        <w:t>b.val</w:t>
-      </w:r>
-      <w:proofErr w:type="spellEnd"/>
-      <w:proofErr w:type="gramStart"/>
-      <w:r>
-        <w:rPr>
-          <w:rFonts w:asciiTheme="minorEastAsia" w:hAnsiTheme="minorEastAsia" w:cs="굴림"/>
-          <w:color w:val="000000"/>
-          <w:kern w:val="0"/>
-          <w:szCs w:val="20"/>
-        </w:rPr>
-        <w:t>);</w:t>
-      </w:r>
-      <w:proofErr w:type="gramEnd"/>
-    </w:p>
-    <w:p>
-      <w:pPr>
-        <w:tabs>
-          <w:tab w:val="left" w:pos="400"/>
-        </w:tabs>
-        <w:wordWrap/>
-        <w:spacing w:after="0" w:line="240" w:lineRule="auto"/>
-        <w:ind w:left="400"/>
-        <w:jc w:val="left"/>
-        <w:textAlignment w:val="baseline"/>
-        <w:rPr>
-          <w:rFonts w:asciiTheme="minorEastAsia" w:hAnsiTheme="minorEastAsia" w:cs="굴림"/>
-          <w:color w:val="000000"/>
-          <w:kern w:val="0"/>
-          <w:szCs w:val="20"/>
-        </w:rPr>
-      </w:pPr>
-      <w:r>
-        <w:rPr>
-          <w:rFonts w:asciiTheme="minorEastAsia" w:hAnsiTheme="minorEastAsia" w:cs="굴림"/>
-          <w:color w:val="000000"/>
-          <w:kern w:val="0"/>
-          <w:szCs w:val="20"/>
-        </w:rPr>
-        <w:tab/>
-      </w:r>
-      <w:r>
-        <w:rPr>
-          <w:rFonts w:asciiTheme="minorEastAsia" w:hAnsiTheme="minorEastAsia" w:cs="굴림"/>
-          <w:color w:val="000000"/>
-          <w:kern w:val="0"/>
-          <w:szCs w:val="20"/>
-        </w:rPr>
-        <w:tab/>
-      </w:r>
-      <w:proofErr w:type="spellStart"/>
-      <w:r>
-        <w:rPr>
-          <w:rFonts w:asciiTheme="minorEastAsia" w:hAnsiTheme="minorEastAsia" w:cs="굴림"/>
-          <w:color w:val="000000"/>
-          <w:kern w:val="0"/>
-          <w:szCs w:val="20"/>
-        </w:rPr>
-        <w:t>System.out.println</w:t>
-      </w:r>
-      <w:proofErr w:type="spellEnd"/>
-      <w:r>
-        <w:rPr>
-          <w:rFonts w:asciiTheme="minorEastAsia" w:hAnsiTheme="minorEastAsia" w:cs="굴림"/>
-          <w:color w:val="000000"/>
-          <w:kern w:val="0"/>
-          <w:szCs w:val="20"/>
-        </w:rPr>
-        <w:t>("</w:t>
-      </w:r>
-      <w:proofErr w:type="spellStart"/>
-      <w:r>
-        <w:rPr>
-          <w:rFonts w:asciiTheme="minorEastAsia" w:hAnsiTheme="minorEastAsia" w:cs="굴림"/>
-          <w:color w:val="000000"/>
-          <w:kern w:val="0"/>
-          <w:szCs w:val="20"/>
-        </w:rPr>
-        <w:t>ab.val</w:t>
-      </w:r>
-      <w:proofErr w:type="spellEnd"/>
-      <w:r>
-        <w:rPr>
-          <w:rFonts w:asciiTheme="minorEastAsia" w:hAnsiTheme="minorEastAsia" w:cs="굴림"/>
-          <w:color w:val="000000"/>
-          <w:kern w:val="0"/>
-          <w:szCs w:val="20"/>
-        </w:rPr>
-        <w:t xml:space="preserve"> = " + </w:t>
-      </w:r>
-      <w:proofErr w:type="spellStart"/>
-      <w:r>
-        <w:rPr>
-          <w:rFonts w:asciiTheme="minorEastAsia" w:hAnsiTheme="minorEastAsia" w:cs="굴림"/>
-          <w:color w:val="000000"/>
-          <w:kern w:val="0"/>
-          <w:szCs w:val="20"/>
-        </w:rPr>
-        <w:t>ab.val</w:t>
-      </w:r>
-      <w:proofErr w:type="spellEnd"/>
-      <w:proofErr w:type="gramStart"/>
-      <w:r>
-        <w:rPr>
-          <w:rFonts w:asciiTheme="minorEastAsia" w:hAnsiTheme="minorEastAsia" w:cs="굴림"/>
-          <w:color w:val="000000"/>
-          <w:kern w:val="0"/>
-          <w:szCs w:val="20"/>
-        </w:rPr>
-        <w:t>);</w:t>
-      </w:r>
-      <w:proofErr w:type="gramEnd"/>
-    </w:p>
-    <w:p>
-      <w:pPr>
-        <w:tabs>
-          <w:tab w:val="left" w:pos="400"/>
-        </w:tabs>
-        <w:wordWrap/>
-        <w:spacing w:after="0" w:line="240" w:lineRule="auto"/>
-        <w:ind w:left="400"/>
-        <w:jc w:val="left"/>
-        <w:textAlignment w:val="baseline"/>
-        <w:rPr>
-          <w:rFonts w:asciiTheme="minorEastAsia" w:hAnsiTheme="minorEastAsia" w:cs="굴림"/>
-          <w:color w:val="000000"/>
-          <w:kern w:val="0"/>
-          <w:szCs w:val="20"/>
-        </w:rPr>
-      </w:pPr>
-    </w:p>
-    <w:p>
-      <w:pPr>
-        <w:tabs>
-          <w:tab w:val="left" w:pos="400"/>
-        </w:tabs>
-        <w:wordWrap/>
-        <w:spacing w:after="0" w:line="240" w:lineRule="auto"/>
-        <w:ind w:left="400"/>
-        <w:jc w:val="left"/>
-        <w:textAlignment w:val="baseline"/>
-        <w:rPr>
-          <w:rFonts w:asciiTheme="minorEastAsia" w:hAnsiTheme="minorEastAsia" w:cs="굴림"/>
-          <w:color w:val="000000"/>
-          <w:kern w:val="0"/>
-          <w:szCs w:val="20"/>
-        </w:rPr>
-      </w:pPr>
-      <w:r>
-        <w:rPr>
-          <w:rFonts w:asciiTheme="minorEastAsia" w:hAnsiTheme="minorEastAsia" w:cs="굴림"/>
-          <w:color w:val="000000"/>
-          <w:kern w:val="0"/>
-          <w:szCs w:val="20"/>
-        </w:rPr>
-        <w:tab/>
-      </w:r>
-      <w:r>
-        <w:rPr>
-          <w:rFonts w:asciiTheme="minorEastAsia" w:hAnsiTheme="minorEastAsia" w:cs="굴림"/>
-          <w:color w:val="000000"/>
-          <w:kern w:val="0"/>
-          <w:szCs w:val="20"/>
-        </w:rPr>
-        <w:tab/>
-      </w:r>
-      <w:proofErr w:type="spellStart"/>
-      <w:r>
-        <w:rPr>
-          <w:rFonts w:asciiTheme="minorEastAsia" w:hAnsiTheme="minorEastAsia" w:cs="굴림"/>
-          <w:color w:val="000000"/>
-          <w:kern w:val="0"/>
-          <w:szCs w:val="20"/>
-        </w:rPr>
-        <w:t>System.out.print</w:t>
-      </w:r>
-      <w:proofErr w:type="spellEnd"/>
-      <w:r>
-        <w:rPr>
-          <w:rFonts w:asciiTheme="minorEastAsia" w:hAnsiTheme="minorEastAsia" w:cs="굴림"/>
-          <w:color w:val="000000"/>
-          <w:kern w:val="0"/>
-          <w:szCs w:val="20"/>
-        </w:rPr>
-        <w:t xml:space="preserve">("\n </w:t>
-      </w:r>
-      <w:proofErr w:type="spellStart"/>
-      <w:r>
-        <w:rPr>
-          <w:rFonts w:asciiTheme="minorEastAsia" w:hAnsiTheme="minorEastAsia" w:cs="굴림"/>
-          <w:color w:val="000000"/>
-          <w:kern w:val="0"/>
-          <w:szCs w:val="20"/>
-        </w:rPr>
-        <w:t>a.f</w:t>
-      </w:r>
-      <w:proofErr w:type="spellEnd"/>
-      <w:r>
-        <w:rPr>
-          <w:rFonts w:asciiTheme="minorEastAsia" w:hAnsiTheme="minorEastAsia" w:cs="굴림"/>
-          <w:color w:val="000000"/>
-          <w:kern w:val="0"/>
-          <w:szCs w:val="20"/>
-        </w:rPr>
-        <w:t xml:space="preserve">(a)="); </w:t>
-      </w:r>
-      <w:proofErr w:type="spellStart"/>
-      <w:r>
-        <w:rPr>
-          <w:rFonts w:asciiTheme="minorEastAsia" w:hAnsiTheme="minorEastAsia" w:cs="굴림"/>
-          <w:color w:val="000000"/>
-          <w:kern w:val="0"/>
-          <w:szCs w:val="20"/>
-        </w:rPr>
-        <w:t>a.f</w:t>
-      </w:r>
-      <w:proofErr w:type="spellEnd"/>
-      <w:r>
-        <w:rPr>
-          <w:rFonts w:asciiTheme="minorEastAsia" w:hAnsiTheme="minorEastAsia" w:cs="굴림"/>
-          <w:color w:val="000000"/>
-          <w:kern w:val="0"/>
-          <w:szCs w:val="20"/>
-        </w:rPr>
-        <w:t>(a</w:t>
-      </w:r>
-      <w:proofErr w:type="gramStart"/>
-      <w:r>
-        <w:rPr>
-          <w:rFonts w:asciiTheme="minorEastAsia" w:hAnsiTheme="minorEastAsia" w:cs="굴림"/>
-          <w:color w:val="000000"/>
-          <w:kern w:val="0"/>
-          <w:szCs w:val="20"/>
-        </w:rPr>
-        <w:t>);</w:t>
-      </w:r>
-      <w:proofErr w:type="gramEnd"/>
-    </w:p>
-    <w:p>
-      <w:pPr>
-        <w:tabs>
-          <w:tab w:val="left" w:pos="400"/>
-        </w:tabs>
-        <w:wordWrap/>
-        <w:spacing w:after="0" w:line="240" w:lineRule="auto"/>
-        <w:ind w:left="400"/>
-        <w:jc w:val="left"/>
-        <w:textAlignment w:val="baseline"/>
-        <w:rPr>
-          <w:rFonts w:asciiTheme="minorEastAsia" w:hAnsiTheme="minorEastAsia" w:cs="굴림"/>
-          <w:color w:val="000000"/>
-          <w:kern w:val="0"/>
-          <w:szCs w:val="20"/>
-        </w:rPr>
-      </w:pPr>
-      <w:r>
-        <w:rPr>
-          <w:rFonts w:asciiTheme="minorEastAsia" w:hAnsiTheme="minorEastAsia" w:cs="굴림"/>
-          <w:color w:val="000000"/>
-          <w:kern w:val="0"/>
-          <w:szCs w:val="20"/>
-        </w:rPr>
-        <w:tab/>
-      </w:r>
-      <w:r>
-        <w:rPr>
-          <w:rFonts w:asciiTheme="minorEastAsia" w:hAnsiTheme="minorEastAsia" w:cs="굴림"/>
-          <w:color w:val="000000"/>
-          <w:kern w:val="0"/>
-          <w:szCs w:val="20"/>
-        </w:rPr>
-        <w:tab/>
-      </w:r>
-      <w:proofErr w:type="spellStart"/>
-      <w:r>
-        <w:rPr>
-          <w:rFonts w:asciiTheme="minorEastAsia" w:hAnsiTheme="minorEastAsia" w:cs="굴림"/>
-          <w:color w:val="000000"/>
-          <w:kern w:val="0"/>
-          <w:szCs w:val="20"/>
-        </w:rPr>
-        <w:t>System.out.print</w:t>
-      </w:r>
-      <w:proofErr w:type="spellEnd"/>
-      <w:r>
-        <w:rPr>
-          <w:rFonts w:asciiTheme="minorEastAsia" w:hAnsiTheme="minorEastAsia" w:cs="굴림"/>
-          <w:color w:val="000000"/>
-          <w:kern w:val="0"/>
-          <w:szCs w:val="20"/>
-        </w:rPr>
-        <w:t xml:space="preserve">("\n </w:t>
-      </w:r>
-      <w:proofErr w:type="spellStart"/>
-      <w:r>
-        <w:rPr>
-          <w:rFonts w:asciiTheme="minorEastAsia" w:hAnsiTheme="minorEastAsia" w:cs="굴림"/>
-          <w:color w:val="000000"/>
-          <w:kern w:val="0"/>
-          <w:szCs w:val="20"/>
-        </w:rPr>
-        <w:t>a.f</w:t>
-      </w:r>
-      <w:proofErr w:type="spellEnd"/>
-      <w:r>
-        <w:rPr>
-          <w:rFonts w:asciiTheme="minorEastAsia" w:hAnsiTheme="minorEastAsia" w:cs="굴림"/>
-          <w:color w:val="000000"/>
-          <w:kern w:val="0"/>
-          <w:szCs w:val="20"/>
-        </w:rPr>
-        <w:t xml:space="preserve">(b)="); </w:t>
-      </w:r>
-      <w:proofErr w:type="spellStart"/>
-      <w:r>
-        <w:rPr>
-          <w:rFonts w:asciiTheme="minorEastAsia" w:hAnsiTheme="minorEastAsia" w:cs="굴림"/>
-          <w:color w:val="000000"/>
-          <w:kern w:val="0"/>
-          <w:szCs w:val="20"/>
-        </w:rPr>
-        <w:t>a.f</w:t>
-      </w:r>
-      <w:proofErr w:type="spellEnd"/>
-      <w:r>
-        <w:rPr>
-          <w:rFonts w:asciiTheme="minorEastAsia" w:hAnsiTheme="minorEastAsia" w:cs="굴림"/>
-          <w:color w:val="000000"/>
-          <w:kern w:val="0"/>
-          <w:szCs w:val="20"/>
-        </w:rPr>
-        <w:t>(b</w:t>
-      </w:r>
-      <w:proofErr w:type="gramStart"/>
-      <w:r>
-        <w:rPr>
-          <w:rFonts w:asciiTheme="minorEastAsia" w:hAnsiTheme="minorEastAsia" w:cs="굴림"/>
-          <w:color w:val="000000"/>
-          <w:kern w:val="0"/>
-          <w:szCs w:val="20"/>
-        </w:rPr>
-        <w:t>);</w:t>
-      </w:r>
-      <w:proofErr w:type="gramEnd"/>
-    </w:p>
-    <w:p>
-      <w:pPr>
-        <w:tabs>
-          <w:tab w:val="left" w:pos="400"/>
-        </w:tabs>
-        <w:wordWrap/>
-        <w:spacing w:after="0" w:line="240" w:lineRule="auto"/>
-        <w:ind w:left="400"/>
-        <w:jc w:val="left"/>
-        <w:textAlignment w:val="baseline"/>
-        <w:rPr>
-          <w:rFonts w:asciiTheme="minorEastAsia" w:hAnsiTheme="minorEastAsia" w:cs="굴림"/>
-          <w:color w:val="000000"/>
-          <w:kern w:val="0"/>
-          <w:szCs w:val="20"/>
-        </w:rPr>
-      </w:pPr>
-    </w:p>
-    <w:p>
-      <w:pPr>
-        <w:tabs>
-          <w:tab w:val="left" w:pos="400"/>
-        </w:tabs>
-        <w:wordWrap/>
-        <w:spacing w:after="0" w:line="240" w:lineRule="auto"/>
-        <w:ind w:left="400"/>
-        <w:jc w:val="left"/>
-        <w:textAlignment w:val="baseline"/>
-        <w:rPr>
-          <w:rFonts w:asciiTheme="minorEastAsia" w:hAnsiTheme="minorEastAsia" w:cs="굴림"/>
-          <w:color w:val="000000"/>
-          <w:kern w:val="0"/>
-          <w:szCs w:val="20"/>
-        </w:rPr>
-      </w:pPr>
-      <w:r>
-        <w:rPr>
-          <w:rFonts w:asciiTheme="minorEastAsia" w:hAnsiTheme="minorEastAsia" w:cs="굴림"/>
-          <w:color w:val="000000"/>
-          <w:kern w:val="0"/>
-          <w:szCs w:val="20"/>
-        </w:rPr>
-        <w:tab/>
-      </w:r>
-      <w:r>
-        <w:rPr>
-          <w:rFonts w:asciiTheme="minorEastAsia" w:hAnsiTheme="minorEastAsia" w:cs="굴림"/>
-          <w:color w:val="000000"/>
-          <w:kern w:val="0"/>
-          <w:szCs w:val="20"/>
-        </w:rPr>
-        <w:tab/>
-      </w:r>
-      <w:proofErr w:type="spellStart"/>
-      <w:r>
-        <w:rPr>
-          <w:rFonts w:asciiTheme="minorEastAsia" w:hAnsiTheme="minorEastAsia" w:cs="굴림"/>
-          <w:color w:val="000000"/>
-          <w:kern w:val="0"/>
-          <w:szCs w:val="20"/>
-        </w:rPr>
-        <w:t>System.out.print</w:t>
-      </w:r>
-      <w:proofErr w:type="spellEnd"/>
-      <w:r>
-        <w:rPr>
-          <w:rFonts w:asciiTheme="minorEastAsia" w:hAnsiTheme="minorEastAsia" w:cs="굴림"/>
-          <w:color w:val="000000"/>
-          <w:kern w:val="0"/>
-          <w:szCs w:val="20"/>
-        </w:rPr>
-        <w:t xml:space="preserve">("\n </w:t>
-      </w:r>
-      <w:proofErr w:type="spellStart"/>
-      <w:r>
-        <w:rPr>
-          <w:rFonts w:asciiTheme="minorEastAsia" w:hAnsiTheme="minorEastAsia" w:cs="굴림"/>
-          <w:color w:val="000000"/>
-          <w:kern w:val="0"/>
-          <w:szCs w:val="20"/>
-        </w:rPr>
-        <w:t>b.f</w:t>
-      </w:r>
-      <w:proofErr w:type="spellEnd"/>
-      <w:r>
-        <w:rPr>
-          <w:rFonts w:asciiTheme="minorEastAsia" w:hAnsiTheme="minorEastAsia" w:cs="굴림"/>
-          <w:color w:val="000000"/>
-          <w:kern w:val="0"/>
-          <w:szCs w:val="20"/>
-        </w:rPr>
-        <w:t xml:space="preserve">(a)="); </w:t>
-      </w:r>
-      <w:proofErr w:type="spellStart"/>
-      <w:r>
-        <w:rPr>
-          <w:rFonts w:asciiTheme="minorEastAsia" w:hAnsiTheme="minorEastAsia" w:cs="굴림"/>
-          <w:color w:val="000000"/>
-          <w:kern w:val="0"/>
-          <w:szCs w:val="20"/>
-        </w:rPr>
-        <w:t>b.f</w:t>
-      </w:r>
-      <w:proofErr w:type="spellEnd"/>
-      <w:r>
-        <w:rPr>
-          <w:rFonts w:asciiTheme="minorEastAsia" w:hAnsiTheme="minorEastAsia" w:cs="굴림"/>
-          <w:color w:val="000000"/>
-          <w:kern w:val="0"/>
-          <w:szCs w:val="20"/>
-        </w:rPr>
-        <w:t>(a</w:t>
-      </w:r>
-      <w:proofErr w:type="gramStart"/>
-      <w:r>
-        <w:rPr>
-          <w:rFonts w:asciiTheme="minorEastAsia" w:hAnsiTheme="minorEastAsia" w:cs="굴림"/>
-          <w:color w:val="000000"/>
-          <w:kern w:val="0"/>
-          <w:szCs w:val="20"/>
-        </w:rPr>
-        <w:t>);</w:t>
-      </w:r>
-      <w:proofErr w:type="gramEnd"/>
-    </w:p>
-    <w:p>
-      <w:pPr>
-        <w:tabs>
-          <w:tab w:val="left" w:pos="400"/>
-        </w:tabs>
-        <w:wordWrap/>
-        <w:spacing w:after="0" w:line="240" w:lineRule="auto"/>
-        <w:ind w:left="400"/>
-        <w:jc w:val="left"/>
-        <w:textAlignment w:val="baseline"/>
-        <w:rPr>
-          <w:rFonts w:asciiTheme="minorEastAsia" w:hAnsiTheme="minorEastAsia" w:cs="굴림"/>
-          <w:color w:val="000000"/>
-          <w:kern w:val="0"/>
-          <w:szCs w:val="20"/>
-        </w:rPr>
-      </w:pPr>
-      <w:r>
-        <w:rPr>
-          <w:rFonts w:asciiTheme="minorEastAsia" w:hAnsiTheme="minorEastAsia" w:cs="굴림"/>
-          <w:color w:val="000000"/>
-          <w:kern w:val="0"/>
-          <w:szCs w:val="20"/>
-        </w:rPr>
-        <w:tab/>
-      </w:r>
-      <w:r>
-        <w:rPr>
-          <w:rFonts w:asciiTheme="minorEastAsia" w:hAnsiTheme="minorEastAsia" w:cs="굴림"/>
-          <w:color w:val="000000"/>
-          <w:kern w:val="0"/>
-          <w:szCs w:val="20"/>
-        </w:rPr>
-        <w:tab/>
-      </w:r>
-      <w:proofErr w:type="spellStart"/>
-      <w:r>
-        <w:rPr>
-          <w:rFonts w:asciiTheme="minorEastAsia" w:hAnsiTheme="minorEastAsia" w:cs="굴림"/>
-          <w:color w:val="000000"/>
-          <w:kern w:val="0"/>
-          <w:szCs w:val="20"/>
-        </w:rPr>
-        <w:t>System.out.print</w:t>
-      </w:r>
-      <w:proofErr w:type="spellEnd"/>
-      <w:r>
-        <w:rPr>
-          <w:rFonts w:asciiTheme="minorEastAsia" w:hAnsiTheme="minorEastAsia" w:cs="굴림"/>
-          <w:color w:val="000000"/>
-          <w:kern w:val="0"/>
-          <w:szCs w:val="20"/>
-        </w:rPr>
-        <w:t xml:space="preserve">("\n </w:t>
-      </w:r>
-      <w:proofErr w:type="spellStart"/>
-      <w:r>
-        <w:rPr>
-          <w:rFonts w:asciiTheme="minorEastAsia" w:hAnsiTheme="minorEastAsia" w:cs="굴림"/>
-          <w:color w:val="000000"/>
-          <w:kern w:val="0"/>
-          <w:szCs w:val="20"/>
-        </w:rPr>
-        <w:t>b.f</w:t>
-      </w:r>
-      <w:proofErr w:type="spellEnd"/>
-      <w:r>
-        <w:rPr>
-          <w:rFonts w:asciiTheme="minorEastAsia" w:hAnsiTheme="minorEastAsia" w:cs="굴림"/>
-          <w:color w:val="000000"/>
-          <w:kern w:val="0"/>
-          <w:szCs w:val="20"/>
-        </w:rPr>
-        <w:t xml:space="preserve">(b)="); </w:t>
-      </w:r>
-      <w:proofErr w:type="spellStart"/>
-      <w:r>
-        <w:rPr>
-          <w:rFonts w:asciiTheme="minorEastAsia" w:hAnsiTheme="minorEastAsia" w:cs="굴림"/>
-          <w:color w:val="000000"/>
-          <w:kern w:val="0"/>
-          <w:szCs w:val="20"/>
-        </w:rPr>
-        <w:t>b.f</w:t>
-      </w:r>
-      <w:proofErr w:type="spellEnd"/>
-      <w:r>
-        <w:rPr>
-          <w:rFonts w:asciiTheme="minorEastAsia" w:hAnsiTheme="minorEastAsia" w:cs="굴림"/>
-          <w:color w:val="000000"/>
-          <w:kern w:val="0"/>
-          <w:szCs w:val="20"/>
-        </w:rPr>
-        <w:t>(b</w:t>
-      </w:r>
-      <w:proofErr w:type="gramStart"/>
-      <w:r>
-        <w:rPr>
-          <w:rFonts w:asciiTheme="minorEastAsia" w:hAnsiTheme="minorEastAsia" w:cs="굴림"/>
-          <w:color w:val="000000"/>
-          <w:kern w:val="0"/>
-          <w:szCs w:val="20"/>
-        </w:rPr>
-        <w:t>);</w:t>
-      </w:r>
-      <w:proofErr w:type="gramEnd"/>
-      <w:r>
-        <w:rPr>
-          <w:rFonts w:asciiTheme="minorEastAsia" w:hAnsiTheme="minorEastAsia" w:cs="굴림"/>
-          <w:color w:val="000000"/>
-          <w:kern w:val="0"/>
-          <w:szCs w:val="20"/>
-        </w:rPr>
-        <w:t xml:space="preserve"> </w:t>
-      </w:r>
-    </w:p>
-    <w:p>
-      <w:pPr>
-        <w:tabs>
-          <w:tab w:val="left" w:pos="400"/>
-        </w:tabs>
-        <w:wordWrap/>
-        <w:spacing w:after="0" w:line="240" w:lineRule="auto"/>
-        <w:ind w:left="400"/>
-        <w:jc w:val="left"/>
-        <w:textAlignment w:val="baseline"/>
-        <w:rPr>
-          <w:rFonts w:asciiTheme="minorEastAsia" w:hAnsiTheme="minorEastAsia" w:cs="굴림"/>
-          <w:color w:val="000000"/>
-          <w:kern w:val="0"/>
-          <w:szCs w:val="20"/>
-        </w:rPr>
-      </w:pPr>
-    </w:p>
-    <w:p>
-      <w:pPr>
-        <w:tabs>
-          <w:tab w:val="left" w:pos="400"/>
-        </w:tabs>
-        <w:wordWrap/>
-        <w:spacing w:after="0" w:line="240" w:lineRule="auto"/>
-        <w:ind w:left="400"/>
-        <w:jc w:val="left"/>
-        <w:textAlignment w:val="baseline"/>
-        <w:rPr>
-          <w:rFonts w:asciiTheme="minorEastAsia" w:hAnsiTheme="minorEastAsia" w:cs="굴림"/>
-          <w:color w:val="000000"/>
-          <w:kern w:val="0"/>
-          <w:szCs w:val="20"/>
-        </w:rPr>
-      </w:pPr>
-      <w:r>
-        <w:rPr>
-          <w:rFonts w:asciiTheme="minorEastAsia" w:hAnsiTheme="minorEastAsia" w:cs="굴림"/>
-          <w:color w:val="000000"/>
-          <w:kern w:val="0"/>
-          <w:szCs w:val="20"/>
-        </w:rPr>
-        <w:tab/>
-      </w:r>
-      <w:r>
-        <w:rPr>
-          <w:rFonts w:asciiTheme="minorEastAsia" w:hAnsiTheme="minorEastAsia" w:cs="굴림"/>
-          <w:color w:val="000000"/>
-          <w:kern w:val="0"/>
-          <w:szCs w:val="20"/>
-        </w:rPr>
-        <w:tab/>
-      </w:r>
-      <w:proofErr w:type="spellStart"/>
-      <w:r>
-        <w:rPr>
-          <w:rFonts w:asciiTheme="minorEastAsia" w:hAnsiTheme="minorEastAsia" w:cs="굴림"/>
-          <w:color w:val="000000"/>
-          <w:kern w:val="0"/>
-          <w:szCs w:val="20"/>
-        </w:rPr>
-        <w:t>System.out.print</w:t>
-      </w:r>
-      <w:proofErr w:type="spellEnd"/>
-      <w:r>
-        <w:rPr>
-          <w:rFonts w:asciiTheme="minorEastAsia" w:hAnsiTheme="minorEastAsia" w:cs="굴림"/>
-          <w:color w:val="000000"/>
-          <w:kern w:val="0"/>
-          <w:szCs w:val="20"/>
-        </w:rPr>
-        <w:t xml:space="preserve">("\n </w:t>
-      </w:r>
-      <w:proofErr w:type="spellStart"/>
-      <w:r>
-        <w:rPr>
-          <w:rFonts w:asciiTheme="minorEastAsia" w:hAnsiTheme="minorEastAsia" w:cs="굴림"/>
-          <w:color w:val="000000"/>
-          <w:kern w:val="0"/>
-          <w:szCs w:val="20"/>
-        </w:rPr>
-        <w:t>a.f</w:t>
-      </w:r>
-      <w:proofErr w:type="spellEnd"/>
-      <w:r>
-        <w:rPr>
-          <w:rFonts w:asciiTheme="minorEastAsia" w:hAnsiTheme="minorEastAsia" w:cs="굴림"/>
-          <w:color w:val="000000"/>
-          <w:kern w:val="0"/>
-          <w:szCs w:val="20"/>
-        </w:rPr>
-        <w:t xml:space="preserve">(ab)="); </w:t>
-      </w:r>
-      <w:proofErr w:type="spellStart"/>
-      <w:r>
-        <w:rPr>
-          <w:rFonts w:asciiTheme="minorEastAsia" w:hAnsiTheme="minorEastAsia" w:cs="굴림"/>
-          <w:color w:val="000000"/>
-          <w:kern w:val="0"/>
-          <w:szCs w:val="20"/>
-        </w:rPr>
-        <w:t>a.f</w:t>
-      </w:r>
-      <w:proofErr w:type="spellEnd"/>
-      <w:r>
-        <w:rPr>
-          <w:rFonts w:asciiTheme="minorEastAsia" w:hAnsiTheme="minorEastAsia" w:cs="굴림"/>
-          <w:color w:val="000000"/>
-          <w:kern w:val="0"/>
-          <w:szCs w:val="20"/>
-        </w:rPr>
-        <w:t>(ab</w:t>
-      </w:r>
-      <w:proofErr w:type="gramStart"/>
-      <w:r>
-        <w:rPr>
-          <w:rFonts w:asciiTheme="minorEastAsia" w:hAnsiTheme="minorEastAsia" w:cs="굴림"/>
-          <w:color w:val="000000"/>
-          <w:kern w:val="0"/>
-          <w:szCs w:val="20"/>
-        </w:rPr>
-        <w:t>);</w:t>
-      </w:r>
-      <w:proofErr w:type="gramEnd"/>
-      <w:r>
-        <w:rPr>
-          <w:rFonts w:asciiTheme="minorEastAsia" w:hAnsiTheme="minorEastAsia" w:cs="굴림"/>
-          <w:color w:val="000000"/>
-          <w:kern w:val="0"/>
-          <w:szCs w:val="20"/>
-        </w:rPr>
-        <w:t xml:space="preserve"> </w:t>
-      </w:r>
-    </w:p>
-    <w:p>
-      <w:pPr>
-        <w:tabs>
-          <w:tab w:val="left" w:pos="400"/>
-        </w:tabs>
-        <w:wordWrap/>
-        <w:spacing w:after="0" w:line="240" w:lineRule="auto"/>
-        <w:ind w:left="400"/>
-        <w:jc w:val="left"/>
-        <w:textAlignment w:val="baseline"/>
-        <w:rPr>
-          <w:rFonts w:asciiTheme="minorEastAsia" w:hAnsiTheme="minorEastAsia" w:cs="굴림"/>
-          <w:color w:val="000000"/>
-          <w:kern w:val="0"/>
-          <w:szCs w:val="20"/>
-        </w:rPr>
-      </w:pPr>
-      <w:r>
-        <w:rPr>
-          <w:rFonts w:asciiTheme="minorEastAsia" w:hAnsiTheme="minorEastAsia" w:cs="굴림"/>
-          <w:color w:val="000000"/>
-          <w:kern w:val="0"/>
-          <w:szCs w:val="20"/>
-        </w:rPr>
-        <w:tab/>
-      </w:r>
-      <w:r>
-        <w:rPr>
-          <w:rFonts w:asciiTheme="minorEastAsia" w:hAnsiTheme="minorEastAsia" w:cs="굴림"/>
-          <w:color w:val="000000"/>
-          <w:kern w:val="0"/>
-          <w:szCs w:val="20"/>
-        </w:rPr>
-        <w:tab/>
-      </w:r>
-      <w:proofErr w:type="spellStart"/>
-      <w:r>
-        <w:rPr>
-          <w:rFonts w:asciiTheme="minorEastAsia" w:hAnsiTheme="minorEastAsia" w:cs="굴림"/>
-          <w:color w:val="000000"/>
-          <w:kern w:val="0"/>
-          <w:szCs w:val="20"/>
-        </w:rPr>
-        <w:t>System.out.print</w:t>
-      </w:r>
-      <w:proofErr w:type="spellEnd"/>
-      <w:r>
-        <w:rPr>
-          <w:rFonts w:asciiTheme="minorEastAsia" w:hAnsiTheme="minorEastAsia" w:cs="굴림"/>
-          <w:color w:val="000000"/>
-          <w:kern w:val="0"/>
-          <w:szCs w:val="20"/>
-        </w:rPr>
-        <w:t xml:space="preserve">("\n </w:t>
-      </w:r>
-      <w:proofErr w:type="spellStart"/>
-      <w:r>
-        <w:rPr>
-          <w:rFonts w:asciiTheme="minorEastAsia" w:hAnsiTheme="minorEastAsia" w:cs="굴림"/>
-          <w:color w:val="000000"/>
-          <w:kern w:val="0"/>
-          <w:szCs w:val="20"/>
-        </w:rPr>
-        <w:t>b.f</w:t>
-      </w:r>
-      <w:proofErr w:type="spellEnd"/>
-      <w:r>
-        <w:rPr>
-          <w:rFonts w:asciiTheme="minorEastAsia" w:hAnsiTheme="minorEastAsia" w:cs="굴림"/>
-          <w:color w:val="000000"/>
-          <w:kern w:val="0"/>
-          <w:szCs w:val="20"/>
-        </w:rPr>
-        <w:t xml:space="preserve">(ab)="); </w:t>
-      </w:r>
-      <w:proofErr w:type="spellStart"/>
-      <w:r>
-        <w:rPr>
-          <w:rFonts w:asciiTheme="minorEastAsia" w:hAnsiTheme="minorEastAsia" w:cs="굴림"/>
-          <w:color w:val="000000"/>
-          <w:kern w:val="0"/>
-          <w:szCs w:val="20"/>
-        </w:rPr>
-        <w:t>b.f</w:t>
-      </w:r>
-      <w:proofErr w:type="spellEnd"/>
-      <w:r>
-        <w:rPr>
-          <w:rFonts w:asciiTheme="minorEastAsia" w:hAnsiTheme="minorEastAsia" w:cs="굴림"/>
-          <w:color w:val="000000"/>
-          <w:kern w:val="0"/>
-          <w:szCs w:val="20"/>
-        </w:rPr>
-        <w:t>(ab</w:t>
-      </w:r>
-      <w:proofErr w:type="gramStart"/>
-      <w:r>
-        <w:rPr>
-          <w:rFonts w:asciiTheme="minorEastAsia" w:hAnsiTheme="minorEastAsia" w:cs="굴림"/>
-          <w:color w:val="000000"/>
-          <w:kern w:val="0"/>
-          <w:szCs w:val="20"/>
-        </w:rPr>
-        <w:t>);</w:t>
-      </w:r>
-      <w:proofErr w:type="gramEnd"/>
-    </w:p>
-    <w:p>
-      <w:pPr>
-        <w:tabs>
-          <w:tab w:val="left" w:pos="400"/>
-        </w:tabs>
-        <w:wordWrap/>
-        <w:spacing w:after="0" w:line="240" w:lineRule="auto"/>
-        <w:ind w:left="400"/>
-        <w:jc w:val="left"/>
-        <w:textAlignment w:val="baseline"/>
-        <w:rPr>
-          <w:rFonts w:asciiTheme="minorEastAsia" w:hAnsiTheme="minorEastAsia" w:cs="굴림"/>
-          <w:color w:val="000000"/>
-          <w:kern w:val="0"/>
-          <w:szCs w:val="20"/>
-        </w:rPr>
-      </w:pPr>
-    </w:p>
-    <w:p>
-      <w:pPr>
-        <w:tabs>
-          <w:tab w:val="left" w:pos="400"/>
-        </w:tabs>
-        <w:wordWrap/>
-        <w:spacing w:after="0" w:line="240" w:lineRule="auto"/>
-        <w:ind w:left="400"/>
-        <w:jc w:val="left"/>
-        <w:textAlignment w:val="baseline"/>
-        <w:rPr>
-          <w:rFonts w:asciiTheme="minorEastAsia" w:hAnsiTheme="minorEastAsia" w:cs="굴림"/>
-          <w:color w:val="000000"/>
-          <w:kern w:val="0"/>
-          <w:szCs w:val="20"/>
-        </w:rPr>
-      </w:pPr>
-      <w:r>
-        <w:rPr>
-          <w:rFonts w:asciiTheme="minorEastAsia" w:hAnsiTheme="minorEastAsia" w:cs="굴림"/>
-          <w:color w:val="000000"/>
-          <w:kern w:val="0"/>
-          <w:szCs w:val="20"/>
-        </w:rPr>
-        <w:tab/>
-      </w:r>
-      <w:r>
-        <w:rPr>
-          <w:rFonts w:asciiTheme="minorEastAsia" w:hAnsiTheme="minorEastAsia" w:cs="굴림"/>
-          <w:color w:val="000000"/>
-          <w:kern w:val="0"/>
-          <w:szCs w:val="20"/>
-        </w:rPr>
-        <w:tab/>
-      </w:r>
-      <w:proofErr w:type="spellStart"/>
-      <w:r>
-        <w:rPr>
-          <w:rFonts w:asciiTheme="minorEastAsia" w:hAnsiTheme="minorEastAsia" w:cs="굴림"/>
-          <w:color w:val="000000"/>
-          <w:kern w:val="0"/>
-          <w:szCs w:val="20"/>
-        </w:rPr>
-        <w:t>System.out.print</w:t>
-      </w:r>
-      <w:proofErr w:type="spellEnd"/>
-      <w:r>
-        <w:rPr>
-          <w:rFonts w:asciiTheme="minorEastAsia" w:hAnsiTheme="minorEastAsia" w:cs="굴림"/>
-          <w:color w:val="000000"/>
-          <w:kern w:val="0"/>
-          <w:szCs w:val="20"/>
-        </w:rPr>
-        <w:t xml:space="preserve">("\n </w:t>
-      </w:r>
-      <w:proofErr w:type="spellStart"/>
-      <w:proofErr w:type="gramStart"/>
-      <w:r>
-        <w:rPr>
-          <w:rFonts w:asciiTheme="minorEastAsia" w:hAnsiTheme="minorEastAsia" w:cs="굴림"/>
-          <w:color w:val="000000"/>
-          <w:kern w:val="0"/>
-          <w:szCs w:val="20"/>
-        </w:rPr>
-        <w:t>ab.f</w:t>
-      </w:r>
-      <w:proofErr w:type="spellEnd"/>
-      <w:proofErr w:type="gramEnd"/>
-      <w:r>
-        <w:rPr>
-          <w:rFonts w:asciiTheme="minorEastAsia" w:hAnsiTheme="minorEastAsia" w:cs="굴림"/>
-          <w:color w:val="000000"/>
-          <w:kern w:val="0"/>
-          <w:szCs w:val="20"/>
-        </w:rPr>
-        <w:t xml:space="preserve">(a)="); </w:t>
-      </w:r>
-      <w:proofErr w:type="spellStart"/>
-      <w:r>
-        <w:rPr>
-          <w:rFonts w:asciiTheme="minorEastAsia" w:hAnsiTheme="minorEastAsia" w:cs="굴림"/>
-          <w:color w:val="000000"/>
-          <w:kern w:val="0"/>
-          <w:szCs w:val="20"/>
-        </w:rPr>
-        <w:t>ab.f</w:t>
-      </w:r>
-      <w:proofErr w:type="spellEnd"/>
-      <w:r>
-        <w:rPr>
-          <w:rFonts w:asciiTheme="minorEastAsia" w:hAnsiTheme="minorEastAsia" w:cs="굴림"/>
-          <w:color w:val="000000"/>
-          <w:kern w:val="0"/>
-          <w:szCs w:val="20"/>
-        </w:rPr>
-        <w:t xml:space="preserve">(a); </w:t>
-      </w:r>
-    </w:p>
-    <w:p>
-      <w:pPr>
-        <w:tabs>
-          <w:tab w:val="left" w:pos="400"/>
-        </w:tabs>
-        <w:wordWrap/>
-        <w:spacing w:after="0" w:line="240" w:lineRule="auto"/>
-        <w:ind w:left="400"/>
-        <w:jc w:val="left"/>
-        <w:textAlignment w:val="baseline"/>
-        <w:rPr>
-          <w:rFonts w:asciiTheme="minorEastAsia" w:hAnsiTheme="minorEastAsia" w:cs="굴림"/>
-          <w:color w:val="000000"/>
-          <w:kern w:val="0"/>
-          <w:szCs w:val="20"/>
-        </w:rPr>
-      </w:pPr>
-      <w:r>
-        <w:rPr>
-          <w:rFonts w:asciiTheme="minorEastAsia" w:hAnsiTheme="minorEastAsia" w:cs="굴림"/>
-          <w:color w:val="000000"/>
-          <w:kern w:val="0"/>
-          <w:szCs w:val="20"/>
-        </w:rPr>
-        <w:tab/>
-      </w:r>
-      <w:r>
-        <w:rPr>
-          <w:rFonts w:asciiTheme="minorEastAsia" w:hAnsiTheme="minorEastAsia" w:cs="굴림"/>
-          <w:color w:val="000000"/>
-          <w:kern w:val="0"/>
-          <w:szCs w:val="20"/>
-        </w:rPr>
-        <w:tab/>
-      </w:r>
-      <w:proofErr w:type="spellStart"/>
-      <w:r>
-        <w:rPr>
-          <w:rFonts w:asciiTheme="minorEastAsia" w:hAnsiTheme="minorEastAsia" w:cs="굴림"/>
-          <w:color w:val="000000"/>
-          <w:kern w:val="0"/>
-          <w:szCs w:val="20"/>
-        </w:rPr>
-        <w:t>System.out.print</w:t>
-      </w:r>
-      <w:proofErr w:type="spellEnd"/>
-      <w:r>
-        <w:rPr>
-          <w:rFonts w:asciiTheme="minorEastAsia" w:hAnsiTheme="minorEastAsia" w:cs="굴림"/>
-          <w:color w:val="000000"/>
-          <w:kern w:val="0"/>
-          <w:szCs w:val="20"/>
-        </w:rPr>
-        <w:t xml:space="preserve">("\n </w:t>
-      </w:r>
-      <w:proofErr w:type="spellStart"/>
-      <w:proofErr w:type="gramStart"/>
-      <w:r>
-        <w:rPr>
-          <w:rFonts w:asciiTheme="minorEastAsia" w:hAnsiTheme="minorEastAsia" w:cs="굴림"/>
-          <w:color w:val="000000"/>
-          <w:kern w:val="0"/>
-          <w:szCs w:val="20"/>
-        </w:rPr>
-        <w:t>ab.f</w:t>
-      </w:r>
-      <w:proofErr w:type="spellEnd"/>
-      <w:proofErr w:type="gramEnd"/>
-      <w:r>
-        <w:rPr>
-          <w:rFonts w:asciiTheme="minorEastAsia" w:hAnsiTheme="minorEastAsia" w:cs="굴림"/>
-          <w:color w:val="000000"/>
-          <w:kern w:val="0"/>
-          <w:szCs w:val="20"/>
-        </w:rPr>
-        <w:t xml:space="preserve">(b)="); </w:t>
-      </w:r>
-      <w:proofErr w:type="spellStart"/>
-      <w:r>
-        <w:rPr>
-          <w:rFonts w:asciiTheme="minorEastAsia" w:hAnsiTheme="minorEastAsia" w:cs="굴림"/>
-          <w:color w:val="000000"/>
-          <w:kern w:val="0"/>
-          <w:szCs w:val="20"/>
-        </w:rPr>
-        <w:t>ab.f</w:t>
-      </w:r>
-      <w:proofErr w:type="spellEnd"/>
-      <w:r>
-        <w:rPr>
-          <w:rFonts w:asciiTheme="minorEastAsia" w:hAnsiTheme="minorEastAsia" w:cs="굴림"/>
-          <w:color w:val="000000"/>
-          <w:kern w:val="0"/>
-          <w:szCs w:val="20"/>
-        </w:rPr>
-        <w:t>(b);</w:t>
-      </w:r>
-    </w:p>
-    <w:p>
-      <w:pPr>
-        <w:tabs>
-          <w:tab w:val="left" w:pos="400"/>
-        </w:tabs>
-        <w:wordWrap/>
-        <w:spacing w:after="0" w:line="240" w:lineRule="auto"/>
-        <w:ind w:left="400"/>
-        <w:jc w:val="left"/>
-        <w:textAlignment w:val="baseline"/>
-        <w:rPr>
-          <w:rFonts w:asciiTheme="minorEastAsia" w:hAnsiTheme="minorEastAsia" w:cs="굴림"/>
-          <w:color w:val="000000"/>
-          <w:kern w:val="0"/>
-          <w:szCs w:val="20"/>
-        </w:rPr>
-      </w:pPr>
-      <w:r>
-        <w:rPr>
-          <w:rFonts w:asciiTheme="minorEastAsia" w:hAnsiTheme="minorEastAsia" w:cs="굴림"/>
-          <w:color w:val="000000"/>
-          <w:kern w:val="0"/>
-          <w:szCs w:val="20"/>
-        </w:rPr>
-        <w:tab/>
-      </w:r>
-      <w:r>
-        <w:rPr>
-          <w:rFonts w:asciiTheme="minorEastAsia" w:hAnsiTheme="minorEastAsia" w:cs="굴림"/>
-          <w:color w:val="000000"/>
-          <w:kern w:val="0"/>
-          <w:szCs w:val="20"/>
-        </w:rPr>
-        <w:tab/>
-      </w:r>
-      <w:proofErr w:type="spellStart"/>
-      <w:r>
-        <w:rPr>
-          <w:rFonts w:asciiTheme="minorEastAsia" w:hAnsiTheme="minorEastAsia" w:cs="굴림"/>
-          <w:color w:val="000000"/>
-          <w:kern w:val="0"/>
-          <w:szCs w:val="20"/>
-        </w:rPr>
-        <w:t>System.out.print</w:t>
-      </w:r>
-      <w:proofErr w:type="spellEnd"/>
-      <w:r>
-        <w:rPr>
-          <w:rFonts w:asciiTheme="minorEastAsia" w:hAnsiTheme="minorEastAsia" w:cs="굴림"/>
-          <w:color w:val="000000"/>
-          <w:kern w:val="0"/>
-          <w:szCs w:val="20"/>
-        </w:rPr>
-        <w:t xml:space="preserve">("\n </w:t>
-      </w:r>
-      <w:proofErr w:type="spellStart"/>
-      <w:proofErr w:type="gramStart"/>
-      <w:r>
-        <w:rPr>
-          <w:rFonts w:asciiTheme="minorEastAsia" w:hAnsiTheme="minorEastAsia" w:cs="굴림"/>
-          <w:color w:val="000000"/>
-          <w:kern w:val="0"/>
-          <w:szCs w:val="20"/>
-        </w:rPr>
-        <w:t>ab.f</w:t>
-      </w:r>
-      <w:proofErr w:type="spellEnd"/>
-      <w:proofErr w:type="gramEnd"/>
-      <w:r>
-        <w:rPr>
-          <w:rFonts w:asciiTheme="minorEastAsia" w:hAnsiTheme="minorEastAsia" w:cs="굴림"/>
-          <w:color w:val="000000"/>
-          <w:kern w:val="0"/>
-          <w:szCs w:val="20"/>
-        </w:rPr>
-        <w:t xml:space="preserve">(ab)="); </w:t>
-      </w:r>
-      <w:proofErr w:type="spellStart"/>
-      <w:r>
-        <w:rPr>
-          <w:rFonts w:asciiTheme="minorEastAsia" w:hAnsiTheme="minorEastAsia" w:cs="굴림"/>
-          <w:color w:val="000000"/>
-          <w:kern w:val="0"/>
-          <w:szCs w:val="20"/>
-        </w:rPr>
-        <w:t>ab.f</w:t>
-      </w:r>
-      <w:proofErr w:type="spellEnd"/>
-      <w:r>
-        <w:rPr>
-          <w:rFonts w:asciiTheme="minorEastAsia" w:hAnsiTheme="minorEastAsia" w:cs="굴림"/>
-          <w:color w:val="000000"/>
-          <w:kern w:val="0"/>
-          <w:szCs w:val="20"/>
-        </w:rPr>
-        <w:t>(ab);</w:t>
-      </w:r>
-      <w:r>
-        <w:rPr>
-          <w:rFonts w:asciiTheme="minorEastAsia" w:hAnsiTheme="minorEastAsia" w:cs="굴림"/>
-          <w:color w:val="000000"/>
-          <w:kern w:val="0"/>
-          <w:szCs w:val="20"/>
-        </w:rPr>
-        <w:tab/>
-      </w:r>
-      <w:r>
-        <w:rPr>
-          <w:rFonts w:asciiTheme="minorEastAsia" w:hAnsiTheme="minorEastAsia" w:cs="굴림"/>
-          <w:color w:val="000000"/>
-          <w:kern w:val="0"/>
-          <w:szCs w:val="20"/>
-        </w:rPr>
-        <w:tab/>
-      </w:r>
-    </w:p>
-    <w:p>
-      <w:pPr>
-        <w:tabs>
-          <w:tab w:val="left" w:pos="400"/>
-        </w:tabs>
-        <w:wordWrap/>
-        <w:spacing w:after="0" w:line="240" w:lineRule="auto"/>
-        <w:ind w:left="400"/>
-        <w:jc w:val="left"/>
-        <w:textAlignment w:val="baseline"/>
-        <w:rPr>
-          <w:rFonts w:asciiTheme="minorEastAsia" w:hAnsiTheme="minorEastAsia" w:cs="굴림"/>
-          <w:color w:val="000000"/>
-          <w:kern w:val="0"/>
-          <w:szCs w:val="20"/>
-        </w:rPr>
-      </w:pPr>
-      <w:r>
-        <w:rPr>
-          <w:rFonts w:asciiTheme="minorEastAsia" w:hAnsiTheme="minorEastAsia" w:cs="굴림"/>
-          <w:color w:val="000000"/>
-          <w:kern w:val="0"/>
-          <w:szCs w:val="20"/>
-        </w:rPr>
-        <w:tab/>
-        <w:t>}</w:t>
-      </w:r>
-    </w:p>
-    <w:p>
-      <w:pPr>
-        <w:tabs>
-          <w:tab w:val="left" w:pos="400"/>
-        </w:tabs>
-        <w:wordWrap/>
-        <w:spacing w:after="0" w:line="240" w:lineRule="auto"/>
-        <w:ind w:left="400"/>
-        <w:jc w:val="left"/>
-        <w:textAlignment w:val="baseline"/>
-        <w:rPr>
-          <w:rFonts w:asciiTheme="minorEastAsia" w:hAnsiTheme="minorEastAsia" w:cs="굴림"/>
-          <w:color w:val="000000"/>
-          <w:kern w:val="0"/>
-          <w:szCs w:val="20"/>
-        </w:rPr>
-      </w:pPr>
-      <w:r>
-        <w:rPr>
-          <w:rFonts w:asciiTheme="minorEastAsia" w:hAnsiTheme="minorEastAsia" w:cs="굴림"/>
-          <w:color w:val="000000"/>
-          <w:kern w:val="0"/>
-          <w:szCs w:val="20"/>
-        </w:rPr>
-        <w:t>}</w:t>
+        <w:drawing>
+          <wp:inline distT="0" distB="0" distL="0" distR="0" wp14:anchorId="396B27C8" wp14:editId="24940E18">
+            <wp:extent cx="1701800" cy="3632200"/>
+            <wp:effectExtent l="0" t="0" r="0" b="0"/>
+            <wp:docPr id="1126635424" name="그림 2" descr="텍스트, 폰트, 스크린샷, 타이포그래피이(가) 표시된 사진&#10;&#10;AI가 생성한 콘텐츠는 부정확할 수 있습니다."/>
+            <wp:cNvGraphicFramePr>
+              <a:graphicFrameLocks xmlns:a="http://schemas.openxmlformats.org/drawingml/2006/main" noChangeAspect="1"/>
+            </wp:cNvGraphicFramePr>
+            <a:graphic xmlns:a="http://schemas.openxmlformats.org/drawingml/2006/main">
+              <a:graphicData uri="http://schemas.openxmlformats.org/drawingml/2006/picture">
+                <pic:pic xmlns:pic="http://schemas.openxmlformats.org/drawingml/2006/picture">
+                  <pic:nvPicPr>
+                    <pic:cNvPr id="1126635424" name="그림 2" descr="텍스트, 폰트, 스크린샷, 타이포그래피이(가) 표시된 사진&#10;&#10;AI가 생성한 콘텐츠는 부정확할 수 있습니다."/>
+                    <pic:cNvPicPr/>
+                  </pic:nvPicPr>
+                  <pic:blipFill>
+                    <a:blip r:embed="rId12">
+                      <a:extLst>
+                        <a:ext uri="{28A0092B-C50C-407E-A947-70E740481C1C}">
+                          <a14:useLocalDpi xmlns:a14="http://schemas.microsoft.com/office/drawing/2010/main" val="0"/>
+                        </a:ext>
+                      </a:extLst>
+                    </a:blip>
+                    <a:stretch>
+                      <a:fillRect/>
+                    </a:stretch>
+                  </pic:blipFill>
+                  <pic:spPr>
+                    <a:xfrm>
+                      <a:off x="0" y="0"/>
+                      <a:ext cx="1701800" cy="3632200"/>
+                    </a:xfrm>
+                    <a:prstGeom prst="rect">
+                      <a:avLst/>
+                    </a:prstGeom>
+                  </pic:spPr>
+                </pic:pic>
+              </a:graphicData>
+            </a:graphic>
+          </wp:inline>
+        </w:drawing>
       </w:r>
     </w:p>
     <w:p>
@@ -9473,7 +6473,7 @@
                     </pic:cNvPicPr>
                   </pic:nvPicPr>
                   <pic:blipFill>
-                    <a:blip r:embed="rId10" cstate="print">
+                    <a:blip r:embed="rId13" cstate="print">
                       <a:extLst>
                         <a:ext uri="{28A0092B-C50C-407E-A947-70E740481C1C}">
                           <a14:useLocalDpi xmlns:a14="http://schemas.microsoft.com/office/drawing/2010/main" val="0"/>
@@ -9628,9 +6628,30 @@
           <w:kern w:val="0"/>
           <w:szCs w:val="20"/>
         </w:rPr>
-        <w:t>Point2D p=new Point3</w:t>
-      </w:r>
-      <w:proofErr w:type="gramStart"/>
+        <w:t>Point2D p=new Point3D();</w:t>
+      </w:r>
+    </w:p>
+    <w:p>
+      <w:pPr>
+        <w:spacing w:after="0" w:line="240" w:lineRule="auto"/>
+        <w:ind w:left="298" w:hanging="298"/>
+        <w:textAlignment w:val="baseline"/>
+        <w:rPr>
+          <w:rFonts w:asciiTheme="minorEastAsia" w:hAnsiTheme="minorEastAsia" w:cs="굴림"/>
+          <w:color w:val="000000"/>
+          <w:kern w:val="0"/>
+          <w:szCs w:val="20"/>
+        </w:rPr>
+      </w:pPr>
+      <w:r>
+        <w:rPr>
+          <w:rFonts w:asciiTheme="minorEastAsia" w:hAnsiTheme="minorEastAsia" w:cs="굴림"/>
+          <w:color w:val="000000"/>
+          <w:kern w:val="0"/>
+          <w:szCs w:val="20"/>
+        </w:rPr>
+        <w:t xml:space="preserve"> </w:t>
+      </w:r>
       <w:r>
         <w:rPr>
           <w:rFonts w:asciiTheme="minorEastAsia" w:hAnsiTheme="minorEastAsia" w:cs="굴림" w:hint="eastAsia"/>
@@ -9638,31 +6659,87 @@
           <w:kern w:val="0"/>
           <w:szCs w:val="20"/>
         </w:rPr>
-        <w:t>D(</w:t>
-      </w:r>
-      <w:proofErr w:type="gramEnd"/>
-      <w:r>
+        <w:t xml:space="preserve"> =&gt; 맞다.</w:t>
+      </w:r>
+    </w:p>
+    <w:p>
+      <w:pPr>
+        <w:spacing w:after="0" w:line="240" w:lineRule="auto"/>
+        <w:ind w:leftChars="50" w:left="100" w:firstLineChars="50" w:firstLine="100"/>
+        <w:textAlignment w:val="baseline"/>
         <w:rPr>
           <w:rFonts w:asciiTheme="minorEastAsia" w:hAnsiTheme="minorEastAsia" w:cs="굴림" w:hint="eastAsia"/>
           <w:color w:val="000000"/>
           <w:kern w:val="0"/>
           <w:szCs w:val="20"/>
         </w:rPr>
-        <w:t>);</w:t>
-      </w:r>
-    </w:p>
-    <w:p>
-      <w:pPr>
-        <w:spacing w:after="0" w:line="240" w:lineRule="auto"/>
-        <w:ind w:left="298" w:hanging="298"/>
-        <w:textAlignment w:val="baseline"/>
-        <w:rPr>
-          <w:rFonts w:asciiTheme="minorEastAsia" w:hAnsiTheme="minorEastAsia" w:cs="굴림"/>
-          <w:color w:val="000000"/>
-          <w:kern w:val="0"/>
-          <w:szCs w:val="20"/>
-        </w:rPr>
-      </w:pPr>
+      </w:pPr>
+      <w:r>
+        <w:rPr>
+          <w:rFonts w:asciiTheme="minorEastAsia" w:hAnsiTheme="minorEastAsia" w:cs="굴림" w:hint="eastAsia"/>
+          <w:color w:val="000000"/>
+          <w:kern w:val="0"/>
+          <w:szCs w:val="20"/>
+        </w:rPr>
+        <w:t>=&gt; 자식클래스의 객체는 부모 클래스로 참조할 수 있기 때문이다.</w:t>
+      </w:r>
+    </w:p>
+    <w:p>
+      <w:pPr>
+        <w:spacing w:after="0" w:line="240" w:lineRule="auto"/>
+        <w:textAlignment w:val="baseline"/>
+        <w:rPr>
+          <w:rFonts w:asciiTheme="minorEastAsia" w:hAnsiTheme="minorEastAsia" w:cs="굴림"/>
+          <w:color w:val="000000"/>
+          <w:kern w:val="0"/>
+          <w:szCs w:val="20"/>
+        </w:rPr>
+      </w:pPr>
+      <w:r>
+        <w:rPr>
+          <w:rFonts w:asciiTheme="minorEastAsia" w:hAnsiTheme="minorEastAsia" w:cs="굴림"/>
+          <w:color w:val="000000"/>
+          <w:kern w:val="0"/>
+          <w:szCs w:val="20"/>
+        </w:rPr>
+        <w:t xml:space="preserve">(2) </w:t>
+      </w:r>
+      <w:r>
+        <w:rPr>
+          <w:rFonts w:asciiTheme="minorEastAsia" w:hAnsiTheme="minorEastAsia" w:cs="굴림" w:hint="eastAsia"/>
+          <w:color w:val="000000"/>
+          <w:kern w:val="0"/>
+          <w:szCs w:val="20"/>
+        </w:rPr>
+        <w:t>다음과 같은 문장은 적법한가</w:t>
+      </w:r>
+      <w:r>
+        <w:rPr>
+          <w:rFonts w:asciiTheme="minorEastAsia" w:hAnsiTheme="minorEastAsia" w:cs="굴림"/>
+          <w:color w:val="000000"/>
+          <w:kern w:val="0"/>
+          <w:szCs w:val="20"/>
+        </w:rPr>
+        <w:t xml:space="preserve">? </w:t>
+      </w:r>
+      <w:r>
+        <w:rPr>
+          <w:rFonts w:asciiTheme="minorEastAsia" w:hAnsiTheme="minorEastAsia" w:cs="굴림" w:hint="eastAsia"/>
+          <w:color w:val="000000"/>
+          <w:kern w:val="0"/>
+          <w:szCs w:val="20"/>
+        </w:rPr>
+        <w:t xml:space="preserve">만약 적법하지 않다면 </w:t>
+      </w:r>
+      <w:r>
+        <w:rPr>
+          <w:rFonts w:asciiTheme="minorEastAsia" w:hAnsiTheme="minorEastAsia" w:cs="굴림" w:hint="eastAsia"/>
+          <w:color w:val="000000"/>
+          <w:kern w:val="0"/>
+          <w:szCs w:val="20"/>
+        </w:rPr>
+        <w:t>수정하시오</w:t>
+      </w:r>
       <w:r>
         <w:rPr>
           <w:rFonts w:asciiTheme="minorEastAsia" w:hAnsiTheme="minorEastAsia" w:cs="굴림"/>
@@ -9676,23 +6753,59 @@
     <w:p>
       <w:pPr>
         <w:spacing w:after="0" w:line="240" w:lineRule="auto"/>
-        <w:textAlignment w:val="baseline"/>
-        <w:rPr>
-          <w:rFonts w:asciiTheme="minorEastAsia" w:hAnsiTheme="minorEastAsia" w:cs="굴림"/>
-          <w:color w:val="000000"/>
-          <w:kern w:val="0"/>
-          <w:szCs w:val="20"/>
-        </w:rPr>
-      </w:pPr>
-      <w:r>
-        <w:rPr>
-          <w:rFonts w:asciiTheme="minorEastAsia" w:hAnsiTheme="minorEastAsia" w:cs="굴림"/>
-          <w:color w:val="000000"/>
-          <w:kern w:val="0"/>
-          <w:szCs w:val="20"/>
-        </w:rPr>
-        <w:t xml:space="preserve">(2) </w:t>
-      </w:r>
+        <w:ind w:leftChars="142" w:left="284"/>
+        <w:textAlignment w:val="baseline"/>
+        <w:rPr>
+          <w:rFonts w:asciiTheme="minorEastAsia" w:hAnsiTheme="minorEastAsia" w:cs="굴림"/>
+          <w:color w:val="000000"/>
+          <w:kern w:val="0"/>
+          <w:szCs w:val="20"/>
+        </w:rPr>
+      </w:pPr>
+      <w:r>
+        <w:rPr>
+          <w:rFonts w:asciiTheme="minorEastAsia" w:hAnsiTheme="minorEastAsia" w:cs="굴림"/>
+          <w:color w:val="000000"/>
+          <w:kern w:val="0"/>
+          <w:szCs w:val="20"/>
+        </w:rPr>
+        <w:t>p.setX(100);</w:t>
+      </w:r>
+    </w:p>
+    <w:p>
+      <w:pPr>
+        <w:spacing w:after="0" w:line="240" w:lineRule="auto"/>
+        <w:ind w:leftChars="142" w:left="284"/>
+        <w:textAlignment w:val="baseline"/>
+        <w:rPr>
+          <w:rFonts w:asciiTheme="minorEastAsia" w:hAnsiTheme="minorEastAsia" w:cs="굴림"/>
+          <w:color w:val="000000"/>
+          <w:kern w:val="0"/>
+          <w:szCs w:val="20"/>
+        </w:rPr>
+      </w:pPr>
+      <w:r>
+        <w:rPr>
+          <w:rFonts w:asciiTheme="minorEastAsia" w:hAnsiTheme="minorEastAsia" w:cs="굴림"/>
+          <w:color w:val="000000"/>
+          <w:kern w:val="0"/>
+          <w:szCs w:val="20"/>
+        </w:rPr>
+        <w:t>p.setZ(40);</w:t>
+      </w:r>
+    </w:p>
+    <w:p>
+      <w:pPr>
+        <w:spacing w:after="0" w:line="240" w:lineRule="auto"/>
+        <w:ind w:leftChars="142" w:left="284"/>
+        <w:textAlignment w:val="baseline"/>
+        <w:rPr>
+          <w:rFonts w:asciiTheme="minorEastAsia" w:hAnsiTheme="minorEastAsia" w:cs="굴림"/>
+          <w:color w:val="000000"/>
+          <w:kern w:val="0"/>
+          <w:szCs w:val="20"/>
+        </w:rPr>
+      </w:pPr>
       <w:r>
         <w:rPr>
           <w:rFonts w:asciiTheme="minorEastAsia" w:hAnsiTheme="minorEastAsia" w:cs="굴림" w:hint="eastAsia"/>
@@ -9700,6 +6813,98 @@
           <w:kern w:val="0"/>
           <w:szCs w:val="20"/>
         </w:rPr>
+        <w:t>=&gt; 틀렸다.</w:t>
+      </w:r>
+    </w:p>
+    <w:p>
+      <w:pPr>
+        <w:spacing w:after="0" w:line="240" w:lineRule="auto"/>
+        <w:ind w:leftChars="142" w:left="284"/>
+        <w:textAlignment w:val="baseline"/>
+        <w:rPr>
+          <w:rFonts w:asciiTheme="minorEastAsia" w:hAnsiTheme="minorEastAsia" w:cs="굴림"/>
+          <w:color w:val="000000"/>
+          <w:kern w:val="0"/>
+          <w:szCs w:val="20"/>
+        </w:rPr>
+      </w:pPr>
+      <w:r>
+        <w:rPr>
+          <w:rFonts w:asciiTheme="minorEastAsia" w:hAnsiTheme="minorEastAsia" w:cs="굴림" w:hint="eastAsia"/>
+          <w:color w:val="000000"/>
+          <w:kern w:val="0"/>
+          <w:szCs w:val="20"/>
+        </w:rPr>
+        <w:t xml:space="preserve">=&gt; </w:t>
+      </w:r>
+      <w:r>
+        <w:rPr>
+          <w:rFonts w:asciiTheme="minorEastAsia" w:hAnsiTheme="minorEastAsia" w:cs="굴림"/>
+          <w:color w:val="000000"/>
+          <w:kern w:val="0"/>
+          <w:szCs w:val="20"/>
+        </w:rPr>
+        <w:t>Point3D p3D = (Point3D) p; p3D.setZ(40);</w:t>
+      </w:r>
+    </w:p>
+    <w:p>
+      <w:pPr>
+        <w:spacing w:after="0" w:line="240" w:lineRule="auto"/>
+        <w:ind w:leftChars="142" w:left="284"/>
+        <w:textAlignment w:val="baseline"/>
+        <w:rPr>
+          <w:rFonts w:asciiTheme="minorEastAsia" w:hAnsiTheme="minorEastAsia" w:cs="굴림" w:hint="eastAsia"/>
+          <w:color w:val="000000"/>
+          <w:kern w:val="0"/>
+          <w:szCs w:val="20"/>
+        </w:rPr>
+      </w:pPr>
+      <w:r>
+        <w:rPr>
+          <w:rFonts w:asciiTheme="minorEastAsia" w:hAnsiTheme="minorEastAsia" w:cs="굴림"/>
+          <w:color w:val="000000"/>
+          <w:kern w:val="0"/>
+          <w:szCs w:val="20"/>
+        </w:rPr>
+        <w:t>=&gt;</w:t>
+      </w:r>
+      <w:r>
+        <w:rPr>
+          <w:rFonts w:asciiTheme="minorEastAsia" w:hAnsiTheme="minorEastAsia" w:cs="굴림" w:hint="eastAsia"/>
+          <w:color w:val="000000"/>
+          <w:kern w:val="0"/>
+          <w:szCs w:val="20"/>
+        </w:rPr>
+        <w:t xml:space="preserve"> 부모클래스가 자식 클래스를 접근하려면 형변환을 해야한다.</w:t>
+      </w:r>
+    </w:p>
+    <w:p>
+      <w:pPr>
+        <w:spacing w:after="0" w:line="240" w:lineRule="auto"/>
+        <w:textAlignment w:val="baseline"/>
+        <w:rPr>
+          <w:rFonts w:asciiTheme="minorEastAsia" w:hAnsiTheme="minorEastAsia" w:cs="굴림"/>
+          <w:color w:val="000000"/>
+          <w:kern w:val="0"/>
+          <w:szCs w:val="20"/>
+        </w:rPr>
+      </w:pPr>
+      <w:r>
+        <w:rPr>
+          <w:rFonts w:asciiTheme="minorEastAsia" w:hAnsiTheme="minorEastAsia" w:cs="굴림"/>
+          <w:color w:val="000000"/>
+          <w:kern w:val="0"/>
+          <w:szCs w:val="20"/>
+        </w:rPr>
+        <w:t xml:space="preserve">(3) </w:t>
+      </w:r>
+      <w:r>
+        <w:rPr>
+          <w:rFonts w:asciiTheme="minorEastAsia" w:hAnsiTheme="minorEastAsia" w:cs="굴림" w:hint="eastAsia"/>
+          <w:color w:val="000000"/>
+          <w:kern w:val="0"/>
+          <w:szCs w:val="20"/>
+        </w:rPr>
         <w:t>다음과 같은 문장은 적법한가</w:t>
       </w:r>
       <w:r>
@@ -9718,9 +6923,57 @@
           <w:kern w:val="0"/>
           <w:szCs w:val="20"/>
         </w:rPr>
-        <w:t xml:space="preserve">만약 적법하지 않다면 </w:t>
-      </w:r>
-      <w:proofErr w:type="spellStart"/>
+        <w:t>그 이유는 무엇인가</w:t>
+      </w:r>
+      <w:r>
+        <w:rPr>
+          <w:rFonts w:asciiTheme="minorEastAsia" w:hAnsiTheme="minorEastAsia" w:cs="굴림"/>
+          <w:color w:val="000000"/>
+          <w:kern w:val="0"/>
+          <w:szCs w:val="20"/>
+        </w:rPr>
+        <w:t>?</w:t>
+      </w:r>
+    </w:p>
+    <w:p>
+      <w:pPr>
+        <w:spacing w:after="0" w:line="240" w:lineRule="auto"/>
+        <w:ind w:firstLineChars="100" w:firstLine="200"/>
+        <w:textAlignment w:val="baseline"/>
+        <w:rPr>
+          <w:rFonts w:asciiTheme="minorEastAsia" w:hAnsiTheme="minorEastAsia" w:cs="굴림"/>
+          <w:color w:val="000000"/>
+          <w:kern w:val="0"/>
+          <w:szCs w:val="20"/>
+        </w:rPr>
+      </w:pPr>
+      <w:r>
+        <w:rPr>
+          <w:rFonts w:asciiTheme="minorEastAsia" w:hAnsiTheme="minorEastAsia" w:cs="굴림"/>
+          <w:color w:val="000000"/>
+          <w:kern w:val="0"/>
+          <w:szCs w:val="20"/>
+        </w:rPr>
+        <w:t>Point3D p = new Point2D();</w:t>
+      </w:r>
+    </w:p>
+    <w:p>
+      <w:pPr>
+        <w:pStyle w:val="a5"/>
+        <w:numPr>
+          <w:ilvl w:val="0"/>
+          <w:numId w:val="5"/>
+        </w:numPr>
+        <w:spacing w:after="0" w:line="240" w:lineRule="auto"/>
+        <w:ind w:leftChars="0"/>
+        <w:textAlignment w:val="baseline"/>
+        <w:rPr>
+          <w:rFonts w:asciiTheme="minorEastAsia" w:hAnsiTheme="minorEastAsia" w:cs="굴림"/>
+          <w:color w:val="000000"/>
+          <w:kern w:val="0"/>
+          <w:szCs w:val="20"/>
+        </w:rPr>
+      </w:pPr>
       <w:r>
         <w:rPr>
           <w:rFonts w:asciiTheme="minorEastAsia" w:hAnsiTheme="minorEastAsia" w:cs="굴림" w:hint="eastAsia"/>
@@ -9728,139 +6981,26 @@
           <w:kern w:val="0"/>
           <w:szCs w:val="20"/>
         </w:rPr>
-        <w:t>수정하시오</w:t>
-      </w:r>
-      <w:proofErr w:type="spellEnd"/>
-      <w:r>
-        <w:rPr>
-          <w:rFonts w:asciiTheme="minorEastAsia" w:hAnsiTheme="minorEastAsia" w:cs="굴림"/>
-          <w:color w:val="000000"/>
-          <w:kern w:val="0"/>
-          <w:szCs w:val="20"/>
-        </w:rPr>
-        <w:t xml:space="preserve"> </w:t>
-      </w:r>
-    </w:p>
-    <w:p>
-      <w:pPr>
-        <w:spacing w:after="0" w:line="240" w:lineRule="auto"/>
-        <w:ind w:leftChars="142" w:left="284"/>
-        <w:textAlignment w:val="baseline"/>
-        <w:rPr>
-          <w:rFonts w:asciiTheme="minorEastAsia" w:hAnsiTheme="minorEastAsia" w:cs="굴림"/>
-          <w:color w:val="000000"/>
-          <w:kern w:val="0"/>
-          <w:szCs w:val="20"/>
-        </w:rPr>
-      </w:pPr>
-      <w:proofErr w:type="spellStart"/>
-      <w:proofErr w:type="gramStart"/>
-      <w:r>
-        <w:rPr>
-          <w:rFonts w:asciiTheme="minorEastAsia" w:hAnsiTheme="minorEastAsia" w:cs="굴림"/>
-          <w:color w:val="000000"/>
-          <w:kern w:val="0"/>
-          <w:szCs w:val="20"/>
-        </w:rPr>
-        <w:t>p.setX</w:t>
-      </w:r>
-      <w:proofErr w:type="spellEnd"/>
-      <w:proofErr w:type="gramEnd"/>
-      <w:r>
-        <w:rPr>
-          <w:rFonts w:asciiTheme="minorEastAsia" w:hAnsiTheme="minorEastAsia" w:cs="굴림"/>
-          <w:color w:val="000000"/>
-          <w:kern w:val="0"/>
-          <w:szCs w:val="20"/>
-        </w:rPr>
-        <w:t>(100);</w:t>
-      </w:r>
-    </w:p>
-    <w:p>
-      <w:pPr>
-        <w:spacing w:after="0" w:line="240" w:lineRule="auto"/>
-        <w:ind w:leftChars="142" w:left="284"/>
-        <w:textAlignment w:val="baseline"/>
-        <w:rPr>
-          <w:rFonts w:asciiTheme="minorEastAsia" w:hAnsiTheme="minorEastAsia" w:cs="굴림"/>
-          <w:color w:val="000000"/>
-          <w:kern w:val="0"/>
-          <w:szCs w:val="20"/>
-        </w:rPr>
-      </w:pPr>
-      <w:proofErr w:type="spellStart"/>
-      <w:proofErr w:type="gramStart"/>
-      <w:r>
-        <w:rPr>
-          <w:rFonts w:asciiTheme="minorEastAsia" w:hAnsiTheme="minorEastAsia" w:cs="굴림"/>
-          <w:color w:val="000000"/>
-          <w:kern w:val="0"/>
-          <w:szCs w:val="20"/>
-        </w:rPr>
-        <w:t>p.setZ</w:t>
-      </w:r>
-      <w:proofErr w:type="spellEnd"/>
-      <w:proofErr w:type="gramEnd"/>
-      <w:r>
-        <w:rPr>
-          <w:rFonts w:asciiTheme="minorEastAsia" w:hAnsiTheme="minorEastAsia" w:cs="굴림"/>
-          <w:color w:val="000000"/>
-          <w:kern w:val="0"/>
-          <w:szCs w:val="20"/>
-        </w:rPr>
-        <w:t>(40);</w:t>
-      </w:r>
-    </w:p>
-    <w:p>
-      <w:pPr>
-        <w:spacing w:after="0" w:line="240" w:lineRule="auto"/>
-        <w:textAlignment w:val="baseline"/>
-        <w:rPr>
-          <w:rFonts w:asciiTheme="minorEastAsia" w:hAnsiTheme="minorEastAsia" w:cs="굴림"/>
-          <w:color w:val="C45911" w:themeColor="accent2" w:themeShade="BF"/>
-          <w:kern w:val="0"/>
-          <w:szCs w:val="20"/>
-        </w:rPr>
-      </w:pPr>
-    </w:p>
-    <w:p>
-      <w:pPr>
-        <w:spacing w:after="0" w:line="240" w:lineRule="auto"/>
-        <w:textAlignment w:val="baseline"/>
-        <w:rPr>
-          <w:rFonts w:asciiTheme="minorEastAsia" w:hAnsiTheme="minorEastAsia" w:cs="굴림"/>
-          <w:color w:val="000000"/>
-          <w:kern w:val="0"/>
-          <w:szCs w:val="20"/>
-        </w:rPr>
-      </w:pPr>
-      <w:r>
-        <w:rPr>
-          <w:rFonts w:asciiTheme="minorEastAsia" w:hAnsiTheme="minorEastAsia" w:cs="굴림"/>
-          <w:color w:val="000000"/>
-          <w:kern w:val="0"/>
-          <w:szCs w:val="20"/>
-        </w:rPr>
-        <w:t xml:space="preserve">(3) </w:t>
-      </w:r>
-      <w:r>
+        <w:t>틀렸다.</w:t>
+      </w:r>
+    </w:p>
+    <w:p>
+      <w:pPr>
+        <w:pStyle w:val="a5"/>
+        <w:numPr>
+          <w:ilvl w:val="0"/>
+          <w:numId w:val="5"/>
+        </w:numPr>
+        <w:spacing w:after="0" w:line="240" w:lineRule="auto"/>
+        <w:ind w:leftChars="0"/>
+        <w:textAlignment w:val="baseline"/>
         <w:rPr>
           <w:rFonts w:asciiTheme="minorEastAsia" w:hAnsiTheme="minorEastAsia" w:cs="굴림" w:hint="eastAsia"/>
           <w:color w:val="000000"/>
           <w:kern w:val="0"/>
           <w:szCs w:val="20"/>
         </w:rPr>
-        <w:t>다음과 같은 문장은 적법한가</w:t>
-      </w:r>
-      <w:r>
-        <w:rPr>
-          <w:rFonts w:asciiTheme="minorEastAsia" w:hAnsiTheme="minorEastAsia" w:cs="굴림"/>
-          <w:color w:val="000000"/>
-          <w:kern w:val="0"/>
-          <w:szCs w:val="20"/>
-        </w:rPr>
-        <w:t xml:space="preserve">? </w:t>
-      </w:r>
+      </w:pPr>
       <w:r>
         <w:rPr>
           <w:rFonts w:asciiTheme="minorEastAsia" w:hAnsiTheme="minorEastAsia" w:cs="굴림" w:hint="eastAsia"/>
@@ -9868,71 +7008,8 @@
           <w:kern w:val="0"/>
           <w:szCs w:val="20"/>
         </w:rPr>
-        <w:t>그 이유는 무엇인가</w:t>
-      </w:r>
-      <w:r>
-        <w:rPr>
-          <w:rFonts w:asciiTheme="minorEastAsia" w:hAnsiTheme="minorEastAsia" w:cs="굴림"/>
-          <w:color w:val="000000"/>
-          <w:kern w:val="0"/>
-          <w:szCs w:val="20"/>
-        </w:rPr>
-        <w:t>?</w:t>
-      </w:r>
-    </w:p>
-    <w:p>
-      <w:pPr>
-        <w:spacing w:after="0" w:line="240" w:lineRule="auto"/>
-        <w:ind w:firstLineChars="100" w:firstLine="200"/>
-        <w:textAlignment w:val="baseline"/>
-        <w:rPr>
-          <w:rFonts w:asciiTheme="minorEastAsia" w:hAnsiTheme="minorEastAsia" w:cs="굴림"/>
-          <w:color w:val="000000"/>
-          <w:kern w:val="0"/>
-          <w:szCs w:val="20"/>
-        </w:rPr>
-      </w:pPr>
-      <w:r>
-        <w:rPr>
-          <w:rFonts w:asciiTheme="minorEastAsia" w:hAnsiTheme="minorEastAsia" w:cs="굴림"/>
-          <w:color w:val="000000"/>
-          <w:kern w:val="0"/>
-          <w:szCs w:val="20"/>
-        </w:rPr>
-        <w:t>Point3D p = new Point2</w:t>
-      </w:r>
-      <w:proofErr w:type="gramStart"/>
-      <w:r>
-        <w:rPr>
-          <w:rFonts w:asciiTheme="minorEastAsia" w:hAnsiTheme="minorEastAsia" w:cs="굴림"/>
-          <w:color w:val="000000"/>
-          <w:kern w:val="0"/>
-          <w:szCs w:val="20"/>
-        </w:rPr>
-        <w:t>D(</w:t>
-      </w:r>
-      <w:proofErr w:type="gramEnd"/>
-      <w:r>
-        <w:rPr>
-          <w:rFonts w:asciiTheme="minorEastAsia" w:hAnsiTheme="minorEastAsia" w:cs="굴림"/>
-          <w:color w:val="000000"/>
-          <w:kern w:val="0"/>
-          <w:szCs w:val="20"/>
-        </w:rPr>
-        <w:t>);</w:t>
-      </w:r>
-    </w:p>
-    <w:p>
-      <w:pPr>
-        <w:spacing w:after="0" w:line="240" w:lineRule="auto"/>
-        <w:textAlignment w:val="baseline"/>
-        <w:rPr>
-          <w:rFonts w:asciiTheme="minorEastAsia" w:hAnsiTheme="minorEastAsia"/>
-          <w:b/>
-          <w:color w:val="000000" w:themeColor="text1"/>
-          <w:szCs w:val="20"/>
-        </w:rPr>
-      </w:pPr>
+        <w:t>자식 클래스는 부모 클래스로 객체를 생성할 수 있지만, 부모 클래스는 자식 클래스로 객체를 생성할 수 없기 때문이다.</w:t>
+      </w:r>
     </w:p>
     <w:sectPr>
       <w:pgSz w:w="11906" w:h="16838"/>
